--- a/lessons/9-7/downloads/9-7-notes.docx
+++ b/lessons/9-7/downloads/9-7-notes.docx
@@ -349,6 +349,232 @@
           <w:szCs w:val="19"/>
         </w:rPr>
         <w:t xml:space="preserve">..., -3, -2, -1, 0, 1, 2, 3, ...</w:t>
+      </w:r>
+    </w:p>
+    <w:p>
+      <w:pPr>
+        <w:pStyle w:val="Heading2"/>
+        <w:pBdr>
+          <w:left w:val="single" w:color="1FA6A2" w:sz="18" w:space="8"/>
+        </w:pBdr>
+        <w:spacing w:after="100" w:before="200"/>
+      </w:pPr>
+      <w:r>
+        <w:rPr>
+          <w:b/>
+          <w:bCs/>
+          <w:color w:val="1FA6A2"/>
+          <w:sz w:val="26"/>
+          <w:szCs w:val="26"/>
+        </w:rPr>
+        <w:t xml:space="preserve">Turn &amp; Talk — Discussion Points  (Level 1 support · Level 2)</w:t>
+      </w:r>
+    </w:p>
+    <w:p>
+      <w:pPr>
+        <w:spacing w:after="60"/>
+      </w:pPr>
+      <w:r>
+        <w:rPr>
+          <w:i/>
+          <w:iCs/>
+          <w:color w:val="5F6F80"/>
+          <w:sz w:val="19"/>
+          <w:szCs w:val="19"/>
+        </w:rPr>
+        <w:t xml:space="preserve">Talk with a partner. Use the Level 1 stems if you need help getting started; try the Level 2 question when you are ready for more.</w:t>
+      </w:r>
+    </w:p>
+    <w:p>
+      <w:pPr>
+        <w:spacing w:after="60"/>
+      </w:pPr>
+      <w:r>
+        <w:rPr>
+          <w:b/>
+          <w:bCs/>
+          <w:color w:val="12355B"/>
+          <w:sz w:val="21"/>
+          <w:szCs w:val="21"/>
+        </w:rPr>
+        <w:t xml:space="preserve">1. [Explore] </w:t>
+      </w:r>
+      <w:r>
+        <w:rPr>
+          <w:b/>
+          <w:bCs/>
+          <w:sz w:val="21"/>
+          <w:szCs w:val="21"/>
+        </w:rPr>
+        <w:t xml:space="preserve">What happens to a point's coordinates when you reflect it?</w:t>
+      </w:r>
+    </w:p>
+    <w:p>
+      <w:pPr>
+        <w:spacing w:after="60"/>
+      </w:pPr>
+      <w:r>
+        <w:rPr>
+          <w:sz w:val="21"/>
+          <w:szCs w:val="21"/>
+        </w:rPr>
+        <w:t xml:space="preserve">When I reflect across the ___ axis, ___ changes.</w:t>
+      </w:r>
+      <w:r>
+        <w:rPr>
+          <w:i/>
+          <w:iCs/>
+          <w:color w:val="5F6F80"/>
+          <w:sz w:val="19"/>
+          <w:szCs w:val="19"/>
+        </w:rPr>
+        <w:br/>
+        <w:t xml:space="preserve">
+Al reflejar sobre el eje ___, cambia ___.</w:t>
+      </w:r>
+    </w:p>
+    <w:p>
+      <w:pPr>
+        <w:spacing w:after="60"/>
+      </w:pPr>
+      <w:r>
+        <w:rPr>
+          <w:sz w:val="21"/>
+          <w:szCs w:val="21"/>
+        </w:rPr>
+        <w:t xml:space="preserve">The new point is ___.</w:t>
+      </w:r>
+      <w:r>
+        <w:rPr>
+          <w:i/>
+          <w:iCs/>
+          <w:color w:val="5F6F80"/>
+          <w:sz w:val="19"/>
+          <w:szCs w:val="19"/>
+        </w:rPr>
+        <w:br/>
+        <w:t xml:space="preserve">
+El punto nuevo es ___.</w:t>
+      </w:r>
+    </w:p>
+    <w:p>
+      <w:pPr>
+        <w:spacing w:after="60"/>
+      </w:pPr>
+      <w:r>
+        <w:rPr>
+          <w:sz w:val="21"/>
+          <w:szCs w:val="21"/>
+        </w:rPr>
+        <w:t xml:space="preserve">I see reflections in ___.</w:t>
+      </w:r>
+      <w:r>
+        <w:rPr>
+          <w:i/>
+          <w:iCs/>
+          <w:color w:val="5F6F80"/>
+          <w:sz w:val="19"/>
+          <w:szCs w:val="19"/>
+        </w:rPr>
+        <w:br/>
+        <w:t xml:space="preserve">
+Veo reflexiones en ___.</w:t>
+      </w:r>
+    </w:p>
+    <w:p>
+      <w:pPr>
+        <w:spacing w:after="60"/>
+      </w:pPr>
+      <w:r>
+        <w:rPr>
+          <w:b/>
+          <w:bCs/>
+          <w:color w:val="12355B"/>
+          <w:sz w:val="21"/>
+          <w:szCs w:val="21"/>
+        </w:rPr>
+        <w:t xml:space="preserve">2. [Connect] </w:t>
+      </w:r>
+      <w:r>
+        <w:rPr>
+          <w:b/>
+          <w:bCs/>
+          <w:sz w:val="21"/>
+          <w:szCs w:val="21"/>
+        </w:rPr>
+        <w:t xml:space="preserve">Where do you see reflections, like in mirrors or symmetric designs?</w:t>
+      </w:r>
+    </w:p>
+    <w:p>
+      <w:pPr>
+        <w:spacing w:after="60"/>
+      </w:pPr>
+      <w:r>
+        <w:rPr>
+          <w:sz w:val="21"/>
+          <w:szCs w:val="21"/>
+        </w:rPr>
+        <w:t xml:space="preserve">When I reflect across the ___ axis, ___ changes.</w:t>
+      </w:r>
+      <w:r>
+        <w:rPr>
+          <w:i/>
+          <w:iCs/>
+          <w:color w:val="5F6F80"/>
+          <w:sz w:val="19"/>
+          <w:szCs w:val="19"/>
+        </w:rPr>
+        <w:br/>
+        <w:t xml:space="preserve">
+Al reflejar sobre el eje ___, cambia ___.</w:t>
+      </w:r>
+    </w:p>
+    <w:p>
+      <w:pPr>
+        <w:spacing w:after="60"/>
+      </w:pPr>
+      <w:r>
+        <w:rPr>
+          <w:sz w:val="21"/>
+          <w:szCs w:val="21"/>
+        </w:rPr>
+        <w:t xml:space="preserve">The new point is ___.</w:t>
+      </w:r>
+      <w:r>
+        <w:rPr>
+          <w:i/>
+          <w:iCs/>
+          <w:color w:val="5F6F80"/>
+          <w:sz w:val="19"/>
+          <w:szCs w:val="19"/>
+        </w:rPr>
+        <w:br/>
+        <w:t xml:space="preserve">
+El punto nuevo es ___.</w:t>
+      </w:r>
+    </w:p>
+    <w:p>
+      <w:pPr>
+        <w:spacing w:after="60"/>
+      </w:pPr>
+      <w:r>
+        <w:rPr>
+          <w:sz w:val="21"/>
+          <w:szCs w:val="21"/>
+        </w:rPr>
+        <w:t xml:space="preserve">I see reflections in ___.</w:t>
+      </w:r>
+      <w:r>
+        <w:rPr>
+          <w:i/>
+          <w:iCs/>
+          <w:color w:val="5F6F80"/>
+          <w:sz w:val="19"/>
+          <w:szCs w:val="19"/>
+        </w:rPr>
+        <w:br/>
+        <w:t xml:space="preserve">
+Veo reflexiones en ___.</w:t>
       </w:r>
     </w:p>
     <w:p>

--- a/lessons/9-7/downloads/9-7-notes.docx
+++ b/lessons/9-7/downloads/9-7-notes.docx
@@ -397,28 +397,50 @@
           <w:sz w:val="21"/>
           <w:szCs w:val="21"/>
         </w:rPr>
-        <w:t xml:space="preserve">1. [Explore] </w:t>
-      </w:r>
-      <w:r>
-        <w:rPr>
-          <w:b/>
-          <w:bCs/>
-          <w:sz w:val="21"/>
-          <w:szCs w:val="21"/>
-        </w:rPr>
-        <w:t xml:space="preserve">What happens to a point's coordinates when you reflect it?</w:t>
-      </w:r>
-    </w:p>
-    <w:p>
-      <w:pPr>
-        <w:spacing w:after="60"/>
-      </w:pPr>
-      <w:r>
-        <w:rPr>
-          <w:sz w:val="21"/>
-          <w:szCs w:val="21"/>
-        </w:rPr>
-        <w:t xml:space="preserve">When I reflect across the ___ axis, ___ changes.</w:t>
+        <w:t xml:space="preserve">1. [Launch] </w:t>
+      </w:r>
+      <w:r>
+        <w:rPr>
+          <w:b/>
+          <w:bCs/>
+          <w:sz w:val="21"/>
+          <w:szCs w:val="21"/>
+        </w:rPr>
+        <w:t xml:space="preserve">When you reflect the point (3, 2) over the y-axis, which coordinate changes its sign and which stays the same? Why?</w:t>
+      </w:r>
+    </w:p>
+    <w:p>
+      <w:pPr>
+        <w:spacing w:after="60"/>
+      </w:pPr>
+      <w:r>
+        <w:rPr>
+          <w:b/>
+          <w:bCs/>
+          <w:color w:val="1FA6A2"/>
+          <w:sz w:val="20"/>
+          <w:szCs w:val="20"/>
+        </w:rPr>
+        <w:t xml:space="preserve">Level 1 — Start here: </w:t>
+      </w:r>
+      <w:r>
+        <w:rPr>
+          <w:sz w:val="20"/>
+          <w:szCs w:val="20"/>
+        </w:rPr>
+        <w:t xml:space="preserve">Reflecting over the y-axis changes the ___ coordinate because ___.</w:t>
+      </w:r>
+    </w:p>
+    <w:p>
+      <w:pPr>
+        <w:spacing w:after="60"/>
+      </w:pPr>
+      <w:r>
+        <w:rPr>
+          <w:sz w:val="21"/>
+          <w:szCs w:val="21"/>
+        </w:rPr>
+        <w:t xml:space="preserve">The ___ coordinate changes sign.</w:t>
       </w:r>
       <w:r>
         <w:rPr>
@@ -430,19 +452,19 @@
         </w:rPr>
         <w:br/>
         <w:t xml:space="preserve">
-Al reflejar sobre el eje ___, cambia ___.</w:t>
-      </w:r>
-    </w:p>
-    <w:p>
-      <w:pPr>
-        <w:spacing w:after="60"/>
-      </w:pPr>
-      <w:r>
-        <w:rPr>
-          <w:sz w:val="21"/>
-          <w:szCs w:val="21"/>
-        </w:rPr>
-        <w:t xml:space="preserve">The new point is ___.</w:t>
+La coordenada ___ cambia de signo.</w:t>
+      </w:r>
+    </w:p>
+    <w:p>
+      <w:pPr>
+        <w:spacing w:after="60"/>
+      </w:pPr>
+      <w:r>
+        <w:rPr>
+          <w:sz w:val="21"/>
+          <w:szCs w:val="21"/>
+        </w:rPr>
+        <w:t xml:space="preserve">The ___ coordinate stays the same.</w:t>
       </w:r>
       <w:r>
         <w:rPr>
@@ -454,19 +476,161 @@
         </w:rPr>
         <w:br/>
         <w:t xml:space="preserve">
-El punto nuevo es ___.</w:t>
-      </w:r>
-    </w:p>
-    <w:p>
-      <w:pPr>
-        <w:spacing w:after="60"/>
-      </w:pPr>
-      <w:r>
-        <w:rPr>
-          <w:sz w:val="21"/>
-          <w:szCs w:val="21"/>
-        </w:rPr>
-        <w:t xml:space="preserve">I see reflections in ___.</w:t>
+La coordenada ___ se queda igual.</w:t>
+      </w:r>
+    </w:p>
+    <w:p>
+      <w:pPr>
+        <w:spacing w:after="60"/>
+      </w:pPr>
+      <w:r>
+        <w:rPr>
+          <w:b/>
+          <w:bCs/>
+          <w:color w:val="12355B"/>
+          <w:sz w:val="20"/>
+          <w:szCs w:val="20"/>
+        </w:rPr>
+        <w:t xml:space="preserve">Word bank: </w:t>
+      </w:r>
+      <w:r>
+        <w:rPr>
+          <w:color w:val="1FA6A2"/>
+          <w:sz w:val="20"/>
+          <w:szCs w:val="20"/>
+        </w:rPr>
+        <w:t xml:space="preserve">reflection, x-axis, y-axis, ordered pair, coordinate plane</w:t>
+      </w:r>
+    </w:p>
+    <w:p>
+      <w:pPr>
+        <w:spacing w:after="60"/>
+      </w:pPr>
+      <w:r>
+        <w:rPr>
+          <w:b/>
+          <w:bCs/>
+          <w:color w:val="12355B"/>
+          <w:sz w:val="19"/>
+          <w:szCs w:val="19"/>
+        </w:rPr>
+        <w:t xml:space="preserve">Listen for: </w:t>
+      </w:r>
+      <w:r>
+        <w:rPr>
+          <w:i/>
+          <w:iCs/>
+          <w:color w:val="5F6F80"/>
+          <w:sz w:val="19"/>
+          <w:szCs w:val="19"/>
+        </w:rPr>
+        <w:t xml:space="preserve">Student states reflecting over the y-axis flips the sign of the x-coordinate while the y-coordinate stays the same, so (3,2) becomes (-3,2).</w:t>
+      </w:r>
+    </w:p>
+    <w:p>
+      <w:pPr>
+        <w:spacing w:after="60"/>
+      </w:pPr>
+      <w:r>
+        <w:rPr>
+          <w:b/>
+          <w:bCs/>
+          <w:color w:val="9A6B12"/>
+          <w:sz w:val="20"/>
+          <w:szCs w:val="20"/>
+        </w:rPr>
+        <w:t xml:space="preserve">Level 2: </w:t>
+      </w:r>
+      <w:r>
+        <w:rPr>
+          <w:sz w:val="20"/>
+          <w:szCs w:val="20"/>
+        </w:rPr>
+        <w:t xml:space="preserve">Push students to explain why the reflected point is the same distance from the y-axis as the original.</w:t>
+      </w:r>
+    </w:p>
+    <w:p>
+      <w:pPr>
+        <w:spacing w:after="60"/>
+        <w:ind w:left="360"/>
+      </w:pPr>
+      <w:r>
+        <w:rPr>
+          <w:sz w:val="20"/>
+          <w:szCs w:val="20"/>
+        </w:rPr>
+        <w:t xml:space="preserve">• The reflected point is the same distance from the axis because ___.</w:t>
+      </w:r>
+    </w:p>
+    <w:p>
+      <w:pPr>
+        <w:spacing w:after="60"/>
+        <w:ind w:left="360"/>
+      </w:pPr>
+      <w:r>
+        <w:rPr>
+          <w:sz w:val="20"/>
+          <w:szCs w:val="20"/>
+        </w:rPr>
+        <w:t xml:space="preserve">• A reflection is like a ___ over the line.</w:t>
+      </w:r>
+    </w:p>
+    <w:p>
+      <w:pPr>
+        <w:spacing w:after="60"/>
+      </w:pPr>
+      <w:r>
+        <w:rPr>
+          <w:b/>
+          <w:bCs/>
+          <w:color w:val="12355B"/>
+          <w:sz w:val="21"/>
+          <w:szCs w:val="21"/>
+        </w:rPr>
+        <w:t xml:space="preserve">2. [Explore] </w:t>
+      </w:r>
+      <w:r>
+        <w:rPr>
+          <w:b/>
+          <w:bCs/>
+          <w:sz w:val="21"/>
+          <w:szCs w:val="21"/>
+        </w:rPr>
+        <w:t xml:space="preserve">Reflect (4, -5) over the x-axis. Talk through how the coordinates change and where the new point lands.</w:t>
+      </w:r>
+    </w:p>
+    <w:p>
+      <w:pPr>
+        <w:spacing w:after="60"/>
+      </w:pPr>
+      <w:r>
+        <w:rPr>
+          <w:b/>
+          <w:bCs/>
+          <w:color w:val="1FA6A2"/>
+          <w:sz w:val="20"/>
+          <w:szCs w:val="20"/>
+        </w:rPr>
+        <w:t xml:space="preserve">Level 1 — Start here: </w:t>
+      </w:r>
+      <w:r>
+        <w:rPr>
+          <w:sz w:val="20"/>
+          <w:szCs w:val="20"/>
+        </w:rPr>
+        <w:t xml:space="preserve">Reflecting over the x-axis changes the ___ coordinate, so the point becomes ___.</w:t>
+      </w:r>
+    </w:p>
+    <w:p>
+      <w:pPr>
+        <w:spacing w:after="60"/>
+      </w:pPr>
+      <w:r>
+        <w:rPr>
+          <w:sz w:val="21"/>
+          <w:szCs w:val="21"/>
+        </w:rPr>
+        <w:t xml:space="preserve">Over the x-axis, the ___ coordinate flips sign.</w:t>
       </w:r>
       <w:r>
         <w:rPr>
@@ -478,43 +642,19 @@
         </w:rPr>
         <w:br/>
         <w:t xml:space="preserve">
-Veo reflexiones en ___.</w:t>
-      </w:r>
-    </w:p>
-    <w:p>
-      <w:pPr>
-        <w:spacing w:after="60"/>
-      </w:pPr>
-      <w:r>
-        <w:rPr>
-          <w:b/>
-          <w:bCs/>
-          <w:color w:val="12355B"/>
-          <w:sz w:val="21"/>
-          <w:szCs w:val="21"/>
-        </w:rPr>
-        <w:t xml:space="preserve">2. [Connect] </w:t>
-      </w:r>
-      <w:r>
-        <w:rPr>
-          <w:b/>
-          <w:bCs/>
-          <w:sz w:val="21"/>
-          <w:szCs w:val="21"/>
-        </w:rPr>
-        <w:t xml:space="preserve">Where do you see reflections, like in mirrors or symmetric designs?</w:t>
-      </w:r>
-    </w:p>
-    <w:p>
-      <w:pPr>
-        <w:spacing w:after="60"/>
-      </w:pPr>
-      <w:r>
-        <w:rPr>
-          <w:sz w:val="21"/>
-          <w:szCs w:val="21"/>
-        </w:rPr>
-        <w:t xml:space="preserve">When I reflect across the ___ axis, ___ changes.</w:t>
+Sobre el eje x, la coordenada ___ cambia de signo.</w:t>
+      </w:r>
+    </w:p>
+    <w:p>
+      <w:pPr>
+        <w:spacing w:after="60"/>
+      </w:pPr>
+      <w:r>
+        <w:rPr>
+          <w:sz w:val="21"/>
+          <w:szCs w:val="21"/>
+        </w:rPr>
+        <w:t xml:space="preserve">So (4, -5) becomes ___.</w:t>
       </w:r>
       <w:r>
         <w:rPr>
@@ -526,19 +666,161 @@
         </w:rPr>
         <w:br/>
         <w:t xml:space="preserve">
-Al reflejar sobre el eje ___, cambia ___.</w:t>
-      </w:r>
-    </w:p>
-    <w:p>
-      <w:pPr>
-        <w:spacing w:after="60"/>
-      </w:pPr>
-      <w:r>
-        <w:rPr>
-          <w:sz w:val="21"/>
-          <w:szCs w:val="21"/>
-        </w:rPr>
-        <w:t xml:space="preserve">The new point is ___.</w:t>
+Entonces (4, -5) se convierte en ___.</w:t>
+      </w:r>
+    </w:p>
+    <w:p>
+      <w:pPr>
+        <w:spacing w:after="60"/>
+      </w:pPr>
+      <w:r>
+        <w:rPr>
+          <w:b/>
+          <w:bCs/>
+          <w:color w:val="12355B"/>
+          <w:sz w:val="20"/>
+          <w:szCs w:val="20"/>
+        </w:rPr>
+        <w:t xml:space="preserve">Word bank: </w:t>
+      </w:r>
+      <w:r>
+        <w:rPr>
+          <w:color w:val="1FA6A2"/>
+          <w:sz w:val="20"/>
+          <w:szCs w:val="20"/>
+        </w:rPr>
+        <w:t xml:space="preserve">reflection, x-axis, y-axis, ordered pair, coordinate plane</w:t>
+      </w:r>
+    </w:p>
+    <w:p>
+      <w:pPr>
+        <w:spacing w:after="60"/>
+      </w:pPr>
+      <w:r>
+        <w:rPr>
+          <w:b/>
+          <w:bCs/>
+          <w:color w:val="12355B"/>
+          <w:sz w:val="19"/>
+          <w:szCs w:val="19"/>
+        </w:rPr>
+        <w:t xml:space="preserve">Listen for: </w:t>
+      </w:r>
+      <w:r>
+        <w:rPr>
+          <w:i/>
+          <w:iCs/>
+          <w:color w:val="5F6F80"/>
+          <w:sz w:val="19"/>
+          <w:szCs w:val="19"/>
+        </w:rPr>
+        <w:t xml:space="preserve">Student flips the sign of the y-coordinate, so (4, -5) becomes (4, 5), and explains the x stays the same.</w:t>
+      </w:r>
+    </w:p>
+    <w:p>
+      <w:pPr>
+        <w:spacing w:after="60"/>
+      </w:pPr>
+      <w:r>
+        <w:rPr>
+          <w:b/>
+          <w:bCs/>
+          <w:color w:val="9A6B12"/>
+          <w:sz w:val="20"/>
+          <w:szCs w:val="20"/>
+        </w:rPr>
+        <w:t xml:space="preserve">Level 2: </w:t>
+      </w:r>
+      <w:r>
+        <w:rPr>
+          <w:sz w:val="20"/>
+          <w:szCs w:val="20"/>
+        </w:rPr>
+        <w:t xml:space="preserve">Ask students to predict where (4, -5) lands if reflected over the y-axis instead, and compare the two results.</w:t>
+      </w:r>
+    </w:p>
+    <w:p>
+      <w:pPr>
+        <w:spacing w:after="60"/>
+        <w:ind w:left="360"/>
+      </w:pPr>
+      <w:r>
+        <w:rPr>
+          <w:sz w:val="20"/>
+          <w:szCs w:val="20"/>
+        </w:rPr>
+        <w:t xml:space="preserve">• Reflected over the y-axis, (4, -5) becomes ___.</w:t>
+      </w:r>
+    </w:p>
+    <w:p>
+      <w:pPr>
+        <w:spacing w:after="60"/>
+        <w:ind w:left="360"/>
+      </w:pPr>
+      <w:r>
+        <w:rPr>
+          <w:sz w:val="20"/>
+          <w:szCs w:val="20"/>
+        </w:rPr>
+        <w:t xml:space="preserve">• The two reflections are different because ___.</w:t>
+      </w:r>
+    </w:p>
+    <w:p>
+      <w:pPr>
+        <w:spacing w:after="60"/>
+      </w:pPr>
+      <w:r>
+        <w:rPr>
+          <w:b/>
+          <w:bCs/>
+          <w:color w:val="12355B"/>
+          <w:sz w:val="21"/>
+          <w:szCs w:val="21"/>
+        </w:rPr>
+        <w:t xml:space="preserve">3. [Connect] </w:t>
+      </w:r>
+      <w:r>
+        <w:rPr>
+          <w:b/>
+          <w:bCs/>
+          <w:sz w:val="21"/>
+          <w:szCs w:val="21"/>
+        </w:rPr>
+        <w:t xml:space="preserve">How is reflecting a point over an axis like looking at it in a mirror placed on that axis?</w:t>
+      </w:r>
+    </w:p>
+    <w:p>
+      <w:pPr>
+        <w:spacing w:after="60"/>
+      </w:pPr>
+      <w:r>
+        <w:rPr>
+          <w:b/>
+          <w:bCs/>
+          <w:color w:val="1FA6A2"/>
+          <w:sz w:val="20"/>
+          <w:szCs w:val="20"/>
+        </w:rPr>
+        <w:t xml:space="preserve">Level 1 — Start here: </w:t>
+      </w:r>
+      <w:r>
+        <w:rPr>
+          <w:sz w:val="20"/>
+          <w:szCs w:val="20"/>
+        </w:rPr>
+        <w:t xml:space="preserve">A reflection is like a mirror because ___.</w:t>
+      </w:r>
+    </w:p>
+    <w:p>
+      <w:pPr>
+        <w:spacing w:after="60"/>
+      </w:pPr>
+      <w:r>
+        <w:rPr>
+          <w:sz w:val="21"/>
+          <w:szCs w:val="21"/>
+        </w:rPr>
+        <w:t xml:space="preserve">The axis acts like the ___.</w:t>
       </w:r>
       <w:r>
         <w:rPr>
@@ -550,19 +832,19 @@
         </w:rPr>
         <w:br/>
         <w:t xml:space="preserve">
-El punto nuevo es ___.</w:t>
-      </w:r>
-    </w:p>
-    <w:p>
-      <w:pPr>
-        <w:spacing w:after="60"/>
-      </w:pPr>
-      <w:r>
-        <w:rPr>
-          <w:sz w:val="21"/>
-          <w:szCs w:val="21"/>
-        </w:rPr>
-        <w:t xml:space="preserve">I see reflections in ___.</w:t>
+El eje actua como el ___.</w:t>
+      </w:r>
+    </w:p>
+    <w:p>
+      <w:pPr>
+        <w:spacing w:after="60"/>
+      </w:pPr>
+      <w:r>
+        <w:rPr>
+          <w:sz w:val="21"/>
+          <w:szCs w:val="21"/>
+        </w:rPr>
+        <w:t xml:space="preserve">The image is the same distance away but on the ___ side.</w:t>
       </w:r>
       <w:r>
         <w:rPr>
@@ -574,7 +856,293 @@
         </w:rPr>
         <w:br/>
         <w:t xml:space="preserve">
-Veo reflexiones en ___.</w:t>
+La imagen esta a la misma distancia pero del ___ lado.</w:t>
+      </w:r>
+    </w:p>
+    <w:p>
+      <w:pPr>
+        <w:spacing w:after="60"/>
+      </w:pPr>
+      <w:r>
+        <w:rPr>
+          <w:b/>
+          <w:bCs/>
+          <w:color w:val="12355B"/>
+          <w:sz w:val="20"/>
+          <w:szCs w:val="20"/>
+        </w:rPr>
+        <w:t xml:space="preserve">Word bank: </w:t>
+      </w:r>
+      <w:r>
+        <w:rPr>
+          <w:color w:val="1FA6A2"/>
+          <w:sz w:val="20"/>
+          <w:szCs w:val="20"/>
+        </w:rPr>
+        <w:t xml:space="preserve">reflection, x-axis, y-axis, coordinate plane, ordered pair</w:t>
+      </w:r>
+    </w:p>
+    <w:p>
+      <w:pPr>
+        <w:spacing w:after="60"/>
+      </w:pPr>
+      <w:r>
+        <w:rPr>
+          <w:b/>
+          <w:bCs/>
+          <w:color w:val="12355B"/>
+          <w:sz w:val="19"/>
+          <w:szCs w:val="19"/>
+        </w:rPr>
+        <w:t xml:space="preserve">Listen for: </w:t>
+      </w:r>
+      <w:r>
+        <w:rPr>
+          <w:i/>
+          <w:iCs/>
+          <w:color w:val="5F6F80"/>
+          <w:sz w:val="19"/>
+          <w:szCs w:val="19"/>
+        </w:rPr>
+        <w:t xml:space="preserve">Student connects the axis to a mirror line and the reflected point to a mirror image, equal distance on the opposite side.</w:t>
+      </w:r>
+    </w:p>
+    <w:p>
+      <w:pPr>
+        <w:spacing w:after="60"/>
+      </w:pPr>
+      <w:r>
+        <w:rPr>
+          <w:b/>
+          <w:bCs/>
+          <w:color w:val="9A6B12"/>
+          <w:sz w:val="20"/>
+          <w:szCs w:val="20"/>
+        </w:rPr>
+        <w:t xml:space="preserve">Level 2: </w:t>
+      </w:r>
+      <w:r>
+        <w:rPr>
+          <w:sz w:val="20"/>
+          <w:szCs w:val="20"/>
+        </w:rPr>
+        <w:t xml:space="preserve">Push students to generalize a rule: what changes when you reflect over the x-axis versus the y-axis?</w:t>
+      </w:r>
+    </w:p>
+    <w:p>
+      <w:pPr>
+        <w:spacing w:after="60"/>
+        <w:ind w:left="360"/>
+      </w:pPr>
+      <w:r>
+        <w:rPr>
+          <w:sz w:val="20"/>
+          <w:szCs w:val="20"/>
+        </w:rPr>
+        <w:t xml:space="preserve">• Reflecting over the x-axis changes ___, while reflecting over the y-axis changes ___.</w:t>
+      </w:r>
+    </w:p>
+    <w:p>
+      <w:pPr>
+        <w:spacing w:after="60"/>
+        <w:ind w:left="360"/>
+      </w:pPr>
+      <w:r>
+        <w:rPr>
+          <w:sz w:val="20"/>
+          <w:szCs w:val="20"/>
+        </w:rPr>
+        <w:t xml:space="preserve">• A rule I can always use is ___.</w:t>
+      </w:r>
+    </w:p>
+    <w:p>
+      <w:pPr>
+        <w:spacing w:after="60"/>
+      </w:pPr>
+      <w:r>
+        <w:rPr>
+          <w:b/>
+          <w:bCs/>
+          <w:color w:val="12355B"/>
+          <w:sz w:val="21"/>
+          <w:szCs w:val="21"/>
+        </w:rPr>
+        <w:t xml:space="preserve">4. [Reflect] </w:t>
+      </w:r>
+      <w:r>
+        <w:rPr>
+          <w:b/>
+          <w:bCs/>
+          <w:sz w:val="21"/>
+          <w:szCs w:val="21"/>
+        </w:rPr>
+        <w:t xml:space="preserve">A classmate reflected (2, 3) over the x-axis and got (-2, 3). What did they do wrong, and what is the correct image?</w:t>
+      </w:r>
+    </w:p>
+    <w:p>
+      <w:pPr>
+        <w:spacing w:after="60"/>
+      </w:pPr>
+      <w:r>
+        <w:rPr>
+          <w:b/>
+          <w:bCs/>
+          <w:color w:val="1FA6A2"/>
+          <w:sz w:val="20"/>
+          <w:szCs w:val="20"/>
+        </w:rPr>
+        <w:t xml:space="preserve">Level 1 — Start here: </w:t>
+      </w:r>
+      <w:r>
+        <w:rPr>
+          <w:sz w:val="20"/>
+          <w:szCs w:val="20"/>
+        </w:rPr>
+        <w:t xml:space="preserve">The mistake was changing the ___ coordinate, but the correct image is ___.</w:t>
+      </w:r>
+    </w:p>
+    <w:p>
+      <w:pPr>
+        <w:spacing w:after="60"/>
+      </w:pPr>
+      <w:r>
+        <w:rPr>
+          <w:sz w:val="21"/>
+          <w:szCs w:val="21"/>
+        </w:rPr>
+        <w:t xml:space="preserve">Over the x-axis, they should have changed the ___ coordinate.</w:t>
+      </w:r>
+      <w:r>
+        <w:rPr>
+          <w:i/>
+          <w:iCs/>
+          <w:color w:val="5F6F80"/>
+          <w:sz w:val="19"/>
+          <w:szCs w:val="19"/>
+        </w:rPr>
+        <w:br/>
+        <w:t xml:space="preserve">
+Sobre el eje x, debieron cambiar la coordenada ___.</w:t>
+      </w:r>
+    </w:p>
+    <w:p>
+      <w:pPr>
+        <w:spacing w:after="60"/>
+      </w:pPr>
+      <w:r>
+        <w:rPr>
+          <w:sz w:val="21"/>
+          <w:szCs w:val="21"/>
+        </w:rPr>
+        <w:t xml:space="preserve">The correct image is ___.</w:t>
+      </w:r>
+      <w:r>
+        <w:rPr>
+          <w:i/>
+          <w:iCs/>
+          <w:color w:val="5F6F80"/>
+          <w:sz w:val="19"/>
+          <w:szCs w:val="19"/>
+        </w:rPr>
+        <w:br/>
+        <w:t xml:space="preserve">
+La imagen correcta es ___.</w:t>
+      </w:r>
+    </w:p>
+    <w:p>
+      <w:pPr>
+        <w:spacing w:after="60"/>
+      </w:pPr>
+      <w:r>
+        <w:rPr>
+          <w:b/>
+          <w:bCs/>
+          <w:color w:val="12355B"/>
+          <w:sz w:val="20"/>
+          <w:szCs w:val="20"/>
+        </w:rPr>
+        <w:t xml:space="preserve">Word bank: </w:t>
+      </w:r>
+      <w:r>
+        <w:rPr>
+          <w:color w:val="1FA6A2"/>
+          <w:sz w:val="20"/>
+          <w:szCs w:val="20"/>
+        </w:rPr>
+        <w:t xml:space="preserve">reflection, x-axis, y-axis, ordered pair, coordinate plane</w:t>
+      </w:r>
+    </w:p>
+    <w:p>
+      <w:pPr>
+        <w:spacing w:after="60"/>
+      </w:pPr>
+      <w:r>
+        <w:rPr>
+          <w:b/>
+          <w:bCs/>
+          <w:color w:val="12355B"/>
+          <w:sz w:val="19"/>
+          <w:szCs w:val="19"/>
+        </w:rPr>
+        <w:t xml:space="preserve">Listen for: </w:t>
+      </w:r>
+      <w:r>
+        <w:rPr>
+          <w:i/>
+          <w:iCs/>
+          <w:color w:val="5F6F80"/>
+          <w:sz w:val="19"/>
+          <w:szCs w:val="19"/>
+        </w:rPr>
+        <w:t xml:space="preserve">Student identifies they flipped x instead of y; the correct image over the x-axis is (2, -3).</w:t>
+      </w:r>
+    </w:p>
+    <w:p>
+      <w:pPr>
+        <w:spacing w:after="60"/>
+      </w:pPr>
+      <w:r>
+        <w:rPr>
+          <w:b/>
+          <w:bCs/>
+          <w:color w:val="9A6B12"/>
+          <w:sz w:val="20"/>
+          <w:szCs w:val="20"/>
+        </w:rPr>
+        <w:t xml:space="preserve">Level 2: </w:t>
+      </w:r>
+      <w:r>
+        <w:rPr>
+          <w:sz w:val="20"/>
+          <w:szCs w:val="20"/>
+        </w:rPr>
+        <w:t xml:space="preserve">Ask students to critique how to remember which coordinate changes for each axis.</w:t>
+      </w:r>
+    </w:p>
+    <w:p>
+      <w:pPr>
+        <w:spacing w:after="60"/>
+        <w:ind w:left="360"/>
+      </w:pPr>
+      <w:r>
+        <w:rPr>
+          <w:sz w:val="20"/>
+          <w:szCs w:val="20"/>
+        </w:rPr>
+        <w:t xml:space="preserve">• To remember which coordinate changes, I think ___.</w:t>
+      </w:r>
+    </w:p>
+    <w:p>
+      <w:pPr>
+        <w:spacing w:after="60"/>
+        <w:ind w:left="360"/>
+      </w:pPr>
+      <w:r>
+        <w:rPr>
+          <w:sz w:val="20"/>
+          <w:szCs w:val="20"/>
+        </w:rPr>
+        <w:t xml:space="preserve">• Reflecting over the x-axis affects the ___ value because ___.</w:t>
       </w:r>
     </w:p>
     <w:p>
@@ -1161,7 +1729,7 @@
           <w:sz w:val="21"/>
           <w:szCs w:val="21"/>
         </w:rPr>
-        <w:t xml:space="preserve">When I reflect across the ___ axis, ___ changes.</w:t>
+        <w:t xml:space="preserve">The ___ coordinate changes sign.</w:t>
       </w:r>
       <w:r>
         <w:rPr>
@@ -1173,19 +1741,19 @@
         </w:rPr>
         <w:br/>
         <w:t xml:space="preserve">
-Al reflejar sobre el eje ___, cambia ___.</w:t>
-      </w:r>
-    </w:p>
-    <w:p>
-      <w:pPr>
-        <w:spacing w:after="60"/>
-      </w:pPr>
-      <w:r>
-        <w:rPr>
-          <w:sz w:val="21"/>
-          <w:szCs w:val="21"/>
-        </w:rPr>
-        <w:t xml:space="preserve">The new point is ___.</w:t>
+La coordenada ___ cambia de signo.</w:t>
+      </w:r>
+    </w:p>
+    <w:p>
+      <w:pPr>
+        <w:spacing w:after="60"/>
+      </w:pPr>
+      <w:r>
+        <w:rPr>
+          <w:sz w:val="21"/>
+          <w:szCs w:val="21"/>
+        </w:rPr>
+        <w:t xml:space="preserve">The ___ coordinate stays the same.</w:t>
       </w:r>
       <w:r>
         <w:rPr>
@@ -1197,19 +1765,19 @@
         </w:rPr>
         <w:br/>
         <w:t xml:space="preserve">
-El punto nuevo es ___.</w:t>
-      </w:r>
-    </w:p>
-    <w:p>
-      <w:pPr>
-        <w:spacing w:after="60"/>
-      </w:pPr>
-      <w:r>
-        <w:rPr>
-          <w:sz w:val="21"/>
-          <w:szCs w:val="21"/>
-        </w:rPr>
-        <w:t xml:space="preserve">I see reflections in ___.</w:t>
+La coordenada ___ se queda igual.</w:t>
+      </w:r>
+    </w:p>
+    <w:p>
+      <w:pPr>
+        <w:spacing w:after="60"/>
+      </w:pPr>
+      <w:r>
+        <w:rPr>
+          <w:sz w:val="21"/>
+          <w:szCs w:val="21"/>
+        </w:rPr>
+        <w:t xml:space="preserve">Over the x-axis, the ___ coordinate flips sign.</w:t>
       </w:r>
       <w:r>
         <w:rPr>
@@ -1221,7 +1789,7 @@
         </w:rPr>
         <w:br/>
         <w:t xml:space="preserve">
-Veo reflexiones en ___.</w:t>
+Sobre el eje x, la coordenada ___ cambia de signo.</w:t>
       </w:r>
     </w:p>
     <w:p>

--- a/lessons/9-7/downloads/9-7-notes.docx
+++ b/lessons/9-7/downloads/9-7-notes.docx
@@ -437,6 +437,43 @@
       </w:pPr>
       <w:r>
         <w:rPr>
+          <w:b/>
+          <w:bCs/>
+          <w:color w:val="1FA6A2"/>
+          <w:sz w:val="20"/>
+          <w:szCs w:val="20"/>
+        </w:rPr>
+        <w:t xml:space="preserve">Hint (optional): </w:t>
+      </w:r>
+      <w:r>
+        <w:rPr>
+          <w:sz w:val="20"/>
+          <w:szCs w:val="20"/>
+        </w:rPr>
+        <w:t xml:space="preserve">Try starting with the word "reflection" or "x-axis". Re-read the question and underline what it is asking you to compare or find. Use one number or word from the problem as your evidence.</w:t>
+      </w:r>
+    </w:p>
+    <w:p>
+      <w:pPr>
+        <w:spacing w:after="60"/>
+      </w:pPr>
+      <w:r>
+        <w:rPr>
+          <w:b/>
+          <w:bCs/>
+          <w:color w:val="12355B"/>
+          <w:sz w:val="19"/>
+          <w:szCs w:val="19"/>
+        </w:rPr>
+        <w:t xml:space="preserve">Sentence starters (optional)</w:t>
+      </w:r>
+    </w:p>
+    <w:p>
+      <w:pPr>
+        <w:spacing w:after="60"/>
+      </w:pPr>
+      <w:r>
+        <w:rPr>
           <w:sz w:val="21"/>
           <w:szCs w:val="21"/>
         </w:rPr>
@@ -627,6 +664,43 @@
       </w:pPr>
       <w:r>
         <w:rPr>
+          <w:b/>
+          <w:bCs/>
+          <w:color w:val="1FA6A2"/>
+          <w:sz w:val="20"/>
+          <w:szCs w:val="20"/>
+        </w:rPr>
+        <w:t xml:space="preserve">Hint (optional): </w:t>
+      </w:r>
+      <w:r>
+        <w:rPr>
+          <w:sz w:val="20"/>
+          <w:szCs w:val="20"/>
+        </w:rPr>
+        <w:t xml:space="preserve">Try starting with the word "reflection" or "x-axis". Re-read the question and underline what it is asking you to compare or find. Use one number or word from the problem as your evidence.</w:t>
+      </w:r>
+    </w:p>
+    <w:p>
+      <w:pPr>
+        <w:spacing w:after="60"/>
+      </w:pPr>
+      <w:r>
+        <w:rPr>
+          <w:b/>
+          <w:bCs/>
+          <w:color w:val="12355B"/>
+          <w:sz w:val="19"/>
+          <w:szCs w:val="19"/>
+        </w:rPr>
+        <w:t xml:space="preserve">Sentence starters (optional)</w:t>
+      </w:r>
+    </w:p>
+    <w:p>
+      <w:pPr>
+        <w:spacing w:after="60"/>
+      </w:pPr>
+      <w:r>
+        <w:rPr>
           <w:sz w:val="21"/>
           <w:szCs w:val="21"/>
         </w:rPr>
@@ -817,6 +891,43 @@
       </w:pPr>
       <w:r>
         <w:rPr>
+          <w:b/>
+          <w:bCs/>
+          <w:color w:val="1FA6A2"/>
+          <w:sz w:val="20"/>
+          <w:szCs w:val="20"/>
+        </w:rPr>
+        <w:t xml:space="preserve">Hint (optional): </w:t>
+      </w:r>
+      <w:r>
+        <w:rPr>
+          <w:sz w:val="20"/>
+          <w:szCs w:val="20"/>
+        </w:rPr>
+        <w:t xml:space="preserve">Try starting with the word "reflection" or "x-axis". Re-read the question and underline what it is asking you to compare or find. Use one number or word from the problem as your evidence.</w:t>
+      </w:r>
+    </w:p>
+    <w:p>
+      <w:pPr>
+        <w:spacing w:after="60"/>
+      </w:pPr>
+      <w:r>
+        <w:rPr>
+          <w:b/>
+          <w:bCs/>
+          <w:color w:val="12355B"/>
+          <w:sz w:val="19"/>
+          <w:szCs w:val="19"/>
+        </w:rPr>
+        <w:t xml:space="preserve">Sentence starters (optional)</w:t>
+      </w:r>
+    </w:p>
+    <w:p>
+      <w:pPr>
+        <w:spacing w:after="60"/>
+      </w:pPr>
+      <w:r>
+        <w:rPr>
           <w:sz w:val="21"/>
           <w:szCs w:val="21"/>
         </w:rPr>
@@ -999,6 +1110,43 @@
           <w:szCs w:val="20"/>
         </w:rPr>
         <w:t xml:space="preserve">The mistake was changing the ___ coordinate, but the correct image is ___.</w:t>
+      </w:r>
+    </w:p>
+    <w:p>
+      <w:pPr>
+        <w:spacing w:after="60"/>
+      </w:pPr>
+      <w:r>
+        <w:rPr>
+          <w:b/>
+          <w:bCs/>
+          <w:color w:val="1FA6A2"/>
+          <w:sz w:val="20"/>
+          <w:szCs w:val="20"/>
+        </w:rPr>
+        <w:t xml:space="preserve">Hint (optional): </w:t>
+      </w:r>
+      <w:r>
+        <w:rPr>
+          <w:sz w:val="20"/>
+          <w:szCs w:val="20"/>
+        </w:rPr>
+        <w:t xml:space="preserve">Try starting with the word "reflection" or "x-axis". Re-read the question and underline what it is asking you to compare or find. Use one number or word from the problem as your evidence.</w:t>
+      </w:r>
+    </w:p>
+    <w:p>
+      <w:pPr>
+        <w:spacing w:after="60"/>
+      </w:pPr>
+      <w:r>
+        <w:rPr>
+          <w:b/>
+          <w:bCs/>
+          <w:color w:val="12355B"/>
+          <w:sz w:val="19"/>
+          <w:szCs w:val="19"/>
+        </w:rPr>
+        <w:t xml:space="preserve">Sentence starters (optional)</w:t>
       </w:r>
     </w:p>
     <w:p>

--- a/lessons/9-7/downloads/9-7-notes.docx
+++ b/lessons/9-7/downloads/9-7-notes.docx
@@ -97,6 +97,69 @@
       </w:pPr>
       <w:r>
         <w:rPr>
+          <w:i/>
+          <w:iCs/>
+          <w:color w:val="5F6F80"/>
+          <w:sz w:val="19"/>
+          <w:szCs w:val="19"/>
+        </w:rPr>
+        <w:t xml:space="preserve">Picture first, then the word, then a plain-language meaning.</w:t>
+      </w:r>
+    </w:p>
+    <w:p>
+      <w:pPr>
+        <w:keepNext/>
+        <w:spacing w:after="20" w:before="120"/>
+        <w:jc w:val="center"/>
+      </w:pPr>
+      <w:r>
+        <w:drawing>
+          <wp:inline distT="0" distB="0" distL="0" distR="0">
+            <wp:extent cx="1238250" cy="933450"/>
+            <wp:effectExtent t="0" r="0" b="0" l="0"/>
+            <wp:docPr id="1" name="" descr="" title=""/>
+            <wp:cNvGraphicFramePr>
+              <a:graphicFrameLocks xmlns:a="http://schemas.openxmlformats.org/drawingml/2006/main" noChangeAspect="1"/>
+            </wp:cNvGraphicFramePr>
+            <a:graphic xmlns:a="http://schemas.openxmlformats.org/drawingml/2006/main">
+              <a:graphicData uri="http://schemas.openxmlformats.org/drawingml/2006/picture">
+                <pic:pic xmlns:pic="http://schemas.openxmlformats.org/drawingml/2006/picture">
+                  <pic:nvPicPr>
+                    <pic:cNvPr id="0" name="" descr=""/>
+                    <pic:cNvPicPr>
+                      <a:picLocks noChangeAspect="1" noChangeArrowheads="1"/>
+                    </pic:cNvPicPr>
+                  </pic:nvPicPr>
+                  <pic:blipFill>
+                    <a:blip r:embed="rId9" cstate="none"/>
+                    <a:srcRect/>
+                    <a:stretch>
+                      <a:fillRect/>
+                    </a:stretch>
+                  </pic:blipFill>
+                  <pic:spPr bwMode="auto">
+                    <a:xfrm>
+                      <a:off x="0" y="0"/>
+                      <a:ext cx="1238250" cy="933450"/>
+                    </a:xfrm>
+                    <a:prstGeom prst="rect">
+                      <a:avLst/>
+                    </a:prstGeom>
+                  </pic:spPr>
+                </pic:pic>
+              </a:graphicData>
+            </a:graphic>
+          </wp:inline>
+        </w:drawing>
+      </w:r>
+    </w:p>
+    <w:p>
+      <w:pPr>
+        <w:keepNext/>
+        <w:spacing w:after="20"/>
+      </w:pPr>
+      <w:r>
+        <w:rPr>
           <w:b/>
           <w:bCs/>
           <w:color w:val="12355B"/>
@@ -118,7 +181,7 @@
     </w:p>
     <w:p>
       <w:pPr>
-        <w:spacing w:after="60"/>
+        <w:spacing w:after="160"/>
       </w:pPr>
       <w:r>
         <w:rPr>
@@ -130,22 +193,55 @@
     </w:p>
     <w:p>
       <w:pPr>
-        <w:spacing w:after="60"/>
-      </w:pPr>
-      <w:r>
-        <w:rPr>
-          <w:i/>
-          <w:iCs/>
-          <w:color w:val="5F6F80"/>
-          <w:sz w:val="19"/>
-          <w:szCs w:val="19"/>
-        </w:rPr>
-        <w:t xml:space="preserve">(3, 2) reflected over the y-axis becomes (-3, 2) — x changes sign, y stays</w:t>
-      </w:r>
-    </w:p>
-    <w:p>
-      <w:pPr>
-        <w:spacing w:after="60"/>
+        <w:keepNext/>
+        <w:spacing w:after="20" w:before="120"/>
+        <w:jc w:val="center"/>
+      </w:pPr>
+      <w:r>
+        <w:drawing>
+          <wp:inline distT="0" distB="0" distL="0" distR="0">
+            <wp:extent cx="1238250" cy="933450"/>
+            <wp:effectExtent t="0" r="0" b="0" l="0"/>
+            <wp:docPr id="1" name="" descr="" title=""/>
+            <wp:cNvGraphicFramePr>
+              <a:graphicFrameLocks xmlns:a="http://schemas.openxmlformats.org/drawingml/2006/main" noChangeAspect="1"/>
+            </wp:cNvGraphicFramePr>
+            <a:graphic xmlns:a="http://schemas.openxmlformats.org/drawingml/2006/main">
+              <a:graphicData uri="http://schemas.openxmlformats.org/drawingml/2006/picture">
+                <pic:pic xmlns:pic="http://schemas.openxmlformats.org/drawingml/2006/picture">
+                  <pic:nvPicPr>
+                    <pic:cNvPr id="0" name="" descr=""/>
+                    <pic:cNvPicPr>
+                      <a:picLocks noChangeAspect="1" noChangeArrowheads="1"/>
+                    </pic:cNvPicPr>
+                  </pic:nvPicPr>
+                  <pic:blipFill>
+                    <a:blip r:embed="rId10" cstate="none"/>
+                    <a:srcRect/>
+                    <a:stretch>
+                      <a:fillRect/>
+                    </a:stretch>
+                  </pic:blipFill>
+                  <pic:spPr bwMode="auto">
+                    <a:xfrm>
+                      <a:off x="0" y="0"/>
+                      <a:ext cx="1238250" cy="933450"/>
+                    </a:xfrm>
+                    <a:prstGeom prst="rect">
+                      <a:avLst/>
+                    </a:prstGeom>
+                  </pic:spPr>
+                </pic:pic>
+              </a:graphicData>
+            </a:graphic>
+          </wp:inline>
+        </w:drawing>
+      </w:r>
+    </w:p>
+    <w:p>
+      <w:pPr>
+        <w:keepNext/>
+        <w:spacing w:after="20"/>
       </w:pPr>
       <w:r>
         <w:rPr>
@@ -170,7 +266,7 @@
     </w:p>
     <w:p>
       <w:pPr>
-        <w:spacing w:after="60"/>
+        <w:spacing w:after="160"/>
       </w:pPr>
       <w:r>
         <w:rPr>
@@ -182,22 +278,55 @@
     </w:p>
     <w:p>
       <w:pPr>
-        <w:spacing w:after="60"/>
-      </w:pPr>
-      <w:r>
-        <w:rPr>
-          <w:i/>
-          <w:iCs/>
-          <w:color w:val="5F6F80"/>
-          <w:sz w:val="19"/>
-          <w:szCs w:val="19"/>
-        </w:rPr>
-        <w:t xml:space="preserve">(4, 3) → (4, -3): the y flips from +3 to -3, like folding the paper along the horizontal line</w:t>
-      </w:r>
-    </w:p>
-    <w:p>
-      <w:pPr>
-        <w:spacing w:after="60"/>
+        <w:keepNext/>
+        <w:spacing w:after="20" w:before="120"/>
+        <w:jc w:val="center"/>
+      </w:pPr>
+      <w:r>
+        <w:drawing>
+          <wp:inline distT="0" distB="0" distL="0" distR="0">
+            <wp:extent cx="1238250" cy="933450"/>
+            <wp:effectExtent t="0" r="0" b="0" l="0"/>
+            <wp:docPr id="1" name="" descr="" title=""/>
+            <wp:cNvGraphicFramePr>
+              <a:graphicFrameLocks xmlns:a="http://schemas.openxmlformats.org/drawingml/2006/main" noChangeAspect="1"/>
+            </wp:cNvGraphicFramePr>
+            <a:graphic xmlns:a="http://schemas.openxmlformats.org/drawingml/2006/main">
+              <a:graphicData uri="http://schemas.openxmlformats.org/drawingml/2006/picture">
+                <pic:pic xmlns:pic="http://schemas.openxmlformats.org/drawingml/2006/picture">
+                  <pic:nvPicPr>
+                    <pic:cNvPr id="0" name="" descr=""/>
+                    <pic:cNvPicPr>
+                      <a:picLocks noChangeAspect="1" noChangeArrowheads="1"/>
+                    </pic:cNvPicPr>
+                  </pic:nvPicPr>
+                  <pic:blipFill>
+                    <a:blip r:embed="rId10" cstate="none"/>
+                    <a:srcRect/>
+                    <a:stretch>
+                      <a:fillRect/>
+                    </a:stretch>
+                  </pic:blipFill>
+                  <pic:spPr bwMode="auto">
+                    <a:xfrm>
+                      <a:off x="0" y="0"/>
+                      <a:ext cx="1238250" cy="933450"/>
+                    </a:xfrm>
+                    <a:prstGeom prst="rect">
+                      <a:avLst/>
+                    </a:prstGeom>
+                  </pic:spPr>
+                </pic:pic>
+              </a:graphicData>
+            </a:graphic>
+          </wp:inline>
+        </w:drawing>
+      </w:r>
+    </w:p>
+    <w:p>
+      <w:pPr>
+        <w:keepNext/>
+        <w:spacing w:after="20"/>
       </w:pPr>
       <w:r>
         <w:rPr>
@@ -222,7 +351,7 @@
     </w:p>
     <w:p>
       <w:pPr>
-        <w:spacing w:after="60"/>
+        <w:spacing w:after="160"/>
       </w:pPr>
       <w:r>
         <w:rPr>
@@ -234,22 +363,55 @@
     </w:p>
     <w:p>
       <w:pPr>
-        <w:spacing w:after="60"/>
-      </w:pPr>
-      <w:r>
-        <w:rPr>
-          <w:i/>
-          <w:iCs/>
-          <w:color w:val="5F6F80"/>
-          <w:sz w:val="19"/>
-          <w:szCs w:val="19"/>
-        </w:rPr>
-        <w:t xml:space="preserve">(4, 3) → (-4, 3): the x flips from +4 to -4, like folding the paper along the vertical line</w:t>
-      </w:r>
-    </w:p>
-    <w:p>
-      <w:pPr>
-        <w:spacing w:after="60"/>
+        <w:keepNext/>
+        <w:spacing w:after="20" w:before="120"/>
+        <w:jc w:val="center"/>
+      </w:pPr>
+      <w:r>
+        <w:drawing>
+          <wp:inline distT="0" distB="0" distL="0" distR="0">
+            <wp:extent cx="1238250" cy="933450"/>
+            <wp:effectExtent t="0" r="0" b="0" l="0"/>
+            <wp:docPr id="1" name="" descr="" title=""/>
+            <wp:cNvGraphicFramePr>
+              <a:graphicFrameLocks xmlns:a="http://schemas.openxmlformats.org/drawingml/2006/main" noChangeAspect="1"/>
+            </wp:cNvGraphicFramePr>
+            <a:graphic xmlns:a="http://schemas.openxmlformats.org/drawingml/2006/main">
+              <a:graphicData uri="http://schemas.openxmlformats.org/drawingml/2006/picture">
+                <pic:pic xmlns:pic="http://schemas.openxmlformats.org/drawingml/2006/picture">
+                  <pic:nvPicPr>
+                    <pic:cNvPr id="0" name="" descr=""/>
+                    <pic:cNvPicPr>
+                      <a:picLocks noChangeAspect="1" noChangeArrowheads="1"/>
+                    </pic:cNvPicPr>
+                  </pic:nvPicPr>
+                  <pic:blipFill>
+                    <a:blip r:embed="rId11" cstate="none"/>
+                    <a:srcRect/>
+                    <a:stretch>
+                      <a:fillRect/>
+                    </a:stretch>
+                  </pic:blipFill>
+                  <pic:spPr bwMode="auto">
+                    <a:xfrm>
+                      <a:off x="0" y="0"/>
+                      <a:ext cx="1238250" cy="933450"/>
+                    </a:xfrm>
+                    <a:prstGeom prst="rect">
+                      <a:avLst/>
+                    </a:prstGeom>
+                  </pic:spPr>
+                </pic:pic>
+              </a:graphicData>
+            </a:graphic>
+          </wp:inline>
+        </w:drawing>
+      </w:r>
+    </w:p>
+    <w:p>
+      <w:pPr>
+        <w:keepNext/>
+        <w:spacing w:after="20"/>
       </w:pPr>
       <w:r>
         <w:rPr>
@@ -274,7 +436,7 @@
     </w:p>
     <w:p>
       <w:pPr>
-        <w:spacing w:after="60"/>
+        <w:spacing w:after="160"/>
       </w:pPr>
       <w:r>
         <w:rPr>
@@ -286,22 +448,55 @@
     </w:p>
     <w:p>
       <w:pPr>
-        <w:spacing w:after="60"/>
-      </w:pPr>
-      <w:r>
-        <w:rPr>
-          <w:i/>
-          <w:iCs/>
-          <w:color w:val="5F6F80"/>
-          <w:sz w:val="19"/>
-          <w:szCs w:val="19"/>
-        </w:rPr>
-        <w:t xml:space="preserve">A butterfly's wings are symmetric — fold it down the middle and both sides match</w:t>
-      </w:r>
-    </w:p>
-    <w:p>
-      <w:pPr>
-        <w:spacing w:after="60"/>
+        <w:keepNext/>
+        <w:spacing w:after="20" w:before="120"/>
+        <w:jc w:val="center"/>
+      </w:pPr>
+      <w:r>
+        <w:drawing>
+          <wp:inline distT="0" distB="0" distL="0" distR="0">
+            <wp:extent cx="1238250" cy="933450"/>
+            <wp:effectExtent t="0" r="0" b="0" l="0"/>
+            <wp:docPr id="1" name="" descr="" title=""/>
+            <wp:cNvGraphicFramePr>
+              <a:graphicFrameLocks xmlns:a="http://schemas.openxmlformats.org/drawingml/2006/main" noChangeAspect="1"/>
+            </wp:cNvGraphicFramePr>
+            <a:graphic xmlns:a="http://schemas.openxmlformats.org/drawingml/2006/main">
+              <a:graphicData uri="http://schemas.openxmlformats.org/drawingml/2006/picture">
+                <pic:pic xmlns:pic="http://schemas.openxmlformats.org/drawingml/2006/picture">
+                  <pic:nvPicPr>
+                    <pic:cNvPr id="0" name="" descr=""/>
+                    <pic:cNvPicPr>
+                      <a:picLocks noChangeAspect="1" noChangeArrowheads="1"/>
+                    </pic:cNvPicPr>
+                  </pic:nvPicPr>
+                  <pic:blipFill>
+                    <a:blip r:embed="rId12" cstate="none"/>
+                    <a:srcRect/>
+                    <a:stretch>
+                      <a:fillRect/>
+                    </a:stretch>
+                  </pic:blipFill>
+                  <pic:spPr bwMode="auto">
+                    <a:xfrm>
+                      <a:off x="0" y="0"/>
+                      <a:ext cx="1238250" cy="933450"/>
+                    </a:xfrm>
+                    <a:prstGeom prst="rect">
+                      <a:avLst/>
+                    </a:prstGeom>
+                  </pic:spPr>
+                </pic:pic>
+              </a:graphicData>
+            </a:graphic>
+          </wp:inline>
+        </w:drawing>
+      </w:r>
+    </w:p>
+    <w:p>
+      <w:pPr>
+        <w:keepNext/>
+        <w:spacing w:after="20"/>
       </w:pPr>
       <w:r>
         <w:rPr>
@@ -326,7 +521,7 @@
     </w:p>
     <w:p>
       <w:pPr>
-        <w:spacing w:after="60"/>
+        <w:spacing w:after="160"/>
       </w:pPr>
       <w:r>
         <w:rPr>
@@ -334,21 +529,6 @@
           <w:szCs w:val="21"/>
         </w:rPr>
         <w:t xml:space="preserve">Whole numbers and their opposites, like -2, -1, 0, 1, 2.</w:t>
-      </w:r>
-    </w:p>
-    <w:p>
-      <w:pPr>
-        <w:spacing w:after="60"/>
-      </w:pPr>
-      <w:r>
-        <w:rPr>
-          <w:i/>
-          <w:iCs/>
-          <w:color w:val="5F6F80"/>
-          <w:sz w:val="19"/>
-          <w:szCs w:val="19"/>
-        </w:rPr>
-        <w:t xml:space="preserve">..., -3, -2, -1, 0, 1, 2, 3, ...</w:t>
       </w:r>
     </w:p>
     <w:p>

--- a/lessons/9-7/downloads/9-7-notes.docx
+++ b/lessons/9-7/downloads/9-7-notes.docx
@@ -1223,7 +1223,7 @@
           <w:sz w:val="24"/>
           <w:szCs w:val="24"/>
         </w:rPr>
-        <w:t xml:space="preserve">Try the Model</w:t>
+        <w:t xml:space="preserve">Solved Example</w:t>
       </w:r>
       <w:r>
         <w:rPr>
@@ -1233,90 +1233,174 @@
           <w:sz w:val="19"/>
           <w:szCs w:val="19"/>
         </w:rPr>
-        <w:t xml:space="preserve">   step through it together</w:t>
-      </w:r>
-    </w:p>
-    <w:p>
-      <w:pPr>
-        <w:spacing w:after="80"/>
-      </w:pPr>
-      <w:r>
-        <w:rPr>
-          <w:sz w:val="21"/>
-          <w:szCs w:val="21"/>
-        </w:rPr>
-        <w:t xml:space="preserve">Plot each original point and then plot its reflection across the given axis.</w:t>
-      </w:r>
-    </w:p>
-    <w:p>
-      <w:pPr>
+        <w:t xml:space="preserve">   I Do — watch each step</w:t>
+      </w:r>
+    </w:p>
+    <w:p>
+      <w:pPr>
+        <w:keepNext/>
         <w:spacing w:after="40"/>
       </w:pPr>
       <w:r>
-        <w:t xml:space="preserve"/>
-      </w:r>
-    </w:p>
-    <w:tbl>
-      <w:tblPr>
-        <w:tblW w:type="pct" w:w="100%"/>
-        <w:tblBorders>
-          <w:top w:val="single" w:color="C7D2DD" w:sz="6"/>
-          <w:left w:val="single" w:color="C7D2DD" w:sz="6"/>
-          <w:bottom w:val="single" w:color="C7D2DD" w:sz="6"/>
-          <w:right w:val="single" w:color="C7D2DD" w:sz="6"/>
-          <w:insideH w:val="single" w:color="auto" w:sz="4"/>
-          <w:insideV w:val="single" w:color="auto" w:sz="4"/>
-        </w:tblBorders>
-      </w:tblPr>
-      <w:tblGrid>
-        <w:gridCol w:w="100"/>
-      </w:tblGrid>
-      <w:tr>
-        <w:tc>
-          <w:tcPr>
-            <w:shd w:fill="E6F4F3" w:color="auto" w:val="clear"/>
-            <w:tcMar>
-              <w:top w:type="dxa" w:w="60"/>
-              <w:left w:type="dxa" w:w="120"/>
-              <w:bottom w:type="dxa" w:w="60"/>
-              <w:right w:type="dxa" w:w="120"/>
-            </w:tcMar>
-          </w:tcPr>
-          <w:p>
-            <w:pPr>
-              <w:spacing w:after="0" w:line="320"/>
-            </w:pPr>
-            <w:r>
-              <w:t xml:space="preserve"/>
-            </w:r>
-          </w:p>
-          <w:p>
-            <w:pPr>
-              <w:spacing w:after="0" w:line="320"/>
-            </w:pPr>
-            <w:r>
-              <w:t xml:space="preserve"/>
-            </w:r>
-          </w:p>
-          <w:p>
-            <w:pPr>
-              <w:spacing w:after="0" w:line="320"/>
-            </w:pPr>
-            <w:r>
-              <w:t xml:space="preserve"/>
-            </w:r>
-          </w:p>
-          <w:p>
-            <w:pPr>
-              <w:spacing w:after="0" w:line="320"/>
-            </w:pPr>
-            <w:r>
-              <w:t xml:space="preserve"/>
-            </w:r>
-          </w:p>
-        </w:tc>
-      </w:tr>
-    </w:tbl>
+        <w:rPr>
+          <w:b/>
+          <w:bCs/>
+          <w:color w:val="12355B"/>
+          <w:sz w:val="21"/>
+          <w:szCs w:val="21"/>
+        </w:rPr>
+        <w:t xml:space="preserve">Problem:  </w:t>
+      </w:r>
+      <w:r>
+        <w:rPr>
+          <w:sz w:val="21"/>
+          <w:szCs w:val="21"/>
+        </w:rPr>
+        <w:t xml:space="preserve">What is the reflection of (4, -3) over the x-axis?</w:t>
+      </w:r>
+    </w:p>
+    <w:p>
+      <w:pPr>
+        <w:spacing w:after="30"/>
+        <w:ind w:left="420"/>
+      </w:pPr>
+      <w:r>
+        <w:rPr>
+          <w:sz w:val="20"/>
+          <w:szCs w:val="20"/>
+        </w:rPr>
+        <w:t xml:space="preserve">A)  (-4, -3)</w:t>
+      </w:r>
+    </w:p>
+    <w:p>
+      <w:pPr>
+        <w:spacing w:after="30"/>
+        <w:ind w:left="420"/>
+      </w:pPr>
+      <w:r>
+        <w:rPr>
+          <w:sz w:val="20"/>
+          <w:szCs w:val="20"/>
+        </w:rPr>
+        <w:t xml:space="preserve">B)  (4, 3)</w:t>
+      </w:r>
+    </w:p>
+    <w:p>
+      <w:pPr>
+        <w:spacing w:after="30"/>
+        <w:ind w:left="420"/>
+      </w:pPr>
+      <w:r>
+        <w:rPr>
+          <w:sz w:val="20"/>
+          <w:szCs w:val="20"/>
+        </w:rPr>
+        <w:t xml:space="preserve">C)  (-4, 3)</w:t>
+      </w:r>
+    </w:p>
+    <w:p>
+      <w:pPr>
+        <w:spacing w:after="30"/>
+        <w:ind w:left="420"/>
+      </w:pPr>
+      <w:r>
+        <w:rPr>
+          <w:sz w:val="20"/>
+          <w:szCs w:val="20"/>
+        </w:rPr>
+        <w:t xml:space="preserve">D)  (3, -4)</w:t>
+      </w:r>
+    </w:p>
+    <w:p>
+      <w:pPr>
+        <w:spacing w:after="20" w:before="50"/>
+      </w:pPr>
+      <w:r>
+        <w:rPr>
+          <w:b/>
+          <w:bCs/>
+          <w:color w:val="1FA6A2"/>
+          <w:sz w:val="21"/>
+          <w:szCs w:val="21"/>
+        </w:rPr>
+        <w:t xml:space="preserve">Step 1:  </w:t>
+      </w:r>
+      <w:r>
+        <w:rPr>
+          <w:sz w:val="21"/>
+          <w:szCs w:val="21"/>
+        </w:rPr>
+        <w:t xml:space="preserve">Reflecting over the x-axis changes the sign of the y-coordinate.</w:t>
+      </w:r>
+    </w:p>
+    <w:p>
+      <w:pPr>
+        <w:spacing w:after="20" w:before="50"/>
+      </w:pPr>
+      <w:r>
+        <w:rPr>
+          <w:b/>
+          <w:bCs/>
+          <w:color w:val="1FA6A2"/>
+          <w:sz w:val="21"/>
+          <w:szCs w:val="21"/>
+        </w:rPr>
+        <w:t xml:space="preserve">Step 2:  </w:t>
+      </w:r>
+      <w:r>
+        <w:rPr>
+          <w:sz w:val="21"/>
+          <w:szCs w:val="21"/>
+        </w:rPr>
+        <w:t xml:space="preserve">The x stays the same (4), and the y changes from -3 to 3.</w:t>
+      </w:r>
+    </w:p>
+    <w:p>
+      <w:pPr>
+        <w:spacing w:after="20" w:before="50"/>
+      </w:pPr>
+      <w:r>
+        <w:rPr>
+          <w:b/>
+          <w:bCs/>
+          <w:color w:val="1FA6A2"/>
+          <w:sz w:val="21"/>
+          <w:szCs w:val="21"/>
+        </w:rPr>
+        <w:t xml:space="preserve">Step 3:  </w:t>
+      </w:r>
+      <w:r>
+        <w:rPr>
+          <w:sz w:val="21"/>
+          <w:szCs w:val="21"/>
+        </w:rPr>
+        <w:t xml:space="preserve">The answer is (4, 3).</w:t>
+      </w:r>
+    </w:p>
+    <w:p>
+      <w:pPr>
+        <w:spacing w:after="40" w:before="60"/>
+      </w:pPr>
+      <w:r>
+        <w:rPr>
+          <w:b/>
+          <w:bCs/>
+          <w:color w:val="12355B"/>
+          <w:sz w:val="21"/>
+          <w:szCs w:val="21"/>
+        </w:rPr>
+        <w:t xml:space="preserve">Answer:  </w:t>
+      </w:r>
+      <w:r>
+        <w:rPr>
+          <w:b/>
+          <w:bCs/>
+          <w:sz w:val="21"/>
+          <w:szCs w:val="21"/>
+        </w:rPr>
+        <w:t xml:space="preserve">B. (4, 3)</w:t>
+      </w:r>
+    </w:p>
     <w:p>
       <w:pPr>
         <w:pStyle w:val="Heading1"/>
@@ -1361,6 +1445,197 @@
           <w:szCs w:val="19"/>
         </w:rPr>
         <w:t xml:space="preserve">   We Do — work with your class</w:t>
+      </w:r>
+    </w:p>
+    <w:p>
+      <w:pPr>
+        <w:keepNext/>
+        <w:spacing w:after="40" w:before="40"/>
+      </w:pPr>
+      <w:r>
+        <w:rPr>
+          <w:b/>
+          <w:bCs/>
+          <w:color w:val="12355B"/>
+          <w:sz w:val="21"/>
+          <w:szCs w:val="21"/>
+        </w:rPr>
+        <w:t xml:space="preserve">Problem:  </w:t>
+      </w:r>
+      <w:r>
+        <w:rPr>
+          <w:sz w:val="21"/>
+          <w:szCs w:val="21"/>
+        </w:rPr>
+        <w:t xml:space="preserve">What is the reflection of (-2, 6) over the y-axis?</w:t>
+      </w:r>
+    </w:p>
+    <w:p>
+      <w:pPr>
+        <w:spacing w:after="30"/>
+        <w:ind w:left="420"/>
+      </w:pPr>
+      <w:r>
+        <w:rPr>
+          <w:sz w:val="20"/>
+          <w:szCs w:val="20"/>
+        </w:rPr>
+        <w:t xml:space="preserve">A)  (2, 6)</w:t>
+      </w:r>
+    </w:p>
+    <w:p>
+      <w:pPr>
+        <w:spacing w:after="30"/>
+        <w:ind w:left="420"/>
+      </w:pPr>
+      <w:r>
+        <w:rPr>
+          <w:sz w:val="20"/>
+          <w:szCs w:val="20"/>
+        </w:rPr>
+        <w:t xml:space="preserve">B)  (-2, -6)</w:t>
+      </w:r>
+    </w:p>
+    <w:p>
+      <w:pPr>
+        <w:spacing w:after="30"/>
+        <w:ind w:left="420"/>
+      </w:pPr>
+      <w:r>
+        <w:rPr>
+          <w:sz w:val="20"/>
+          <w:szCs w:val="20"/>
+        </w:rPr>
+        <w:t xml:space="preserve">C)  (2, -6)</w:t>
+      </w:r>
+    </w:p>
+    <w:p>
+      <w:pPr>
+        <w:spacing w:after="30"/>
+        <w:ind w:left="420"/>
+      </w:pPr>
+      <w:r>
+        <w:rPr>
+          <w:sz w:val="20"/>
+          <w:szCs w:val="20"/>
+        </w:rPr>
+        <w:t xml:space="preserve">D)  (6, -2)</w:t>
+      </w:r>
+    </w:p>
+    <w:p>
+      <w:pPr>
+        <w:keepNext/>
+        <w:spacing w:after="0" w:before="50"/>
+      </w:pPr>
+      <w:r>
+        <w:rPr>
+          <w:b/>
+          <w:bCs/>
+          <w:color w:val="6B4FA0"/>
+          <w:sz w:val="21"/>
+          <w:szCs w:val="21"/>
+        </w:rPr>
+        <w:t xml:space="preserve">Step 1:</w:t>
+      </w:r>
+    </w:p>
+    <w:p>
+      <w:pPr>
+        <w:pBdr>
+          <w:bottom w:val="single" w:color="AFBECC" w:sz="6"/>
+        </w:pBdr>
+        <w:spacing w:after="30" w:before="150"/>
+      </w:pPr>
+      <w:r>
+        <w:t xml:space="preserve"/>
+      </w:r>
+    </w:p>
+    <w:p>
+      <w:pPr>
+        <w:keepNext/>
+        <w:spacing w:after="0" w:before="50"/>
+      </w:pPr>
+      <w:r>
+        <w:rPr>
+          <w:b/>
+          <w:bCs/>
+          <w:color w:val="6B4FA0"/>
+          <w:sz w:val="21"/>
+          <w:szCs w:val="21"/>
+        </w:rPr>
+        <w:t xml:space="preserve">Step 2:</w:t>
+      </w:r>
+    </w:p>
+    <w:p>
+      <w:pPr>
+        <w:pBdr>
+          <w:bottom w:val="single" w:color="AFBECC" w:sz="6"/>
+        </w:pBdr>
+        <w:spacing w:after="30" w:before="150"/>
+      </w:pPr>
+      <w:r>
+        <w:t xml:space="preserve"/>
+      </w:r>
+    </w:p>
+    <w:p>
+      <w:pPr>
+        <w:keepNext/>
+        <w:spacing w:after="0" w:before="50"/>
+      </w:pPr>
+      <w:r>
+        <w:rPr>
+          <w:b/>
+          <w:bCs/>
+          <w:color w:val="6B4FA0"/>
+          <w:sz w:val="21"/>
+          <w:szCs w:val="21"/>
+        </w:rPr>
+        <w:t xml:space="preserve">Step 3:</w:t>
+      </w:r>
+    </w:p>
+    <w:p>
+      <w:pPr>
+        <w:pBdr>
+          <w:bottom w:val="single" w:color="AFBECC" w:sz="6"/>
+        </w:pBdr>
+        <w:spacing w:after="30" w:before="150"/>
+      </w:pPr>
+      <w:r>
+        <w:t xml:space="preserve"/>
+      </w:r>
+    </w:p>
+    <w:p>
+      <w:pPr>
+        <w:keepNext/>
+        <w:spacing w:after="0" w:before="60"/>
+      </w:pPr>
+      <w:r>
+        <w:rPr>
+          <w:b/>
+          <w:bCs/>
+          <w:color w:val="12355B"/>
+          <w:sz w:val="21"/>
+          <w:szCs w:val="21"/>
+        </w:rPr>
+        <w:t xml:space="preserve">Answer:</w:t>
+      </w:r>
+    </w:p>
+    <w:p>
+      <w:pPr>
+        <w:pBdr>
+          <w:bottom w:val="single" w:color="AFBECC" w:sz="6"/>
+        </w:pBdr>
+        <w:spacing w:after="30" w:before="150"/>
+      </w:pPr>
+      <w:r>
+        <w:t xml:space="preserve"/>
+      </w:r>
+    </w:p>
+    <w:p>
+      <w:pPr>
+        <w:spacing w:after="80"/>
+      </w:pPr>
+      <w:r>
+        <w:t xml:space="preserve"/>
       </w:r>
     </w:p>
     <w:tbl>
@@ -1961,7 +2236,7 @@
           <w:sz w:val="21"/>
           <w:szCs w:val="21"/>
         </w:rPr>
-        <w:t xml:space="preserve">What is the reflection of (4, -3) over the x-axis?</w:t>
+        <w:t xml:space="preserve">Which point is on the y-axis?</w:t>
       </w:r>
     </w:p>
     <w:p>
@@ -1974,7 +2249,7 @@
           <w:sz w:val="20"/>
           <w:szCs w:val="20"/>
         </w:rPr>
-        <w:t xml:space="preserve">A)  (-4, -3)</w:t>
+        <w:t xml:space="preserve">A)  (0, 5)</w:t>
       </w:r>
     </w:p>
     <w:p>
@@ -1987,7 +2262,7 @@
           <w:sz w:val="20"/>
           <w:szCs w:val="20"/>
         </w:rPr>
-        <w:t xml:space="preserve">B)  (4, 3)</w:t>
+        <w:t xml:space="preserve">B)  (5, 0)</w:t>
       </w:r>
     </w:p>
     <w:p>
@@ -2000,7 +2275,7 @@
           <w:sz w:val="20"/>
           <w:szCs w:val="20"/>
         </w:rPr>
-        <w:t xml:space="preserve">C)  (-4, 3)</w:t>
+        <w:t xml:space="preserve">C)  (3, 3)</w:t>
       </w:r>
     </w:p>
     <w:p>
@@ -2013,7 +2288,7 @@
           <w:sz w:val="20"/>
           <w:szCs w:val="20"/>
         </w:rPr>
-        <w:t xml:space="preserve">D)  (3, -4)</w:t>
+        <w:t xml:space="preserve">D)  (-2, 4)</w:t>
       </w:r>
     </w:p>
     <w:p>
@@ -2091,7 +2366,7 @@
           <w:sz w:val="21"/>
           <w:szCs w:val="21"/>
         </w:rPr>
-        <w:t xml:space="preserve">What is the reflection of (-2, 6) over the y-axis?</w:t>
+        <w:t xml:space="preserve">Point A is at (-3, 5). It is reflected over the x-axis to A', then A' is reflected over the y-axis to A''. What are the coordinates of A''?</w:t>
       </w:r>
     </w:p>
     <w:p>
@@ -2104,7 +2379,7 @@
           <w:sz w:val="20"/>
           <w:szCs w:val="20"/>
         </w:rPr>
-        <w:t xml:space="preserve">A)  (2, 6)</w:t>
+        <w:t xml:space="preserve">A)  (3, -5)</w:t>
       </w:r>
     </w:p>
     <w:p>
@@ -2117,7 +2392,7 @@
           <w:sz w:val="20"/>
           <w:szCs w:val="20"/>
         </w:rPr>
-        <w:t xml:space="preserve">B)  (-2, -6)</w:t>
+        <w:t xml:space="preserve">B)  (-3, -5)</w:t>
       </w:r>
     </w:p>
     <w:p>
@@ -2130,7 +2405,7 @@
           <w:sz w:val="20"/>
           <w:szCs w:val="20"/>
         </w:rPr>
-        <w:t xml:space="preserve">C)  (2, -6)</w:t>
+        <w:t xml:space="preserve">C)  (3, 5)</w:t>
       </w:r>
     </w:p>
     <w:p>
@@ -2143,7 +2418,7 @@
           <w:sz w:val="20"/>
           <w:szCs w:val="20"/>
         </w:rPr>
-        <w:t xml:space="preserve">D)  (6, -2)</w:t>
+        <w:t xml:space="preserve">D)  (-3, 5)</w:t>
       </w:r>
     </w:p>
     <w:p>
@@ -2221,7 +2496,7 @@
           <w:sz w:val="21"/>
           <w:szCs w:val="21"/>
         </w:rPr>
-        <w:t xml:space="preserve">Which point is on the y-axis?</w:t>
+        <w:t xml:space="preserve">Reflect (3, 5) across the x-axis. What is the image?</w:t>
       </w:r>
     </w:p>
     <w:p>
@@ -2234,7 +2509,7 @@
           <w:sz w:val="20"/>
           <w:szCs w:val="20"/>
         </w:rPr>
-        <w:t xml:space="preserve">A)  (0, 5)</w:t>
+        <w:t xml:space="preserve">A)  (3, -5)</w:t>
       </w:r>
     </w:p>
     <w:p>
@@ -2247,7 +2522,7 @@
           <w:sz w:val="20"/>
           <w:szCs w:val="20"/>
         </w:rPr>
-        <w:t xml:space="preserve">B)  (5, 0)</w:t>
+        <w:t xml:space="preserve">B)  (-3, 5)</w:t>
       </w:r>
     </w:p>
     <w:p>
@@ -2260,7 +2535,7 @@
           <w:sz w:val="20"/>
           <w:szCs w:val="20"/>
         </w:rPr>
-        <w:t xml:space="preserve">C)  (3, 3)</w:t>
+        <w:t xml:space="preserve">C)  (-3, -5)</w:t>
       </w:r>
     </w:p>
     <w:p>
@@ -2273,7 +2548,7 @@
           <w:sz w:val="20"/>
           <w:szCs w:val="20"/>
         </w:rPr>
-        <w:t xml:space="preserve">D)  (-2, 4)</w:t>
+        <w:t xml:space="preserve">D)  (5, 3)</w:t>
       </w:r>
     </w:p>
     <w:p>
@@ -2351,7 +2626,7 @@
           <w:sz w:val="21"/>
           <w:szCs w:val="21"/>
         </w:rPr>
-        <w:t xml:space="preserve">Point A is at (-3, 5). It is reflected over the x-axis to A', then A' is reflected over the y-axis to A''. What are the coordinates of A''?</w:t>
+        <w:t xml:space="preserve">Reflect (-2, 4) across the y-axis. What is the image?</w:t>
       </w:r>
     </w:p>
     <w:p>
@@ -2364,7 +2639,7 @@
           <w:sz w:val="20"/>
           <w:szCs w:val="20"/>
         </w:rPr>
-        <w:t xml:space="preserve">A)  (3, -5)</w:t>
+        <w:t xml:space="preserve">A)  (2, 4)</w:t>
       </w:r>
     </w:p>
     <w:p>
@@ -2377,7 +2652,7 @@
           <w:sz w:val="20"/>
           <w:szCs w:val="20"/>
         </w:rPr>
-        <w:t xml:space="preserve">B)  (-3, -5)</w:t>
+        <w:t xml:space="preserve">B)  (-2, -4)</w:t>
       </w:r>
     </w:p>
     <w:p>
@@ -2390,7 +2665,7 @@
           <w:sz w:val="20"/>
           <w:szCs w:val="20"/>
         </w:rPr>
-        <w:t xml:space="preserve">C)  (3, 5)</w:t>
+        <w:t xml:space="preserve">C)  (2, -4)</w:t>
       </w:r>
     </w:p>
     <w:p>
@@ -2403,7 +2678,7 @@
           <w:sz w:val="20"/>
           <w:szCs w:val="20"/>
         </w:rPr>
-        <w:t xml:space="preserve">D)  (-3, 5)</w:t>
+        <w:t xml:space="preserve">D)  (4, -2)</w:t>
       </w:r>
     </w:p>
     <w:p>
@@ -3116,6 +3391,64 @@
           <w:sz w:val="24"/>
           <w:szCs w:val="24"/>
         </w:rPr>
+        <w:t xml:space="preserve">Worked Notes (I Do / We Do)</w:t>
+      </w:r>
+    </w:p>
+    <w:p>
+      <w:pPr>
+        <w:spacing w:after="80"/>
+      </w:pPr>
+      <w:r>
+        <w:rPr>
+          <w:b/>
+          <w:bCs/>
+          <w:sz w:val="21"/>
+          <w:szCs w:val="21"/>
+        </w:rPr>
+        <w:t xml:space="preserve">I Do:  </w:t>
+      </w:r>
+      <w:r>
+        <w:rPr>
+          <w:sz w:val="21"/>
+          <w:szCs w:val="21"/>
+        </w:rPr>
+        <w:t xml:space="preserve">B. (4, 3)</w:t>
+      </w:r>
+    </w:p>
+    <w:p>
+      <w:pPr>
+        <w:spacing w:after="80"/>
+      </w:pPr>
+      <w:r>
+        <w:rPr>
+          <w:b/>
+          <w:bCs/>
+          <w:sz w:val="21"/>
+          <w:szCs w:val="21"/>
+        </w:rPr>
+        <w:t xml:space="preserve">We Do:  </w:t>
+      </w:r>
+      <w:r>
+        <w:rPr>
+          <w:sz w:val="21"/>
+          <w:szCs w:val="21"/>
+        </w:rPr>
+        <w:t xml:space="preserve">A. (2, 6)</w:t>
+      </w:r>
+    </w:p>
+    <w:p>
+      <w:pPr>
+        <w:pStyle w:val="Heading2"/>
+        <w:spacing w:after="80" w:before="180"/>
+      </w:pPr>
+      <w:r>
+        <w:rPr>
+          <w:b/>
+          <w:bCs/>
+          <w:color w:val="12355B"/>
+          <w:sz w:val="24"/>
+          <w:szCs w:val="24"/>
+        </w:rPr>
         <w:t xml:space="preserve">Independent Practice</w:t>
       </w:r>
     </w:p>
@@ -3137,7 +3470,7 @@
           <w:sz w:val="21"/>
           <w:szCs w:val="21"/>
         </w:rPr>
-        <w:t xml:space="preserve">B)  (4, 3)</w:t>
+        <w:t xml:space="preserve">A)  (0, 5)</w:t>
       </w:r>
       <w:r>
         <w:rPr>
@@ -3147,7 +3480,7 @@
           <w:sz w:val="19"/>
           <w:szCs w:val="19"/>
         </w:rPr>
-        <w:t xml:space="preserve">  — Reflecting over the x-axis changes the sign of the y-coordinate. The x stays the same (4), and the y changes from -3 to 3. The answer is (4, 3).</w:t>
+        <w:t xml:space="preserve">  — Points on the y-axis have x-coordinate = 0. (0, 5) is on the y-axis.</w:t>
       </w:r>
     </w:p>
     <w:p>
@@ -3168,7 +3501,7 @@
           <w:sz w:val="21"/>
           <w:szCs w:val="21"/>
         </w:rPr>
-        <w:t xml:space="preserve">A)  (2, 6)</w:t>
+        <w:t xml:space="preserve">A)  (3, -5)</w:t>
       </w:r>
       <w:r>
         <w:rPr>
@@ -3178,7 +3511,7 @@
           <w:sz w:val="19"/>
           <w:szCs w:val="19"/>
         </w:rPr>
-        <w:t xml:space="preserve">  — Reflecting over the y-axis changes the sign of the x-coordinate. x goes from -2 to 2, and y stays 6. The answer is (2, 6).</w:t>
+        <w:t xml:space="preserve">  — Over x-axis: (-3, 5) → (-3, -5). Then over y-axis: (-3, -5) → (3, -5). Both coordinates changed sign.</w:t>
       </w:r>
     </w:p>
     <w:p>
@@ -3199,7 +3532,7 @@
           <w:sz w:val="21"/>
           <w:szCs w:val="21"/>
         </w:rPr>
-        <w:t xml:space="preserve">A)  (0, 5)</w:t>
+        <w:t xml:space="preserve">A)  (3, -5)</w:t>
       </w:r>
       <w:r>
         <w:rPr>
@@ -3209,7 +3542,7 @@
           <w:sz w:val="19"/>
           <w:szCs w:val="19"/>
         </w:rPr>
-        <w:t xml:space="preserve">  — Points on the y-axis have x-coordinate = 0. (0, 5) is on the y-axis.</w:t>
+        <w:t xml:space="preserve">  — Reflecting across the x-axis changes the sign of the y-coordinate: (3, -5).</w:t>
       </w:r>
     </w:p>
     <w:p>
@@ -3230,7 +3563,7 @@
           <w:sz w:val="21"/>
           <w:szCs w:val="21"/>
         </w:rPr>
-        <w:t xml:space="preserve">A)  (3, -5)</w:t>
+        <w:t xml:space="preserve">A)  (2, 4)</w:t>
       </w:r>
       <w:r>
         <w:rPr>
@@ -3240,7 +3573,7 @@
           <w:sz w:val="19"/>
           <w:szCs w:val="19"/>
         </w:rPr>
-        <w:t xml:space="preserve">  — Over x-axis: (-3, 5) → (-3, -5). Then over y-axis: (-3, -5) → (3, -5). Both coordinates changed sign.</w:t>
+        <w:t xml:space="preserve">  — Reflecting across the y-axis changes the sign of the x-coordinate: (2, 4).</w:t>
       </w:r>
     </w:p>
     <w:p>

--- a/lessons/9-7/downloads/9-7-notes.docx
+++ b/lessons/9-7/downloads/9-7-notes.docx
@@ -1023,6 +1023,216 @@
     <w:p>
       <w:pPr>
         <w:pStyle w:val="Heading1"/>
+        <w:pBdr>
+          <w:bottom w:val="single" w:color="1FA6A2" w:sz="14" w:space="6"/>
+        </w:pBdr>
+        <w:spacing w:after="140" w:before="260"/>
+      </w:pPr>
+      <w:r>
+        <w:rPr>
+          <w:b/>
+          <w:bCs/>
+          <w:color w:val="12355B"/>
+          <w:sz w:val="30"/>
+          <w:szCs w:val="30"/>
+        </w:rPr>
+        <w:t xml:space="preserve">Guided Notes</w:t>
+      </w:r>
+    </w:p>
+    <w:p>
+      <w:pPr>
+        <w:spacing w:after="100"/>
+      </w:pPr>
+      <w:r>
+        <w:rPr>
+          <w:i/>
+          <w:iCs/>
+          <w:color w:val="5F6F80"/>
+          <w:sz w:val="19"/>
+          <w:szCs w:val="19"/>
+        </w:rPr>
+        <w:t xml:space="preserve">Fill in each blank as we go. Use the Word Bank to help you.</w:t>
+      </w:r>
+    </w:p>
+    <w:tbl>
+      <w:tblPr>
+        <w:tblW w:type="pct" w:w="100%"/>
+        <w:tblBorders>
+          <w:top w:val="single" w:color="BBD0DE" w:sz="8"/>
+          <w:left w:val="single" w:color="BBD0DE" w:sz="8"/>
+          <w:bottom w:val="single" w:color="BBD0DE" w:sz="8"/>
+          <w:right w:val="single" w:color="BBD0DE" w:sz="8"/>
+          <w:insideH w:val="single" w:color="auto" w:sz="4"/>
+          <w:insideV w:val="single" w:color="auto" w:sz="4"/>
+        </w:tblBorders>
+      </w:tblPr>
+      <w:tblGrid>
+        <w:gridCol w:w="100"/>
+      </w:tblGrid>
+      <w:tr>
+        <w:tc>
+          <w:tcPr>
+            <w:shd w:fill="EEF4F8" w:color="auto" w:val="clear"/>
+            <w:tcMar>
+              <w:top w:type="dxa" w:w="120"/>
+              <w:left w:type="dxa" w:w="180"/>
+              <w:bottom w:type="dxa" w:w="120"/>
+              <w:right w:type="dxa" w:w="180"/>
+            </w:tcMar>
+          </w:tcPr>
+          <w:p>
+            <w:pPr>
+              <w:spacing w:after="40"/>
+            </w:pPr>
+            <w:r>
+              <w:rPr>
+                <w:b/>
+                <w:bCs/>
+                <w:color w:val="1FA6A2"/>
+                <w:sz w:val="18"/>
+                <w:szCs w:val="18"/>
+              </w:rPr>
+              <w:t xml:space="preserve">WORD BANK</w:t>
+            </w:r>
+          </w:p>
+          <w:p>
+            <w:pPr>
+              <w:spacing w:after="80"/>
+            </w:pPr>
+            <w:r>
+              <w:rPr>
+                <w:b/>
+                <w:bCs/>
+                <w:sz w:val="21"/>
+                <w:szCs w:val="21"/>
+              </w:rPr>
+              <w:t xml:space="preserve">Reflection      •      x-axis      •      y-axis      •      Symmetry      •      Integer</w:t>
+            </w:r>
+          </w:p>
+        </w:tc>
+      </w:tr>
+    </w:tbl>
+    <w:p>
+      <w:pPr>
+        <w:spacing w:after="80"/>
+      </w:pPr>
+      <w:r>
+        <w:t xml:space="preserve"/>
+      </w:r>
+    </w:p>
+    <w:p>
+      <w:pPr>
+        <w:spacing w:after="120" w:before="80"/>
+      </w:pPr>
+      <w:r>
+        <w:rPr>
+          <w:b/>
+          <w:bCs/>
+          <w:color w:val="12355B"/>
+          <w:sz w:val="22"/>
+          <w:szCs w:val="22"/>
+        </w:rPr>
+        <w:t xml:space="preserve">1.  </w:t>
+      </w:r>
+      <w:r>
+        <w:rPr>
+          <w:sz w:val="22"/>
+          <w:szCs w:val="22"/>
+        </w:rPr>
+        <w:t xml:space="preserve">A flip of a point or shape over an axis to make a mirror image is a ___.</w:t>
+      </w:r>
+    </w:p>
+    <w:p>
+      <w:pPr>
+        <w:spacing w:after="120" w:before="80"/>
+      </w:pPr>
+      <w:r>
+        <w:rPr>
+          <w:b/>
+          <w:bCs/>
+          <w:color w:val="12355B"/>
+          <w:sz w:val="22"/>
+          <w:szCs w:val="22"/>
+        </w:rPr>
+        <w:t xml:space="preserve">2.  </w:t>
+      </w:r>
+      <w:r>
+        <w:rPr>
+          <w:sz w:val="22"/>
+          <w:szCs w:val="22"/>
+        </w:rPr>
+        <w:t xml:space="preserve">The horizontal number line on the coordinate plane is the ___.</w:t>
+      </w:r>
+    </w:p>
+    <w:p>
+      <w:pPr>
+        <w:spacing w:after="120" w:before="80"/>
+      </w:pPr>
+      <w:r>
+        <w:rPr>
+          <w:b/>
+          <w:bCs/>
+          <w:color w:val="12355B"/>
+          <w:sz w:val="22"/>
+          <w:szCs w:val="22"/>
+        </w:rPr>
+        <w:t xml:space="preserve">3.  </w:t>
+      </w:r>
+      <w:r>
+        <w:rPr>
+          <w:sz w:val="22"/>
+          <w:szCs w:val="22"/>
+        </w:rPr>
+        <w:t xml:space="preserve">The vertical number line on the coordinate plane is the ___.</w:t>
+      </w:r>
+    </w:p>
+    <w:p>
+      <w:pPr>
+        <w:spacing w:after="120" w:before="80"/>
+      </w:pPr>
+      <w:r>
+        <w:rPr>
+          <w:b/>
+          <w:bCs/>
+          <w:color w:val="12355B"/>
+          <w:sz w:val="22"/>
+          <w:szCs w:val="22"/>
+        </w:rPr>
+        <w:t xml:space="preserve">4.  </w:t>
+      </w:r>
+      <w:r>
+        <w:rPr>
+          <w:sz w:val="22"/>
+          <w:szCs w:val="22"/>
+        </w:rPr>
+        <w:t xml:space="preserve">When two halves are mirror images of each other, the figure has ___.</w:t>
+      </w:r>
+    </w:p>
+    <w:p>
+      <w:pPr>
+        <w:spacing w:after="120" w:before="80"/>
+      </w:pPr>
+      <w:r>
+        <w:rPr>
+          <w:b/>
+          <w:bCs/>
+          <w:color w:val="12355B"/>
+          <w:sz w:val="22"/>
+          <w:szCs w:val="22"/>
+        </w:rPr>
+        <w:t xml:space="preserve">5.  </w:t>
+      </w:r>
+      <w:r>
+        <w:rPr>
+          <w:sz w:val="22"/>
+          <w:szCs w:val="22"/>
+        </w:rPr>
+        <w:t xml:space="preserve">A whole number or its opposite, with no fraction part, is an ___.</w:t>
+      </w:r>
+    </w:p>
+    <w:p>
+      <w:pPr>
+        <w:pStyle w:val="Heading1"/>
         <w:pageBreakBefore/>
         <w:pBdr>
           <w:bottom w:val="single" w:color="1FA6A2" w:sz="14" w:space="6"/>
@@ -2155,6 +2365,87 @@
     </w:p>
     <w:p>
       <w:pPr>
+        <w:spacing w:after="40" w:before="80"/>
+      </w:pPr>
+      <w:r>
+        <w:rPr>
+          <w:b/>
+          <w:bCs/>
+          <w:color w:val="12355B"/>
+          <w:sz w:val="21"/>
+          <w:szCs w:val="21"/>
+        </w:rPr>
+        <w:t xml:space="preserve">5. </w:t>
+      </w:r>
+      <w:r>
+        <w:rPr>
+          <w:b/>
+          <w:bCs/>
+          <w:color w:val="6B4FA0"/>
+          <w:sz w:val="19"/>
+          <w:szCs w:val="19"/>
+        </w:rPr>
+        <w:t xml:space="preserve">[Practice] </w:t>
+      </w:r>
+      <w:r>
+        <w:rPr>
+          <w:b/>
+          <w:bCs/>
+          <w:sz w:val="21"/>
+          <w:szCs w:val="21"/>
+        </w:rPr>
+        <w:t xml:space="preserve">During practice on Reflect Points Across Axes, what strategy did you use when a problem felt tricky?</w:t>
+      </w:r>
+    </w:p>
+    <w:p>
+      <w:pPr>
+        <w:spacing w:after="60"/>
+      </w:pPr>
+      <w:r>
+        <w:rPr>
+          <w:color w:val="1A2733"/>
+          <w:sz w:val="21"/>
+          <w:szCs w:val="21"/>
+        </w:rPr>
+        <w:t xml:space="preserve">Start with:  Over the x-axis, the ___ coordinate flips sign.</w:t>
+      </w:r>
+      <w:r>
+        <w:rPr>
+          <w:i/>
+          <w:iCs/>
+          <w:color w:val="5F6F80"/>
+          <w:sz w:val="19"/>
+          <w:szCs w:val="19"/>
+        </w:rPr>
+        <w:br/>
+        <w:t xml:space="preserve">Sobre el eje x, la coordenada ___ cambia de signo.</w:t>
+      </w:r>
+    </w:p>
+    <w:p>
+      <w:pPr>
+        <w:spacing w:after="80"/>
+      </w:pPr>
+      <w:r>
+        <w:rPr>
+          <w:b/>
+          <w:bCs/>
+          <w:color w:val="12355B"/>
+          <w:sz w:val="19"/>
+          <w:szCs w:val="19"/>
+        </w:rPr>
+        <w:t xml:space="preserve">Word bank:  </w:t>
+      </w:r>
+      <w:r>
+        <w:rPr>
+          <w:color w:val="1FA6A2"/>
+          <w:sz w:val="19"/>
+          <w:szCs w:val="19"/>
+        </w:rPr>
+        <w:t xml:space="preserve">Reflection,  x-axis,  y-axis,  Symmetry</w:t>
+      </w:r>
+    </w:p>
+    <w:p>
+      <w:pPr>
         <w:pStyle w:val="Heading1"/>
         <w:pageBreakBefore/>
         <w:pBdr>
@@ -2496,7 +2787,7 @@
           <w:sz w:val="21"/>
           <w:szCs w:val="21"/>
         </w:rPr>
-        <w:t xml:space="preserve">Reflect (3, 5) across the x-axis. What is the image?</w:t>
+        <w:t xml:space="preserve">Captain Vega folds the map along the x-axis. A marker at (7, 2) lands on its mirror image. What are the new coordinates?</w:t>
       </w:r>
     </w:p>
     <w:p>
@@ -2509,7 +2800,7 @@
           <w:sz w:val="20"/>
           <w:szCs w:val="20"/>
         </w:rPr>
-        <w:t xml:space="preserve">A)  (3, -5)</w:t>
+        <w:t xml:space="preserve">A)  (7, -2)</w:t>
       </w:r>
     </w:p>
     <w:p>
@@ -2522,7 +2813,7 @@
           <w:sz w:val="20"/>
           <w:szCs w:val="20"/>
         </w:rPr>
-        <w:t xml:space="preserve">B)  (-3, 5)</w:t>
+        <w:t xml:space="preserve">B)  (-7, 2)</w:t>
       </w:r>
     </w:p>
     <w:p>
@@ -2535,7 +2826,7 @@
           <w:sz w:val="20"/>
           <w:szCs w:val="20"/>
         </w:rPr>
-        <w:t xml:space="preserve">C)  (-3, -5)</w:t>
+        <w:t xml:space="preserve">C)  (-7, -2)</w:t>
       </w:r>
     </w:p>
     <w:p>
@@ -2548,7 +2839,7 @@
           <w:sz w:val="20"/>
           <w:szCs w:val="20"/>
         </w:rPr>
-        <w:t xml:space="preserve">D)  (5, 3)</w:t>
+        <w:t xml:space="preserve">D)  (2, 7)</w:t>
       </w:r>
     </w:p>
     <w:p>
@@ -2626,7 +2917,7 @@
           <w:sz w:val="21"/>
           <w:szCs w:val="21"/>
         </w:rPr>
-        <w:t xml:space="preserve">Reflect (-2, 4) across the y-axis. What is the image?</w:t>
+        <w:t xml:space="preserve">A buried chest is marked at (-5, 3). Vega folds the map along the y-axis to find its mirror twin. Where is the twin?</w:t>
       </w:r>
     </w:p>
     <w:p>
@@ -2639,7 +2930,7 @@
           <w:sz w:val="20"/>
           <w:szCs w:val="20"/>
         </w:rPr>
-        <w:t xml:space="preserve">A)  (2, 4)</w:t>
+        <w:t xml:space="preserve">A)  (5, 3)</w:t>
       </w:r>
     </w:p>
     <w:p>
@@ -2652,7 +2943,7 @@
           <w:sz w:val="20"/>
           <w:szCs w:val="20"/>
         </w:rPr>
-        <w:t xml:space="preserve">B)  (-2, -4)</w:t>
+        <w:t xml:space="preserve">B)  (-5, -3)</w:t>
       </w:r>
     </w:p>
     <w:p>
@@ -2665,7 +2956,7 @@
           <w:sz w:val="20"/>
           <w:szCs w:val="20"/>
         </w:rPr>
-        <w:t xml:space="preserve">C)  (2, -4)</w:t>
+        <w:t xml:space="preserve">C)  (5, -3)</w:t>
       </w:r>
     </w:p>
     <w:p>
@@ -2678,7 +2969,7 @@
           <w:sz w:val="20"/>
           <w:szCs w:val="20"/>
         </w:rPr>
-        <w:t xml:space="preserve">D)  (4, -2)</w:t>
+        <w:t xml:space="preserve">D)  (3, -5)</w:t>
       </w:r>
     </w:p>
     <w:p>
@@ -2751,33 +3042,7 @@
           <w:sz w:val="30"/>
           <w:szCs w:val="30"/>
         </w:rPr>
-        <w:t xml:space="preserve">Write About the Math</w:t>
-      </w:r>
-    </w:p>
-    <w:p>
-      <w:pPr>
-        <w:pStyle w:val="Heading2"/>
-        <w:spacing w:after="80" w:before="180"/>
-      </w:pPr>
-      <w:r>
-        <w:rPr>
-          <w:b/>
-          <w:bCs/>
-          <w:color w:val="12355B"/>
-          <w:sz w:val="24"/>
-          <w:szCs w:val="24"/>
-        </w:rPr>
-        <w:t xml:space="preserve">Build Strong Sentences</w:t>
-      </w:r>
-      <w:r>
-        <w:rPr>
-          <w:i/>
-          <w:iCs/>
-          <w:color w:val="B97A12"/>
-          <w:sz w:val="19"/>
-          <w:szCs w:val="19"/>
-        </w:rPr>
-        <w:t xml:space="preserve">   The Writing Revolution</w:t>
+        <w:t xml:space="preserve">Exit Ticket</w:t>
       </w:r>
     </w:p>
     <w:p>
@@ -2792,435 +3057,86 @@
           <w:sz w:val="19"/>
           <w:szCs w:val="19"/>
         </w:rPr>
-        <w:t xml:space="preserve">I can explain my work using the words reflection, x-axis, y-axis, and symmetry.</w:t>
-      </w:r>
-    </w:p>
-    <w:p>
-      <w:pPr>
-        <w:pStyle w:val="Heading2"/>
-        <w:spacing w:after="80" w:before="180"/>
-      </w:pPr>
-      <w:r>
-        <w:rPr>
-          <w:b/>
-          <w:bCs/>
-          <w:color w:val="12355B"/>
-          <w:sz w:val="24"/>
-          <w:szCs w:val="24"/>
-        </w:rPr>
-        <w:t xml:space="preserve">1. Kernel Sentence</w:t>
-      </w:r>
-      <w:r>
-        <w:rPr>
-          <w:i/>
-          <w:iCs/>
-          <w:color w:val="1FA6A2"/>
-          <w:sz w:val="19"/>
-          <w:szCs w:val="19"/>
-        </w:rPr>
-        <w:t xml:space="preserve">   subject + verb</w:t>
-      </w:r>
-    </w:p>
-    <w:tbl>
-      <w:tblPr>
-        <w:tblW w:type="pct" w:w="100%"/>
-        <w:tblBorders>
-          <w:top w:val="single" w:color="B97A12" w:sz="8"/>
-          <w:left w:val="single" w:color="B97A12" w:sz="8"/>
-          <w:bottom w:val="single" w:color="B97A12" w:sz="8"/>
-          <w:right w:val="single" w:color="B97A12" w:sz="8"/>
-          <w:insideH w:val="single" w:color="auto" w:sz="4"/>
-          <w:insideV w:val="single" w:color="auto" w:sz="4"/>
-        </w:tblBorders>
-      </w:tblPr>
-      <w:tblGrid>
-        <w:gridCol w:w="100"/>
-      </w:tblGrid>
-      <w:tr>
-        <w:tc>
-          <w:tcPr>
-            <w:shd w:fill="FBF3E2" w:color="auto" w:val="clear"/>
-            <w:tcMar>
-              <w:top w:type="dxa" w:w="120"/>
-              <w:left w:type="dxa" w:w="180"/>
-              <w:bottom w:type="dxa" w:w="120"/>
-              <w:right w:type="dxa" w:w="180"/>
-            </w:tcMar>
-          </w:tcPr>
-          <w:p>
-            <w:pPr>
-              <w:spacing w:after="0"/>
-            </w:pPr>
-            <w:r>
-              <w:rPr>
-                <w:b/>
-                <w:bCs/>
-                <w:color w:val="1FA6A2"/>
-                <w:sz w:val="20"/>
-                <w:szCs w:val="20"/>
-              </w:rPr>
-              <w:t xml:space="preserve">Model:  </w:t>
-            </w:r>
-            <w:r>
-              <w:rPr>
-                <w:sz w:val="20"/>
-                <w:szCs w:val="20"/>
-              </w:rPr>
-              <w:t xml:space="preserve">Reflection is a flipped image of a point on the other side of a line, the same distance away.</w:t>
-            </w:r>
-          </w:p>
-        </w:tc>
-      </w:tr>
-    </w:tbl>
+        <w:t xml:space="preserve">Answer on your own. This shows what you learned today.</w:t>
+      </w:r>
+    </w:p>
+    <w:p>
+      <w:pPr>
+        <w:spacing w:after="80" w:before="80"/>
+      </w:pPr>
+      <w:r>
+        <w:rPr>
+          <w:color w:val="B97A12"/>
+          <w:sz w:val="22"/>
+          <w:szCs w:val="22"/>
+        </w:rPr>
+        <w:t xml:space="preserve">★  </w:t>
+      </w:r>
+      <w:r>
+        <w:rPr>
+          <w:b/>
+          <w:bCs/>
+          <w:sz w:val="22"/>
+          <w:szCs w:val="22"/>
+        </w:rPr>
+        <w:t xml:space="preserve">What is the reflection of (-5, 2) over the y-axis?</w:t>
+      </w:r>
+    </w:p>
+    <w:p>
+      <w:pPr>
+        <w:spacing w:after="60"/>
+        <w:ind w:left="420"/>
+      </w:pPr>
+      <w:r>
+        <w:rPr>
+          <w:sz w:val="21"/>
+          <w:szCs w:val="21"/>
+        </w:rPr>
+        <w:t xml:space="preserve">A)  (-5, -2)</w:t>
+      </w:r>
+    </w:p>
+    <w:p>
+      <w:pPr>
+        <w:spacing w:after="60"/>
+        <w:ind w:left="420"/>
+      </w:pPr>
+      <w:r>
+        <w:rPr>
+          <w:sz w:val="21"/>
+          <w:szCs w:val="21"/>
+        </w:rPr>
+        <w:t xml:space="preserve">B)  (5, -2)</w:t>
+      </w:r>
+    </w:p>
+    <w:p>
+      <w:pPr>
+        <w:spacing w:after="60"/>
+        <w:ind w:left="420"/>
+      </w:pPr>
+      <w:r>
+        <w:rPr>
+          <w:sz w:val="21"/>
+          <w:szCs w:val="21"/>
+        </w:rPr>
+        <w:t xml:space="preserve">C)  (5, 2)</w:t>
+      </w:r>
+    </w:p>
+    <w:p>
+      <w:pPr>
+        <w:spacing w:after="60"/>
+        <w:ind w:left="420"/>
+      </w:pPr>
+      <w:r>
+        <w:rPr>
+          <w:sz w:val="21"/>
+          <w:szCs w:val="21"/>
+        </w:rPr>
+        <w:t xml:space="preserve">D)  (2, -5)</w:t>
+      </w:r>
+    </w:p>
     <w:p>
       <w:pPr>
         <w:spacing w:after="40"/>
-      </w:pPr>
-      <w:r>
-        <w:t xml:space="preserve"/>
-      </w:r>
-    </w:p>
-    <w:p>
-      <w:pPr>
-        <w:spacing w:after="60"/>
-      </w:pPr>
-      <w:r>
-        <w:rPr>
-          <w:color w:val="1A2733"/>
-          <w:sz w:val="21"/>
-          <w:szCs w:val="21"/>
-        </w:rPr>
-        <w:t xml:space="preserve">Write a kernel sentence about reflection. Use a subject and a verb.</w:t>
-      </w:r>
-      <w:r>
-        <w:rPr>
-          <w:i/>
-          <w:iCs/>
-          <w:color w:val="5F6F80"/>
-          <w:sz w:val="19"/>
-          <w:szCs w:val="19"/>
-        </w:rPr>
-        <w:br/>
-        <w:t xml:space="preserve">Escribe una oración base sobre reflexión. Usa un sujeto y un verbo.</w:t>
-      </w:r>
-    </w:p>
-    <w:p>
-      <w:pPr>
-        <w:pBdr>
-          <w:bottom w:val="single" w:color="AFBECC" w:sz="6"/>
-        </w:pBdr>
-        <w:spacing w:after="30" w:before="150"/>
-      </w:pPr>
-      <w:r>
-        <w:t xml:space="preserve"/>
-      </w:r>
-    </w:p>
-    <w:p>
-      <w:pPr>
-        <w:pBdr>
-          <w:bottom w:val="single" w:color="AFBECC" w:sz="6"/>
-        </w:pBdr>
-        <w:spacing w:after="30" w:before="150"/>
-      </w:pPr>
-      <w:r>
-        <w:t xml:space="preserve"/>
-      </w:r>
-    </w:p>
-    <w:p>
-      <w:pPr>
-        <w:pStyle w:val="Heading2"/>
-        <w:spacing w:after="80" w:before="180"/>
-      </w:pPr>
-      <w:r>
-        <w:rPr>
-          <w:b/>
-          <w:bCs/>
-          <w:color w:val="12355B"/>
-          <w:sz w:val="24"/>
-          <w:szCs w:val="24"/>
-        </w:rPr>
-        <w:t xml:space="preserve">2. Sentence Expansion</w:t>
-      </w:r>
-      <w:r>
-        <w:rPr>
-          <w:i/>
-          <w:iCs/>
-          <w:color w:val="1FA6A2"/>
-          <w:sz w:val="19"/>
-          <w:szCs w:val="19"/>
-        </w:rPr>
-        <w:t xml:space="preserve">   because · but · so</w:t>
-      </w:r>
-    </w:p>
-    <w:p>
-      <w:pPr>
-        <w:spacing w:after="80"/>
-      </w:pPr>
-      <w:r>
-        <w:rPr>
-          <w:b/>
-          <w:bCs/>
-          <w:color w:val="1FA6A2"/>
-          <w:sz w:val="20"/>
-          <w:szCs w:val="20"/>
-        </w:rPr>
-        <w:t xml:space="preserve">Kernel:  </w:t>
-      </w:r>
-      <w:r>
-        <w:rPr>
-          <w:sz w:val="20"/>
-          <w:szCs w:val="20"/>
-        </w:rPr>
-        <w:t xml:space="preserve">Reflection matters in math</w:t>
-      </w:r>
-    </w:p>
-    <w:p>
-      <w:pPr>
-        <w:spacing w:after="80"/>
-      </w:pPr>
-      <w:r>
-        <w:rPr>
-          <w:b/>
-          <w:bCs/>
-          <w:color w:val="12355B"/>
-          <w:sz w:val="21"/>
-          <w:szCs w:val="21"/>
-        </w:rPr>
-        <w:t xml:space="preserve">because  </w:t>
-      </w:r>
-      <w:r>
-        <w:rPr>
-          <w:sz w:val="21"/>
-          <w:szCs w:val="21"/>
-        </w:rPr>
-        <w:t xml:space="preserve">Reflection matters in math because ___.</w:t>
-      </w:r>
-      <w:r>
-        <w:rPr>
-          <w:i/>
-          <w:iCs/>
-          <w:color w:val="5F6F80"/>
-          <w:sz w:val="19"/>
-          <w:szCs w:val="19"/>
-        </w:rPr>
-        <w:br/>
-        <w:t xml:space="preserve">Reflexión importa en matemáticas porque ___.</w:t>
-      </w:r>
-    </w:p>
-    <w:p>
-      <w:pPr>
-        <w:pBdr>
-          <w:bottom w:val="single" w:color="AFBECC" w:sz="6"/>
-        </w:pBdr>
-        <w:spacing w:after="30" w:before="150"/>
-      </w:pPr>
-      <w:r>
-        <w:t xml:space="preserve"/>
-      </w:r>
-    </w:p>
-    <w:p>
-      <w:pPr>
-        <w:spacing w:after="80"/>
-      </w:pPr>
-      <w:r>
-        <w:rPr>
-          <w:b/>
-          <w:bCs/>
-          <w:color w:val="12355B"/>
-          <w:sz w:val="21"/>
-          <w:szCs w:val="21"/>
-        </w:rPr>
-        <w:t xml:space="preserve">but  </w:t>
-      </w:r>
-      <w:r>
-        <w:rPr>
-          <w:sz w:val="21"/>
-          <w:szCs w:val="21"/>
-        </w:rPr>
-        <w:t xml:space="preserve">Reflection matters in math, but ___.</w:t>
-      </w:r>
-      <w:r>
-        <w:rPr>
-          <w:i/>
-          <w:iCs/>
-          <w:color w:val="5F6F80"/>
-          <w:sz w:val="19"/>
-          <w:szCs w:val="19"/>
-        </w:rPr>
-        <w:br/>
-        <w:t xml:space="preserve">Reflexión importa en matemáticas, pero ___.</w:t>
-      </w:r>
-    </w:p>
-    <w:p>
-      <w:pPr>
-        <w:pBdr>
-          <w:bottom w:val="single" w:color="AFBECC" w:sz="6"/>
-        </w:pBdr>
-        <w:spacing w:after="30" w:before="150"/>
-      </w:pPr>
-      <w:r>
-        <w:t xml:space="preserve"/>
-      </w:r>
-    </w:p>
-    <w:p>
-      <w:pPr>
-        <w:spacing w:after="80"/>
-      </w:pPr>
-      <w:r>
-        <w:rPr>
-          <w:b/>
-          <w:bCs/>
-          <w:color w:val="12355B"/>
-          <w:sz w:val="21"/>
-          <w:szCs w:val="21"/>
-        </w:rPr>
-        <w:t xml:space="preserve">so  </w:t>
-      </w:r>
-      <w:r>
-        <w:rPr>
-          <w:sz w:val="21"/>
-          <w:szCs w:val="21"/>
-        </w:rPr>
-        <w:t xml:space="preserve">Reflection matters in math, so ___.</w:t>
-      </w:r>
-      <w:r>
-        <w:rPr>
-          <w:i/>
-          <w:iCs/>
-          <w:color w:val="5F6F80"/>
-          <w:sz w:val="19"/>
-          <w:szCs w:val="19"/>
-        </w:rPr>
-        <w:br/>
-        <w:t xml:space="preserve">Reflexión importa en matemáticas, entonces ___.</w:t>
-      </w:r>
-    </w:p>
-    <w:p>
-      <w:pPr>
-        <w:pBdr>
-          <w:bottom w:val="single" w:color="AFBECC" w:sz="6"/>
-        </w:pBdr>
-        <w:spacing w:after="30" w:before="150"/>
-      </w:pPr>
-      <w:r>
-        <w:t xml:space="preserve"/>
-      </w:r>
-    </w:p>
-    <w:p>
-      <w:pPr>
-        <w:pStyle w:val="Heading2"/>
-        <w:spacing w:after="80" w:before="180"/>
-      </w:pPr>
-      <w:r>
-        <w:rPr>
-          <w:b/>
-          <w:bCs/>
-          <w:color w:val="12355B"/>
-          <w:sz w:val="24"/>
-          <w:szCs w:val="24"/>
-        </w:rPr>
-        <w:t xml:space="preserve">3. Explain Your Reasoning</w:t>
-      </w:r>
-      <w:r>
-        <w:rPr>
-          <w:i/>
-          <w:iCs/>
-          <w:color w:val="1FA6A2"/>
-          <w:sz w:val="19"/>
-          <w:szCs w:val="19"/>
-        </w:rPr>
-        <w:t xml:space="preserve">   use a sentence starter</w:t>
-      </w:r>
-    </w:p>
-    <w:p>
-      <w:pPr>
-        <w:spacing w:after="60"/>
-      </w:pPr>
-      <w:r>
-        <w:rPr>
-          <w:color w:val="1A2733"/>
-          <w:sz w:val="21"/>
-          <w:szCs w:val="21"/>
-        </w:rPr>
-        <w:t xml:space="preserve">The ___ coordinate changes sign.</w:t>
-      </w:r>
-      <w:r>
-        <w:rPr>
-          <w:i/>
-          <w:iCs/>
-          <w:color w:val="5F6F80"/>
-          <w:sz w:val="19"/>
-          <w:szCs w:val="19"/>
-        </w:rPr>
-        <w:br/>
-        <w:t xml:space="preserve">La coordenada ___ cambia de signo.</w:t>
-      </w:r>
-    </w:p>
-    <w:p>
-      <w:pPr>
-        <w:spacing w:after="60"/>
-      </w:pPr>
-      <w:r>
-        <w:rPr>
-          <w:color w:val="1A2733"/>
-          <w:sz w:val="21"/>
-          <w:szCs w:val="21"/>
-        </w:rPr>
-        <w:t xml:space="preserve">The ___ coordinate stays the same.</w:t>
-      </w:r>
-      <w:r>
-        <w:rPr>
-          <w:i/>
-          <w:iCs/>
-          <w:color w:val="5F6F80"/>
-          <w:sz w:val="19"/>
-          <w:szCs w:val="19"/>
-        </w:rPr>
-        <w:br/>
-        <w:t xml:space="preserve">La coordenada ___ se queda igual.</w:t>
-      </w:r>
-    </w:p>
-    <w:p>
-      <w:pPr>
-        <w:spacing w:after="60"/>
-      </w:pPr>
-      <w:r>
-        <w:rPr>
-          <w:color w:val="1A2733"/>
-          <w:sz w:val="21"/>
-          <w:szCs w:val="21"/>
-        </w:rPr>
-        <w:t xml:space="preserve">Over the x-axis, the ___ coordinate flips sign.</w:t>
-      </w:r>
-      <w:r>
-        <w:rPr>
-          <w:i/>
-          <w:iCs/>
-          <w:color w:val="5F6F80"/>
-          <w:sz w:val="19"/>
-          <w:szCs w:val="19"/>
-        </w:rPr>
-        <w:br/>
-        <w:t xml:space="preserve">Sobre el eje x, la coordenada ___ cambia de signo.</w:t>
-      </w:r>
-    </w:p>
-    <w:p>
-      <w:pPr>
-        <w:pBdr>
-          <w:bottom w:val="single" w:color="AFBECC" w:sz="6"/>
-        </w:pBdr>
-        <w:spacing w:after="30" w:before="150"/>
-      </w:pPr>
-      <w:r>
-        <w:t xml:space="preserve"/>
-      </w:r>
-    </w:p>
-    <w:p>
-      <w:pPr>
-        <w:pBdr>
-          <w:bottom w:val="single" w:color="AFBECC" w:sz="6"/>
-        </w:pBdr>
-        <w:spacing w:after="30" w:before="150"/>
       </w:pPr>
       <w:r>
         <w:t xml:space="preserve"/>
@@ -3243,7 +3159,7 @@
           <w:sz w:val="30"/>
           <w:szCs w:val="30"/>
         </w:rPr>
-        <w:t xml:space="preserve">Exit Ticket</w:t>
+        <w:t xml:space="preserve">Answer Key &amp; Teacher Guide</w:t>
       </w:r>
     </w:p>
     <w:p>
@@ -3258,115 +3174,224 @@
           <w:sz w:val="19"/>
           <w:szCs w:val="19"/>
         </w:rPr>
-        <w:t xml:space="preserve">Answer on your own. This shows what you learned today.</w:t>
-      </w:r>
-    </w:p>
-    <w:p>
-      <w:pPr>
-        <w:spacing w:after="80" w:before="80"/>
-      </w:pPr>
-      <w:r>
-        <w:rPr>
-          <w:color w:val="B97A12"/>
-          <w:sz w:val="22"/>
-          <w:szCs w:val="22"/>
-        </w:rPr>
-        <w:t xml:space="preserve">★  </w:t>
-      </w:r>
-      <w:r>
-        <w:rPr>
-          <w:b/>
-          <w:bCs/>
-          <w:sz w:val="22"/>
-          <w:szCs w:val="22"/>
-        </w:rPr>
-        <w:t xml:space="preserve">What is the reflection of (-5, 2) over the y-axis?</w:t>
-      </w:r>
-    </w:p>
-    <w:p>
-      <w:pPr>
-        <w:spacing w:after="60"/>
-        <w:ind w:left="420"/>
-      </w:pPr>
-      <w:r>
-        <w:rPr>
-          <w:sz w:val="21"/>
-          <w:szCs w:val="21"/>
-        </w:rPr>
-        <w:t xml:space="preserve">A)  (-5, -2)</w:t>
-      </w:r>
-    </w:p>
-    <w:p>
-      <w:pPr>
-        <w:spacing w:after="60"/>
-        <w:ind w:left="420"/>
-      </w:pPr>
-      <w:r>
-        <w:rPr>
-          <w:sz w:val="21"/>
-          <w:szCs w:val="21"/>
-        </w:rPr>
-        <w:t xml:space="preserve">B)  (5, -2)</w:t>
-      </w:r>
-    </w:p>
-    <w:p>
-      <w:pPr>
-        <w:spacing w:after="60"/>
-        <w:ind w:left="420"/>
-      </w:pPr>
-      <w:r>
-        <w:rPr>
-          <w:sz w:val="21"/>
-          <w:szCs w:val="21"/>
-        </w:rPr>
-        <w:t xml:space="preserve">C)  (5, 2)</w:t>
-      </w:r>
-    </w:p>
-    <w:p>
-      <w:pPr>
-        <w:spacing w:after="60"/>
-        <w:ind w:left="420"/>
-      </w:pPr>
-      <w:r>
-        <w:rPr>
-          <w:sz w:val="21"/>
-          <w:szCs w:val="21"/>
-        </w:rPr>
-        <w:t xml:space="preserve">D)  (2, -5)</w:t>
-      </w:r>
-    </w:p>
-    <w:p>
-      <w:pPr>
-        <w:spacing w:after="40"/>
-      </w:pPr>
-      <w:r>
-        <w:t xml:space="preserve"/>
-      </w:r>
-    </w:p>
-    <w:p>
-      <w:pPr>
-        <w:pStyle w:val="Heading1"/>
-        <w:pageBreakBefore/>
-        <w:pBdr>
-          <w:bottom w:val="single" w:color="1FA6A2" w:sz="14" w:space="6"/>
-        </w:pBdr>
-        <w:spacing w:after="140" w:before="0"/>
-      </w:pPr>
-      <w:r>
-        <w:rPr>
-          <w:b/>
-          <w:bCs/>
-          <w:color w:val="12355B"/>
-          <w:sz w:val="30"/>
-          <w:szCs w:val="30"/>
-        </w:rPr>
-        <w:t xml:space="preserve">Answer Key &amp; Teacher Guide</w:t>
-      </w:r>
-    </w:p>
-    <w:p>
-      <w:pPr>
-        <w:spacing w:after="100"/>
-      </w:pPr>
+        <w:t xml:space="preserve">Teacher reference — remove or fold back before distributing to students.</w:t>
+      </w:r>
+    </w:p>
+    <w:p>
+      <w:pPr>
+        <w:pStyle w:val="Heading2"/>
+        <w:spacing w:after="80" w:before="180"/>
+      </w:pPr>
+      <w:r>
+        <w:rPr>
+          <w:b/>
+          <w:bCs/>
+          <w:color w:val="12355B"/>
+          <w:sz w:val="24"/>
+          <w:szCs w:val="24"/>
+        </w:rPr>
+        <w:t xml:space="preserve">Guided Notes (Fill-in)</w:t>
+      </w:r>
+    </w:p>
+    <w:p>
+      <w:pPr>
+        <w:spacing w:after="80"/>
+      </w:pPr>
+      <w:r>
+        <w:rPr>
+          <w:b/>
+          <w:bCs/>
+          <w:sz w:val="21"/>
+          <w:szCs w:val="21"/>
+        </w:rPr>
+        <w:t xml:space="preserve">Notes 1:  </w:t>
+      </w:r>
+      <w:r>
+        <w:rPr>
+          <w:sz w:val="21"/>
+          <w:szCs w:val="21"/>
+        </w:rPr>
+        <w:t xml:space="preserve">Reflection</w:t>
+      </w:r>
+    </w:p>
+    <w:p>
+      <w:pPr>
+        <w:spacing w:after="80"/>
+      </w:pPr>
+      <w:r>
+        <w:rPr>
+          <w:b/>
+          <w:bCs/>
+          <w:sz w:val="21"/>
+          <w:szCs w:val="21"/>
+        </w:rPr>
+        <w:t xml:space="preserve">Notes 2:  </w:t>
+      </w:r>
+      <w:r>
+        <w:rPr>
+          <w:sz w:val="21"/>
+          <w:szCs w:val="21"/>
+        </w:rPr>
+        <w:t xml:space="preserve">x-axis</w:t>
+      </w:r>
+    </w:p>
+    <w:p>
+      <w:pPr>
+        <w:spacing w:after="80"/>
+      </w:pPr>
+      <w:r>
+        <w:rPr>
+          <w:b/>
+          <w:bCs/>
+          <w:sz w:val="21"/>
+          <w:szCs w:val="21"/>
+        </w:rPr>
+        <w:t xml:space="preserve">Notes 3:  </w:t>
+      </w:r>
+      <w:r>
+        <w:rPr>
+          <w:sz w:val="21"/>
+          <w:szCs w:val="21"/>
+        </w:rPr>
+        <w:t xml:space="preserve">y-axis</w:t>
+      </w:r>
+    </w:p>
+    <w:p>
+      <w:pPr>
+        <w:spacing w:after="80"/>
+      </w:pPr>
+      <w:r>
+        <w:rPr>
+          <w:b/>
+          <w:bCs/>
+          <w:sz w:val="21"/>
+          <w:szCs w:val="21"/>
+        </w:rPr>
+        <w:t xml:space="preserve">Notes 4:  </w:t>
+      </w:r>
+      <w:r>
+        <w:rPr>
+          <w:sz w:val="21"/>
+          <w:szCs w:val="21"/>
+        </w:rPr>
+        <w:t xml:space="preserve">Symmetry</w:t>
+      </w:r>
+    </w:p>
+    <w:p>
+      <w:pPr>
+        <w:spacing w:after="80"/>
+      </w:pPr>
+      <w:r>
+        <w:rPr>
+          <w:b/>
+          <w:bCs/>
+          <w:sz w:val="21"/>
+          <w:szCs w:val="21"/>
+        </w:rPr>
+        <w:t xml:space="preserve">Notes 5:  </w:t>
+      </w:r>
+      <w:r>
+        <w:rPr>
+          <w:sz w:val="21"/>
+          <w:szCs w:val="21"/>
+        </w:rPr>
+        <w:t xml:space="preserve">Integer</w:t>
+      </w:r>
+    </w:p>
+    <w:p>
+      <w:pPr>
+        <w:pStyle w:val="Heading2"/>
+        <w:spacing w:after="80" w:before="180"/>
+      </w:pPr>
+      <w:r>
+        <w:rPr>
+          <w:b/>
+          <w:bCs/>
+          <w:color w:val="12355B"/>
+          <w:sz w:val="24"/>
+          <w:szCs w:val="24"/>
+        </w:rPr>
+        <w:t xml:space="preserve">Worked Notes (I Do / We Do)</w:t>
+      </w:r>
+    </w:p>
+    <w:p>
+      <w:pPr>
+        <w:spacing w:after="80"/>
+      </w:pPr>
+      <w:r>
+        <w:rPr>
+          <w:b/>
+          <w:bCs/>
+          <w:sz w:val="21"/>
+          <w:szCs w:val="21"/>
+        </w:rPr>
+        <w:t xml:space="preserve">I Do:  </w:t>
+      </w:r>
+      <w:r>
+        <w:rPr>
+          <w:sz w:val="21"/>
+          <w:szCs w:val="21"/>
+        </w:rPr>
+        <w:t xml:space="preserve">B. (4, 3)</w:t>
+      </w:r>
+    </w:p>
+    <w:p>
+      <w:pPr>
+        <w:spacing w:after="80"/>
+      </w:pPr>
+      <w:r>
+        <w:rPr>
+          <w:b/>
+          <w:bCs/>
+          <w:sz w:val="21"/>
+          <w:szCs w:val="21"/>
+        </w:rPr>
+        <w:t xml:space="preserve">We Do:  </w:t>
+      </w:r>
+      <w:r>
+        <w:rPr>
+          <w:sz w:val="21"/>
+          <w:szCs w:val="21"/>
+        </w:rPr>
+        <w:t xml:space="preserve">A. (2, 6)</w:t>
+      </w:r>
+    </w:p>
+    <w:p>
+      <w:pPr>
+        <w:pStyle w:val="Heading2"/>
+        <w:spacing w:after="80" w:before="180"/>
+      </w:pPr>
+      <w:r>
+        <w:rPr>
+          <w:b/>
+          <w:bCs/>
+          <w:color w:val="12355B"/>
+          <w:sz w:val="24"/>
+          <w:szCs w:val="24"/>
+        </w:rPr>
+        <w:t xml:space="preserve">Independent Practice</w:t>
+      </w:r>
+    </w:p>
+    <w:p>
+      <w:pPr>
+        <w:spacing w:after="80"/>
+      </w:pPr>
+      <w:r>
+        <w:rPr>
+          <w:b/>
+          <w:bCs/>
+          <w:sz w:val="21"/>
+          <w:szCs w:val="21"/>
+        </w:rPr>
+        <w:t xml:space="preserve">1.  </w:t>
+      </w:r>
+      <w:r>
+        <w:rPr>
+          <w:sz w:val="21"/>
+          <w:szCs w:val="21"/>
+        </w:rPr>
+        <w:t xml:space="preserve">A)  (0, 5)</w:t>
+      </w:r>
       <w:r>
         <w:rPr>
           <w:i/>
@@ -3375,23 +3400,7 @@
           <w:sz w:val="19"/>
           <w:szCs w:val="19"/>
         </w:rPr>
-        <w:t xml:space="preserve">Teacher reference — remove or fold back before distributing to students.</w:t>
-      </w:r>
-    </w:p>
-    <w:p>
-      <w:pPr>
-        <w:pStyle w:val="Heading2"/>
-        <w:spacing w:after="80" w:before="180"/>
-      </w:pPr>
-      <w:r>
-        <w:rPr>
-          <w:b/>
-          <w:bCs/>
-          <w:color w:val="12355B"/>
-          <w:sz w:val="24"/>
-          <w:szCs w:val="24"/>
-        </w:rPr>
-        <w:t xml:space="preserve">Worked Notes (I Do / We Do)</w:t>
+        <w:t xml:space="preserve">  — Points on the y-axis have x-coordinate = 0. (0, 5) is on the y-axis.</w:t>
       </w:r>
     </w:p>
     <w:p>
@@ -3405,72 +3414,14 @@
           <w:sz w:val="21"/>
           <w:szCs w:val="21"/>
         </w:rPr>
-        <w:t xml:space="preserve">I Do:  </w:t>
-      </w:r>
-      <w:r>
-        <w:rPr>
-          <w:sz w:val="21"/>
-          <w:szCs w:val="21"/>
-        </w:rPr>
-        <w:t xml:space="preserve">B. (4, 3)</w:t>
-      </w:r>
-    </w:p>
-    <w:p>
-      <w:pPr>
-        <w:spacing w:after="80"/>
-      </w:pPr>
-      <w:r>
-        <w:rPr>
-          <w:b/>
-          <w:bCs/>
-          <w:sz w:val="21"/>
-          <w:szCs w:val="21"/>
-        </w:rPr>
-        <w:t xml:space="preserve">We Do:  </w:t>
-      </w:r>
-      <w:r>
-        <w:rPr>
-          <w:sz w:val="21"/>
-          <w:szCs w:val="21"/>
-        </w:rPr>
-        <w:t xml:space="preserve">A. (2, 6)</w:t>
-      </w:r>
-    </w:p>
-    <w:p>
-      <w:pPr>
-        <w:pStyle w:val="Heading2"/>
-        <w:spacing w:after="80" w:before="180"/>
-      </w:pPr>
-      <w:r>
-        <w:rPr>
-          <w:b/>
-          <w:bCs/>
-          <w:color w:val="12355B"/>
-          <w:sz w:val="24"/>
-          <w:szCs w:val="24"/>
-        </w:rPr>
-        <w:t xml:space="preserve">Independent Practice</w:t>
-      </w:r>
-    </w:p>
-    <w:p>
-      <w:pPr>
-        <w:spacing w:after="80"/>
-      </w:pPr>
-      <w:r>
-        <w:rPr>
-          <w:b/>
-          <w:bCs/>
-          <w:sz w:val="21"/>
-          <w:szCs w:val="21"/>
-        </w:rPr>
-        <w:t xml:space="preserve">1.  </w:t>
-      </w:r>
-      <w:r>
-        <w:rPr>
-          <w:sz w:val="21"/>
-          <w:szCs w:val="21"/>
-        </w:rPr>
-        <w:t xml:space="preserve">A)  (0, 5)</w:t>
+        <w:t xml:space="preserve">2.  </w:t>
+      </w:r>
+      <w:r>
+        <w:rPr>
+          <w:sz w:val="21"/>
+          <w:szCs w:val="21"/>
+        </w:rPr>
+        <w:t xml:space="preserve">A)  (3, -5)</w:t>
       </w:r>
       <w:r>
         <w:rPr>
@@ -3480,7 +3431,7 @@
           <w:sz w:val="19"/>
           <w:szCs w:val="19"/>
         </w:rPr>
-        <w:t xml:space="preserve">  — Points on the y-axis have x-coordinate = 0. (0, 5) is on the y-axis.</w:t>
+        <w:t xml:space="preserve">  — Over x-axis: (-3, 5) → (-3, -5). Then over y-axis: (-3, -5) → (3, -5). Both coordinates changed sign.</w:t>
       </w:r>
     </w:p>
     <w:p>
@@ -3494,14 +3445,14 @@
           <w:sz w:val="21"/>
           <w:szCs w:val="21"/>
         </w:rPr>
-        <w:t xml:space="preserve">2.  </w:t>
-      </w:r>
-      <w:r>
-        <w:rPr>
-          <w:sz w:val="21"/>
-          <w:szCs w:val="21"/>
-        </w:rPr>
-        <w:t xml:space="preserve">A)  (3, -5)</w:t>
+        <w:t xml:space="preserve">3.  </w:t>
+      </w:r>
+      <w:r>
+        <w:rPr>
+          <w:sz w:val="21"/>
+          <w:szCs w:val="21"/>
+        </w:rPr>
+        <w:t xml:space="preserve">A)  (7, -2)</w:t>
       </w:r>
       <w:r>
         <w:rPr>
@@ -3511,7 +3462,7 @@
           <w:sz w:val="19"/>
           <w:szCs w:val="19"/>
         </w:rPr>
-        <w:t xml:space="preserve">  — Over x-axis: (-3, 5) → (-3, -5). Then over y-axis: (-3, -5) → (3, -5). Both coordinates changed sign.</w:t>
+        <w:t xml:space="preserve">  — Folding along (reflecting across) the x-axis flips the sign of the y-coordinate only. (7, 2) becomes (7, -2).</w:t>
       </w:r>
     </w:p>
     <w:p>
@@ -3525,14 +3476,14 @@
           <w:sz w:val="21"/>
           <w:szCs w:val="21"/>
         </w:rPr>
-        <w:t xml:space="preserve">3.  </w:t>
-      </w:r>
-      <w:r>
-        <w:rPr>
-          <w:sz w:val="21"/>
-          <w:szCs w:val="21"/>
-        </w:rPr>
-        <w:t xml:space="preserve">A)  (3, -5)</w:t>
+        <w:t xml:space="preserve">4.  </w:t>
+      </w:r>
+      <w:r>
+        <w:rPr>
+          <w:sz w:val="21"/>
+          <w:szCs w:val="21"/>
+        </w:rPr>
+        <w:t xml:space="preserve">A)  (5, 3)</w:t>
       </w:r>
       <w:r>
         <w:rPr>
@@ -3542,7 +3493,23 @@
           <w:sz w:val="19"/>
           <w:szCs w:val="19"/>
         </w:rPr>
-        <w:t xml:space="preserve">  — Reflecting across the x-axis changes the sign of the y-coordinate: (3, -5).</w:t>
+        <w:t xml:space="preserve">  — Reflecting across the y-axis flips the sign of the x-coordinate only. (-5, 3) becomes (5, 3).</w:t>
+      </w:r>
+    </w:p>
+    <w:p>
+      <w:pPr>
+        <w:pStyle w:val="Heading2"/>
+        <w:spacing w:after="80" w:before="180"/>
+      </w:pPr>
+      <w:r>
+        <w:rPr>
+          <w:b/>
+          <w:bCs/>
+          <w:color w:val="12355B"/>
+          <w:sz w:val="24"/>
+          <w:szCs w:val="24"/>
+        </w:rPr>
+        <w:t xml:space="preserve">Exit Ticket</w:t>
       </w:r>
     </w:p>
     <w:p>
@@ -3551,19 +3518,10 @@
       </w:pPr>
       <w:r>
         <w:rPr>
-          <w:b/>
-          <w:bCs/>
-          <w:sz w:val="21"/>
-          <w:szCs w:val="21"/>
-        </w:rPr>
-        <w:t xml:space="preserve">4.  </w:t>
-      </w:r>
-      <w:r>
-        <w:rPr>
-          <w:sz w:val="21"/>
-          <w:szCs w:val="21"/>
-        </w:rPr>
-        <w:t xml:space="preserve">A)  (2, 4)</w:t>
+          <w:sz w:val="21"/>
+          <w:szCs w:val="21"/>
+        </w:rPr>
+        <w:t xml:space="preserve">C)  (5, 2)</w:t>
       </w:r>
       <w:r>
         <w:rPr>
@@ -3573,197 +3531,7 @@
           <w:sz w:val="19"/>
           <w:szCs w:val="19"/>
         </w:rPr>
-        <w:t xml:space="preserve">  — Reflecting across the y-axis changes the sign of the x-coordinate: (2, 4).</w:t>
-      </w:r>
-    </w:p>
-    <w:p>
-      <w:pPr>
-        <w:pStyle w:val="Heading2"/>
-        <w:spacing w:after="80" w:before="180"/>
-      </w:pPr>
-      <w:r>
-        <w:rPr>
-          <w:b/>
-          <w:bCs/>
-          <w:color w:val="12355B"/>
-          <w:sz w:val="24"/>
-          <w:szCs w:val="24"/>
-        </w:rPr>
-        <w:t xml:space="preserve">Exit Ticket</w:t>
-      </w:r>
-    </w:p>
-    <w:p>
-      <w:pPr>
-        <w:spacing w:after="80"/>
-      </w:pPr>
-      <w:r>
-        <w:rPr>
-          <w:sz w:val="21"/>
-          <w:szCs w:val="21"/>
-        </w:rPr>
-        <w:t xml:space="preserve">C)  (5, 2)</w:t>
-      </w:r>
-      <w:r>
-        <w:rPr>
-          <w:i/>
-          <w:iCs/>
-          <w:color w:val="5F6F80"/>
-          <w:sz w:val="19"/>
-          <w:szCs w:val="19"/>
-        </w:rPr>
         <w:t xml:space="preserve">  — Reflecting over the y-axis changes the sign of the x-coordinate. x goes from -5 to 5, and y stays 2. The reflection is (5, 2).</w:t>
-      </w:r>
-    </w:p>
-    <w:p>
-      <w:pPr>
-        <w:pStyle w:val="Heading2"/>
-        <w:spacing w:after="80" w:before="180"/>
-      </w:pPr>
-      <w:r>
-        <w:rPr>
-          <w:b/>
-          <w:bCs/>
-          <w:color w:val="12355B"/>
-          <w:sz w:val="24"/>
-          <w:szCs w:val="24"/>
-        </w:rPr>
-        <w:t xml:space="preserve">Writing (TWR) — what to look for</w:t>
-      </w:r>
-    </w:p>
-    <w:p>
-      <w:pPr>
-        <w:spacing w:after="80"/>
-      </w:pPr>
-      <w:r>
-        <w:rPr>
-          <w:sz w:val="20"/>
-          <w:szCs w:val="20"/>
-        </w:rPr>
-        <w:t xml:space="preserve">Kernel sentence: a complete sentence needs a subject and a verb. Example: Reflection is a flipped image of a point on the other side of a line, the same distance away.</w:t>
-      </w:r>
-    </w:p>
-    <w:p>
-      <w:pPr>
-        <w:spacing w:after="80"/>
-      </w:pPr>
-      <w:r>
-        <w:rPr>
-          <w:sz w:val="20"/>
-          <w:szCs w:val="20"/>
-        </w:rPr>
-        <w:t xml:space="preserve">Expansion: because = reason, but = contrast/exception, so = result. Answers vary; each must keep the kernel idea.</w:t>
-      </w:r>
-    </w:p>
-    <w:p>
-      <w:pPr>
-        <w:pStyle w:val="Heading2"/>
-        <w:spacing w:after="80" w:before="180"/>
-      </w:pPr>
-      <w:r>
-        <w:rPr>
-          <w:b/>
-          <w:bCs/>
-          <w:color w:val="12355B"/>
-          <w:sz w:val="24"/>
-          <w:szCs w:val="24"/>
-        </w:rPr>
-        <w:t xml:space="preserve">Turn &amp; Talk — listen for</w:t>
-      </w:r>
-    </w:p>
-    <w:p>
-      <w:pPr>
-        <w:spacing w:after="80"/>
-      </w:pPr>
-      <w:r>
-        <w:rPr>
-          <w:b/>
-          <w:bCs/>
-          <w:sz w:val="19"/>
-          <w:szCs w:val="19"/>
-        </w:rPr>
-        <w:t xml:space="preserve">1.  </w:t>
-      </w:r>
-      <w:r>
-        <w:rPr>
-          <w:i/>
-          <w:iCs/>
-          <w:color w:val="5F6F80"/>
-          <w:sz w:val="19"/>
-          <w:szCs w:val="19"/>
-        </w:rPr>
-        <w:t xml:space="preserve">Student states reflecting over the y-axis flips the sign of the x-coordinate while the y-coordinate stays the same, so (3,2) becomes (-3,2).</w:t>
-      </w:r>
-    </w:p>
-    <w:p>
-      <w:pPr>
-        <w:spacing w:after="80"/>
-      </w:pPr>
-      <w:r>
-        <w:rPr>
-          <w:b/>
-          <w:bCs/>
-          <w:sz w:val="19"/>
-          <w:szCs w:val="19"/>
-        </w:rPr>
-        <w:t xml:space="preserve">2.  </w:t>
-      </w:r>
-      <w:r>
-        <w:rPr>
-          <w:i/>
-          <w:iCs/>
-          <w:color w:val="5F6F80"/>
-          <w:sz w:val="19"/>
-          <w:szCs w:val="19"/>
-        </w:rPr>
-        <w:t xml:space="preserve">Student flips the sign of the y-coordinate, so (4, -5) becomes (4, 5), and explains the x stays the same.</w:t>
-      </w:r>
-    </w:p>
-    <w:p>
-      <w:pPr>
-        <w:spacing w:after="80"/>
-      </w:pPr>
-      <w:r>
-        <w:rPr>
-          <w:b/>
-          <w:bCs/>
-          <w:sz w:val="19"/>
-          <w:szCs w:val="19"/>
-        </w:rPr>
-        <w:t xml:space="preserve">3.  </w:t>
-      </w:r>
-      <w:r>
-        <w:rPr>
-          <w:i/>
-          <w:iCs/>
-          <w:color w:val="5F6F80"/>
-          <w:sz w:val="19"/>
-          <w:szCs w:val="19"/>
-        </w:rPr>
-        <w:t xml:space="preserve">Student connects the axis to a mirror line and the reflected point to a mirror image, equal distance on the opposite side.</w:t>
-      </w:r>
-    </w:p>
-    <w:p>
-      <w:pPr>
-        <w:spacing w:after="80"/>
-      </w:pPr>
-      <w:r>
-        <w:rPr>
-          <w:b/>
-          <w:bCs/>
-          <w:sz w:val="19"/>
-          <w:szCs w:val="19"/>
-        </w:rPr>
-        <w:t xml:space="preserve">4.  </w:t>
-      </w:r>
-      <w:r>
-        <w:rPr>
-          <w:i/>
-          <w:iCs/>
-          <w:color w:val="5F6F80"/>
-          <w:sz w:val="19"/>
-          <w:szCs w:val="19"/>
-        </w:rPr>
-        <w:t xml:space="preserve">Student identifies they flipped x instead of y; the correct image over the x-axis is (2, -3).</w:t>
       </w:r>
     </w:p>
     <w:sectPr>

--- a/lessons/9-7/downloads/9-7-notes.docx
+++ b/lessons/9-7/downloads/9-7-notes.docx
@@ -3140,398 +3140,6 @@
       </w:pPr>
       <w:r>
         <w:t xml:space="preserve"/>
-      </w:r>
-    </w:p>
-    <w:p>
-      <w:pPr>
-        <w:pStyle w:val="Heading1"/>
-        <w:pageBreakBefore/>
-        <w:pBdr>
-          <w:bottom w:val="single" w:color="1FA6A2" w:sz="14" w:space="6"/>
-        </w:pBdr>
-        <w:spacing w:after="140" w:before="0"/>
-      </w:pPr>
-      <w:r>
-        <w:rPr>
-          <w:b/>
-          <w:bCs/>
-          <w:color w:val="12355B"/>
-          <w:sz w:val="30"/>
-          <w:szCs w:val="30"/>
-        </w:rPr>
-        <w:t xml:space="preserve">Answer Key &amp; Teacher Guide</w:t>
-      </w:r>
-    </w:p>
-    <w:p>
-      <w:pPr>
-        <w:spacing w:after="100"/>
-      </w:pPr>
-      <w:r>
-        <w:rPr>
-          <w:i/>
-          <w:iCs/>
-          <w:color w:val="5F6F80"/>
-          <w:sz w:val="19"/>
-          <w:szCs w:val="19"/>
-        </w:rPr>
-        <w:t xml:space="preserve">Teacher reference — remove or fold back before distributing to students.</w:t>
-      </w:r>
-    </w:p>
-    <w:p>
-      <w:pPr>
-        <w:pStyle w:val="Heading2"/>
-        <w:spacing w:after="80" w:before="180"/>
-      </w:pPr>
-      <w:r>
-        <w:rPr>
-          <w:b/>
-          <w:bCs/>
-          <w:color w:val="12355B"/>
-          <w:sz w:val="24"/>
-          <w:szCs w:val="24"/>
-        </w:rPr>
-        <w:t xml:space="preserve">Guided Notes (Fill-in)</w:t>
-      </w:r>
-    </w:p>
-    <w:p>
-      <w:pPr>
-        <w:spacing w:after="80"/>
-      </w:pPr>
-      <w:r>
-        <w:rPr>
-          <w:b/>
-          <w:bCs/>
-          <w:sz w:val="21"/>
-          <w:szCs w:val="21"/>
-        </w:rPr>
-        <w:t xml:space="preserve">Notes 1:  </w:t>
-      </w:r>
-      <w:r>
-        <w:rPr>
-          <w:sz w:val="21"/>
-          <w:szCs w:val="21"/>
-        </w:rPr>
-        <w:t xml:space="preserve">Reflection</w:t>
-      </w:r>
-    </w:p>
-    <w:p>
-      <w:pPr>
-        <w:spacing w:after="80"/>
-      </w:pPr>
-      <w:r>
-        <w:rPr>
-          <w:b/>
-          <w:bCs/>
-          <w:sz w:val="21"/>
-          <w:szCs w:val="21"/>
-        </w:rPr>
-        <w:t xml:space="preserve">Notes 2:  </w:t>
-      </w:r>
-      <w:r>
-        <w:rPr>
-          <w:sz w:val="21"/>
-          <w:szCs w:val="21"/>
-        </w:rPr>
-        <w:t xml:space="preserve">x-axis</w:t>
-      </w:r>
-    </w:p>
-    <w:p>
-      <w:pPr>
-        <w:spacing w:after="80"/>
-      </w:pPr>
-      <w:r>
-        <w:rPr>
-          <w:b/>
-          <w:bCs/>
-          <w:sz w:val="21"/>
-          <w:szCs w:val="21"/>
-        </w:rPr>
-        <w:t xml:space="preserve">Notes 3:  </w:t>
-      </w:r>
-      <w:r>
-        <w:rPr>
-          <w:sz w:val="21"/>
-          <w:szCs w:val="21"/>
-        </w:rPr>
-        <w:t xml:space="preserve">y-axis</w:t>
-      </w:r>
-    </w:p>
-    <w:p>
-      <w:pPr>
-        <w:spacing w:after="80"/>
-      </w:pPr>
-      <w:r>
-        <w:rPr>
-          <w:b/>
-          <w:bCs/>
-          <w:sz w:val="21"/>
-          <w:szCs w:val="21"/>
-        </w:rPr>
-        <w:t xml:space="preserve">Notes 4:  </w:t>
-      </w:r>
-      <w:r>
-        <w:rPr>
-          <w:sz w:val="21"/>
-          <w:szCs w:val="21"/>
-        </w:rPr>
-        <w:t xml:space="preserve">Symmetry</w:t>
-      </w:r>
-    </w:p>
-    <w:p>
-      <w:pPr>
-        <w:spacing w:after="80"/>
-      </w:pPr>
-      <w:r>
-        <w:rPr>
-          <w:b/>
-          <w:bCs/>
-          <w:sz w:val="21"/>
-          <w:szCs w:val="21"/>
-        </w:rPr>
-        <w:t xml:space="preserve">Notes 5:  </w:t>
-      </w:r>
-      <w:r>
-        <w:rPr>
-          <w:sz w:val="21"/>
-          <w:szCs w:val="21"/>
-        </w:rPr>
-        <w:t xml:space="preserve">Integer</w:t>
-      </w:r>
-    </w:p>
-    <w:p>
-      <w:pPr>
-        <w:pStyle w:val="Heading2"/>
-        <w:spacing w:after="80" w:before="180"/>
-      </w:pPr>
-      <w:r>
-        <w:rPr>
-          <w:b/>
-          <w:bCs/>
-          <w:color w:val="12355B"/>
-          <w:sz w:val="24"/>
-          <w:szCs w:val="24"/>
-        </w:rPr>
-        <w:t xml:space="preserve">Worked Notes (I Do / We Do)</w:t>
-      </w:r>
-    </w:p>
-    <w:p>
-      <w:pPr>
-        <w:spacing w:after="80"/>
-      </w:pPr>
-      <w:r>
-        <w:rPr>
-          <w:b/>
-          <w:bCs/>
-          <w:sz w:val="21"/>
-          <w:szCs w:val="21"/>
-        </w:rPr>
-        <w:t xml:space="preserve">I Do:  </w:t>
-      </w:r>
-      <w:r>
-        <w:rPr>
-          <w:sz w:val="21"/>
-          <w:szCs w:val="21"/>
-        </w:rPr>
-        <w:t xml:space="preserve">B. (4, 3)</w:t>
-      </w:r>
-    </w:p>
-    <w:p>
-      <w:pPr>
-        <w:spacing w:after="80"/>
-      </w:pPr>
-      <w:r>
-        <w:rPr>
-          <w:b/>
-          <w:bCs/>
-          <w:sz w:val="21"/>
-          <w:szCs w:val="21"/>
-        </w:rPr>
-        <w:t xml:space="preserve">We Do:  </w:t>
-      </w:r>
-      <w:r>
-        <w:rPr>
-          <w:sz w:val="21"/>
-          <w:szCs w:val="21"/>
-        </w:rPr>
-        <w:t xml:space="preserve">A. (2, 6)</w:t>
-      </w:r>
-    </w:p>
-    <w:p>
-      <w:pPr>
-        <w:pStyle w:val="Heading2"/>
-        <w:spacing w:after="80" w:before="180"/>
-      </w:pPr>
-      <w:r>
-        <w:rPr>
-          <w:b/>
-          <w:bCs/>
-          <w:color w:val="12355B"/>
-          <w:sz w:val="24"/>
-          <w:szCs w:val="24"/>
-        </w:rPr>
-        <w:t xml:space="preserve">Independent Practice</w:t>
-      </w:r>
-    </w:p>
-    <w:p>
-      <w:pPr>
-        <w:spacing w:after="80"/>
-      </w:pPr>
-      <w:r>
-        <w:rPr>
-          <w:b/>
-          <w:bCs/>
-          <w:sz w:val="21"/>
-          <w:szCs w:val="21"/>
-        </w:rPr>
-        <w:t xml:space="preserve">1.  </w:t>
-      </w:r>
-      <w:r>
-        <w:rPr>
-          <w:sz w:val="21"/>
-          <w:szCs w:val="21"/>
-        </w:rPr>
-        <w:t xml:space="preserve">A)  (0, 5)</w:t>
-      </w:r>
-      <w:r>
-        <w:rPr>
-          <w:i/>
-          <w:iCs/>
-          <w:color w:val="5F6F80"/>
-          <w:sz w:val="19"/>
-          <w:szCs w:val="19"/>
-        </w:rPr>
-        <w:t xml:space="preserve">  — Points on the y-axis have x-coordinate = 0. (0, 5) is on the y-axis.</w:t>
-      </w:r>
-    </w:p>
-    <w:p>
-      <w:pPr>
-        <w:spacing w:after="80"/>
-      </w:pPr>
-      <w:r>
-        <w:rPr>
-          <w:b/>
-          <w:bCs/>
-          <w:sz w:val="21"/>
-          <w:szCs w:val="21"/>
-        </w:rPr>
-        <w:t xml:space="preserve">2.  </w:t>
-      </w:r>
-      <w:r>
-        <w:rPr>
-          <w:sz w:val="21"/>
-          <w:szCs w:val="21"/>
-        </w:rPr>
-        <w:t xml:space="preserve">A)  (3, -5)</w:t>
-      </w:r>
-      <w:r>
-        <w:rPr>
-          <w:i/>
-          <w:iCs/>
-          <w:color w:val="5F6F80"/>
-          <w:sz w:val="19"/>
-          <w:szCs w:val="19"/>
-        </w:rPr>
-        <w:t xml:space="preserve">  — Over x-axis: (-3, 5) → (-3, -5). Then over y-axis: (-3, -5) → (3, -5). Both coordinates changed sign.</w:t>
-      </w:r>
-    </w:p>
-    <w:p>
-      <w:pPr>
-        <w:spacing w:after="80"/>
-      </w:pPr>
-      <w:r>
-        <w:rPr>
-          <w:b/>
-          <w:bCs/>
-          <w:sz w:val="21"/>
-          <w:szCs w:val="21"/>
-        </w:rPr>
-        <w:t xml:space="preserve">3.  </w:t>
-      </w:r>
-      <w:r>
-        <w:rPr>
-          <w:sz w:val="21"/>
-          <w:szCs w:val="21"/>
-        </w:rPr>
-        <w:t xml:space="preserve">A)  (7, -2)</w:t>
-      </w:r>
-      <w:r>
-        <w:rPr>
-          <w:i/>
-          <w:iCs/>
-          <w:color w:val="5F6F80"/>
-          <w:sz w:val="19"/>
-          <w:szCs w:val="19"/>
-        </w:rPr>
-        <w:t xml:space="preserve">  — Folding along (reflecting across) the x-axis flips the sign of the y-coordinate only. (7, 2) becomes (7, -2).</w:t>
-      </w:r>
-    </w:p>
-    <w:p>
-      <w:pPr>
-        <w:spacing w:after="80"/>
-      </w:pPr>
-      <w:r>
-        <w:rPr>
-          <w:b/>
-          <w:bCs/>
-          <w:sz w:val="21"/>
-          <w:szCs w:val="21"/>
-        </w:rPr>
-        <w:t xml:space="preserve">4.  </w:t>
-      </w:r>
-      <w:r>
-        <w:rPr>
-          <w:sz w:val="21"/>
-          <w:szCs w:val="21"/>
-        </w:rPr>
-        <w:t xml:space="preserve">A)  (5, 3)</w:t>
-      </w:r>
-      <w:r>
-        <w:rPr>
-          <w:i/>
-          <w:iCs/>
-          <w:color w:val="5F6F80"/>
-          <w:sz w:val="19"/>
-          <w:szCs w:val="19"/>
-        </w:rPr>
-        <w:t xml:space="preserve">  — Reflecting across the y-axis flips the sign of the x-coordinate only. (-5, 3) becomes (5, 3).</w:t>
-      </w:r>
-    </w:p>
-    <w:p>
-      <w:pPr>
-        <w:pStyle w:val="Heading2"/>
-        <w:spacing w:after="80" w:before="180"/>
-      </w:pPr>
-      <w:r>
-        <w:rPr>
-          <w:b/>
-          <w:bCs/>
-          <w:color w:val="12355B"/>
-          <w:sz w:val="24"/>
-          <w:szCs w:val="24"/>
-        </w:rPr>
-        <w:t xml:space="preserve">Exit Ticket</w:t>
-      </w:r>
-    </w:p>
-    <w:p>
-      <w:pPr>
-        <w:spacing w:after="80"/>
-      </w:pPr>
-      <w:r>
-        <w:rPr>
-          <w:sz w:val="21"/>
-          <w:szCs w:val="21"/>
-        </w:rPr>
-        <w:t xml:space="preserve">C)  (5, 2)</w:t>
-      </w:r>
-      <w:r>
-        <w:rPr>
-          <w:i/>
-          <w:iCs/>
-          <w:color w:val="5F6F80"/>
-          <w:sz w:val="19"/>
-          <w:szCs w:val="19"/>
-        </w:rPr>
-        <w:t xml:space="preserve">  — Reflecting over the y-axis changes the sign of the x-coordinate. x goes from -5 to 5, and y stays 2. The reflection is (5, 2).</w:t>
       </w:r>
     </w:p>
     <w:sectPr>

--- a/lessons/9-7/downloads/9-7-notes.docx
+++ b/lessons/9-7/downloads/9-7-notes.docx
@@ -14,7 +14,7 @@
           <w:sz w:val="18"/>
           <w:szCs w:val="18"/>
         </w:rPr>
-        <w:t xml:space="preserve">UNIT 9  ·  LESSON 7      STANDARD 6.NS.6B</w:t>
+        <w:t xml:space="preserve">UNIT 9  ·  LESSON 7      STANDARD 6.NOS.7</w:t>
       </w:r>
     </w:p>
     <w:p>
@@ -2507,6 +2507,32 @@
     </w:p>
     <w:p>
       <w:pPr>
+        <w:pStyle w:val="Heading2"/>
+        <w:spacing w:after="80" w:before="180"/>
+      </w:pPr>
+      <w:r>
+        <w:rPr>
+          <w:b/>
+          <w:bCs/>
+          <w:color w:val="12355B"/>
+          <w:sz w:val="24"/>
+          <w:szCs w:val="24"/>
+        </w:rPr>
+        <w:t xml:space="preserve">Level 1 Support</w:t>
+      </w:r>
+      <w:r>
+        <w:rPr>
+          <w:i/>
+          <w:iCs/>
+          <w:color w:val="1FA6A2"/>
+          <w:sz w:val="19"/>
+          <w:szCs w:val="19"/>
+        </w:rPr>
+        <w:t xml:space="preserve">   extra scaffolding</w:t>
+      </w:r>
+    </w:p>
+    <w:p>
+      <w:pPr>
         <w:keepNext/>
         <w:spacing w:after="60" w:before="160"/>
       </w:pPr>
@@ -2637,6 +2663,32 @@
     </w:tbl>
     <w:p>
       <w:pPr>
+        <w:pStyle w:val="Heading2"/>
+        <w:spacing w:after="80" w:before="180"/>
+      </w:pPr>
+      <w:r>
+        <w:rPr>
+          <w:b/>
+          <w:bCs/>
+          <w:color w:val="12355B"/>
+          <w:sz w:val="24"/>
+          <w:szCs w:val="24"/>
+        </w:rPr>
+        <w:t xml:space="preserve">On Level</w:t>
+      </w:r>
+      <w:r>
+        <w:rPr>
+          <w:i/>
+          <w:iCs/>
+          <w:color w:val="12355B"/>
+          <w:sz w:val="19"/>
+          <w:szCs w:val="19"/>
+        </w:rPr>
+        <w:t xml:space="preserve">   grade-level practice</w:t>
+      </w:r>
+    </w:p>
+    <w:p>
+      <w:pPr>
         <w:keepNext/>
         <w:spacing w:after="60" w:before="160"/>
       </w:pPr>
@@ -2710,266 +2762,6 @@
           <w:szCs w:val="20"/>
         </w:rPr>
         <w:t xml:space="preserve">D)  (-3, 5)</w:t>
-      </w:r>
-    </w:p>
-    <w:p>
-      <w:pPr>
-        <w:spacing w:after="20"/>
-      </w:pPr>
-      <w:r>
-        <w:t xml:space="preserve"/>
-      </w:r>
-    </w:p>
-    <w:tbl>
-      <w:tblPr>
-        <w:tblW w:type="pct" w:w="100%"/>
-        <w:tblBorders>
-          <w:top w:val="single" w:color="C7D2DD" w:sz="6"/>
-          <w:left w:val="single" w:color="C7D2DD" w:sz="6"/>
-          <w:bottom w:val="single" w:color="C7D2DD" w:sz="6"/>
-          <w:right w:val="single" w:color="C7D2DD" w:sz="6"/>
-          <w:insideH w:val="single" w:color="auto" w:sz="4"/>
-          <w:insideV w:val="single" w:color="auto" w:sz="4"/>
-        </w:tblBorders>
-      </w:tblPr>
-      <w:tblGrid>
-        <w:gridCol w:w="100"/>
-      </w:tblGrid>
-      <w:tr>
-        <w:tc>
-          <w:tcPr>
-            <w:shd w:fill="FBF3E2" w:color="auto" w:val="clear"/>
-            <w:tcMar>
-              <w:top w:type="dxa" w:w="60"/>
-              <w:left w:type="dxa" w:w="120"/>
-              <w:bottom w:type="dxa" w:w="60"/>
-              <w:right w:type="dxa" w:w="120"/>
-            </w:tcMar>
-          </w:tcPr>
-          <w:p>
-            <w:pPr>
-              <w:spacing w:after="0" w:line="320"/>
-            </w:pPr>
-            <w:r>
-              <w:t xml:space="preserve"/>
-            </w:r>
-          </w:p>
-          <w:p>
-            <w:pPr>
-              <w:spacing w:after="0" w:line="320"/>
-            </w:pPr>
-            <w:r>
-              <w:t xml:space="preserve"/>
-            </w:r>
-          </w:p>
-        </w:tc>
-      </w:tr>
-    </w:tbl>
-    <w:p>
-      <w:pPr>
-        <w:keepNext/>
-        <w:spacing w:after="60" w:before="160"/>
-      </w:pPr>
-      <w:r>
-        <w:rPr>
-          <w:b/>
-          <w:bCs/>
-          <w:color w:val="12355B"/>
-          <w:sz w:val="22"/>
-          <w:szCs w:val="22"/>
-        </w:rPr>
-        <w:t xml:space="preserve">3.  </w:t>
-      </w:r>
-      <w:r>
-        <w:rPr>
-          <w:b/>
-          <w:bCs/>
-          <w:sz w:val="21"/>
-          <w:szCs w:val="21"/>
-        </w:rPr>
-        <w:t xml:space="preserve">Captain Vega folds the map along the x-axis. A marker at (7, 2) lands on its mirror image. What are the new coordinates?</w:t>
-      </w:r>
-    </w:p>
-    <w:p>
-      <w:pPr>
-        <w:spacing w:after="40"/>
-        <w:ind w:left="420"/>
-      </w:pPr>
-      <w:r>
-        <w:rPr>
-          <w:sz w:val="20"/>
-          <w:szCs w:val="20"/>
-        </w:rPr>
-        <w:t xml:space="preserve">A)  (7, -2)</w:t>
-      </w:r>
-    </w:p>
-    <w:p>
-      <w:pPr>
-        <w:spacing w:after="40"/>
-        <w:ind w:left="420"/>
-      </w:pPr>
-      <w:r>
-        <w:rPr>
-          <w:sz w:val="20"/>
-          <w:szCs w:val="20"/>
-        </w:rPr>
-        <w:t xml:space="preserve">B)  (-7, 2)</w:t>
-      </w:r>
-    </w:p>
-    <w:p>
-      <w:pPr>
-        <w:spacing w:after="40"/>
-        <w:ind w:left="420"/>
-      </w:pPr>
-      <w:r>
-        <w:rPr>
-          <w:sz w:val="20"/>
-          <w:szCs w:val="20"/>
-        </w:rPr>
-        <w:t xml:space="preserve">C)  (-7, -2)</w:t>
-      </w:r>
-    </w:p>
-    <w:p>
-      <w:pPr>
-        <w:spacing w:after="40"/>
-        <w:ind w:left="420"/>
-      </w:pPr>
-      <w:r>
-        <w:rPr>
-          <w:sz w:val="20"/>
-          <w:szCs w:val="20"/>
-        </w:rPr>
-        <w:t xml:space="preserve">D)  (2, 7)</w:t>
-      </w:r>
-    </w:p>
-    <w:p>
-      <w:pPr>
-        <w:spacing w:after="20"/>
-      </w:pPr>
-      <w:r>
-        <w:t xml:space="preserve"/>
-      </w:r>
-    </w:p>
-    <w:tbl>
-      <w:tblPr>
-        <w:tblW w:type="pct" w:w="100%"/>
-        <w:tblBorders>
-          <w:top w:val="single" w:color="C7D2DD" w:sz="6"/>
-          <w:left w:val="single" w:color="C7D2DD" w:sz="6"/>
-          <w:bottom w:val="single" w:color="C7D2DD" w:sz="6"/>
-          <w:right w:val="single" w:color="C7D2DD" w:sz="6"/>
-          <w:insideH w:val="single" w:color="auto" w:sz="4"/>
-          <w:insideV w:val="single" w:color="auto" w:sz="4"/>
-        </w:tblBorders>
-      </w:tblPr>
-      <w:tblGrid>
-        <w:gridCol w:w="100"/>
-      </w:tblGrid>
-      <w:tr>
-        <w:tc>
-          <w:tcPr>
-            <w:shd w:fill="FBF3E2" w:color="auto" w:val="clear"/>
-            <w:tcMar>
-              <w:top w:type="dxa" w:w="60"/>
-              <w:left w:type="dxa" w:w="120"/>
-              <w:bottom w:type="dxa" w:w="60"/>
-              <w:right w:type="dxa" w:w="120"/>
-            </w:tcMar>
-          </w:tcPr>
-          <w:p>
-            <w:pPr>
-              <w:spacing w:after="0" w:line="320"/>
-            </w:pPr>
-            <w:r>
-              <w:t xml:space="preserve"/>
-            </w:r>
-          </w:p>
-          <w:p>
-            <w:pPr>
-              <w:spacing w:after="0" w:line="320"/>
-            </w:pPr>
-            <w:r>
-              <w:t xml:space="preserve"/>
-            </w:r>
-          </w:p>
-        </w:tc>
-      </w:tr>
-    </w:tbl>
-    <w:p>
-      <w:pPr>
-        <w:keepNext/>
-        <w:spacing w:after="60" w:before="160"/>
-      </w:pPr>
-      <w:r>
-        <w:rPr>
-          <w:b/>
-          <w:bCs/>
-          <w:color w:val="12355B"/>
-          <w:sz w:val="22"/>
-          <w:szCs w:val="22"/>
-        </w:rPr>
-        <w:t xml:space="preserve">4.  </w:t>
-      </w:r>
-      <w:r>
-        <w:rPr>
-          <w:b/>
-          <w:bCs/>
-          <w:sz w:val="21"/>
-          <w:szCs w:val="21"/>
-        </w:rPr>
-        <w:t xml:space="preserve">A buried chest is marked at (-5, 3). Vega folds the map along the y-axis to find its mirror twin. Where is the twin?</w:t>
-      </w:r>
-    </w:p>
-    <w:p>
-      <w:pPr>
-        <w:spacing w:after="40"/>
-        <w:ind w:left="420"/>
-      </w:pPr>
-      <w:r>
-        <w:rPr>
-          <w:sz w:val="20"/>
-          <w:szCs w:val="20"/>
-        </w:rPr>
-        <w:t xml:space="preserve">A)  (5, 3)</w:t>
-      </w:r>
-    </w:p>
-    <w:p>
-      <w:pPr>
-        <w:spacing w:after="40"/>
-        <w:ind w:left="420"/>
-      </w:pPr>
-      <w:r>
-        <w:rPr>
-          <w:sz w:val="20"/>
-          <w:szCs w:val="20"/>
-        </w:rPr>
-        <w:t xml:space="preserve">B)  (-5, -3)</w:t>
-      </w:r>
-    </w:p>
-    <w:p>
-      <w:pPr>
-        <w:spacing w:after="40"/>
-        <w:ind w:left="420"/>
-      </w:pPr>
-      <w:r>
-        <w:rPr>
-          <w:sz w:val="20"/>
-          <w:szCs w:val="20"/>
-        </w:rPr>
-        <w:t xml:space="preserve">C)  (5, -3)</w:t>
-      </w:r>
-    </w:p>
-    <w:p>
-      <w:pPr>
-        <w:spacing w:after="40"/>
-        <w:ind w:left="420"/>
-      </w:pPr>
-      <w:r>
-        <w:rPr>
-          <w:sz w:val="20"/>
-          <w:szCs w:val="20"/>
-        </w:rPr>
-        <w:t xml:space="preserve">D)  (3, -5)</w:t>
       </w:r>
     </w:p>
     <w:p>

--- a/lessons/9-7/downloads/9-7-notes.docx
+++ b/lessons/9-7/downloads/9-7-notes.docx
@@ -1228,6 +1228,1302 @@
           <w:szCs w:val="22"/>
         </w:rPr>
         <w:t xml:space="preserve">A whole number or its opposite, with no fraction part, is an ___.</w:t>
+      </w:r>
+    </w:p>
+    <w:p>
+      <w:pPr>
+        <w:pStyle w:val="Heading1"/>
+        <w:pageBreakBefore/>
+        <w:pBdr>
+          <w:bottom w:val="single" w:color="1FA6A2" w:sz="14" w:space="6"/>
+        </w:pBdr>
+        <w:spacing w:after="140" w:before="0"/>
+      </w:pPr>
+      <w:r>
+        <w:rPr>
+          <w:b/>
+          <w:bCs/>
+          <w:color w:val="12355B"/>
+          <w:sz w:val="30"/>
+          <w:szCs w:val="30"/>
+        </w:rPr>
+        <w:t xml:space="preserve">Write About the Math</w:t>
+      </w:r>
+    </w:p>
+    <w:p>
+      <w:pPr>
+        <w:spacing w:after="100"/>
+      </w:pPr>
+      <w:r>
+        <w:rPr>
+          <w:i/>
+          <w:iCs/>
+          <w:color w:val="5F6F80"/>
+          <w:sz w:val="19"/>
+          <w:szCs w:val="19"/>
+        </w:rPr>
+        <w:t xml:space="preserve">Use the support level you need. Every level answers the same math question.</w:t>
+      </w:r>
+    </w:p>
+    <w:p>
+      <w:pPr>
+        <w:pStyle w:val="Heading2"/>
+        <w:spacing w:after="80" w:before="180"/>
+      </w:pPr>
+      <w:r>
+        <w:rPr>
+          <w:b/>
+          <w:bCs/>
+          <w:color w:val="12355B"/>
+          <w:sz w:val="24"/>
+          <w:szCs w:val="24"/>
+        </w:rPr>
+        <w:t xml:space="preserve">1. Understand the Question</w:t>
+      </w:r>
+      <w:r>
+        <w:rPr>
+          <w:i/>
+          <w:iCs/>
+          <w:color w:val="B97A12"/>
+          <w:sz w:val="19"/>
+          <w:szCs w:val="19"/>
+        </w:rPr>
+        <w:t xml:space="preserve">   explain</w:t>
+      </w:r>
+    </w:p>
+    <w:tbl>
+      <w:tblPr>
+        <w:tblW w:type="pct" w:w="100%"/>
+        <w:tblBorders>
+          <w:top w:val="single" w:color="1FA6A2" w:sz="8"/>
+          <w:left w:val="single" w:color="1FA6A2" w:sz="8"/>
+          <w:bottom w:val="single" w:color="1FA6A2" w:sz="8"/>
+          <w:right w:val="single" w:color="1FA6A2" w:sz="8"/>
+          <w:insideH w:val="single" w:color="auto" w:sz="4"/>
+          <w:insideV w:val="single" w:color="auto" w:sz="4"/>
+        </w:tblBorders>
+      </w:tblPr>
+      <w:tblGrid>
+        <w:gridCol w:w="100"/>
+      </w:tblGrid>
+      <w:tr>
+        <w:tc>
+          <w:tcPr>
+            <w:shd w:fill="E6F4F3" w:color="auto" w:val="clear"/>
+            <w:tcMar>
+              <w:top w:type="dxa" w:w="120"/>
+              <w:left w:type="dxa" w:w="180"/>
+              <w:bottom w:type="dxa" w:w="120"/>
+              <w:right w:type="dxa" w:w="180"/>
+            </w:tcMar>
+          </w:tcPr>
+          <w:p>
+            <w:pPr>
+              <w:spacing w:after="60"/>
+            </w:pPr>
+            <w:r>
+              <w:rPr>
+                <w:color w:val="1A2733"/>
+                <w:sz w:val="21"/>
+                <w:szCs w:val="21"/>
+              </w:rPr>
+              <w:t xml:space="preserve">Reflect (4, -5) over the x-axis. Talk through how the coordinates change and where the new point lands?</w:t>
+            </w:r>
+          </w:p>
+          <w:p>
+            <w:pPr>
+              <w:spacing w:after="0"/>
+            </w:pPr>
+            <w:r>
+              <w:rPr>
+                <w:b/>
+                <w:bCs/>
+                <w:color w:val="12355B"/>
+                <w:sz w:val="20"/>
+                <w:szCs w:val="20"/>
+              </w:rPr>
+              <w:t xml:space="preserve">Your job:  </w:t>
+            </w:r>
+            <w:r>
+              <w:rPr>
+                <w:sz w:val="20"/>
+                <w:szCs w:val="20"/>
+              </w:rPr>
+              <w:t xml:space="preserve">Answer the question. Use math evidence. Explain how the evidence proves your answer.</w:t>
+            </w:r>
+            <w:r>
+              <w:rPr>
+                <w:i/>
+                <w:iCs/>
+                <w:color w:val="5F6F80"/>
+                <w:sz w:val="18"/>
+                <w:szCs w:val="18"/>
+              </w:rPr>
+              <w:br/>
+              <w:t xml:space="preserve">Responde la pregunta. Usa evidencia matemática. Explica cómo la evidencia demuestra tu respuesta.</w:t>
+            </w:r>
+          </w:p>
+        </w:tc>
+      </w:tr>
+    </w:tbl>
+    <w:p>
+      <w:pPr>
+        <w:pStyle w:val="Heading2"/>
+        <w:spacing w:after="80" w:before="180"/>
+      </w:pPr>
+      <w:r>
+        <w:rPr>
+          <w:b/>
+          <w:bCs/>
+          <w:color w:val="12355B"/>
+          <w:sz w:val="24"/>
+          <w:szCs w:val="24"/>
+        </w:rPr>
+        <w:t xml:space="preserve">2. Plan Your Math Words</w:t>
+      </w:r>
+      <w:r>
+        <w:rPr>
+          <w:i/>
+          <w:iCs/>
+          <w:color w:val="1FA6A2"/>
+          <w:sz w:val="19"/>
+          <w:szCs w:val="19"/>
+        </w:rPr>
+        <w:t xml:space="preserve">   check at least two</w:t>
+      </w:r>
+    </w:p>
+    <w:p>
+      <w:pPr>
+        <w:spacing w:after="60"/>
+      </w:pPr>
+      <w:r>
+        <w:rPr>
+          <w:b/>
+          <w:bCs/>
+          <w:color w:val="1FA6A2"/>
+          <w:sz w:val="22"/>
+          <w:szCs w:val="22"/>
+        </w:rPr>
+        <w:t xml:space="preserve">☐  </w:t>
+      </w:r>
+      <w:r>
+        <w:rPr>
+          <w:b/>
+          <w:bCs/>
+          <w:color w:val="12355B"/>
+          <w:sz w:val="20"/>
+          <w:szCs w:val="20"/>
+        </w:rPr>
+        <w:t xml:space="preserve">Reflection — </w:t>
+      </w:r>
+      <w:r>
+        <w:rPr>
+          <w:sz w:val="20"/>
+          <w:szCs w:val="20"/>
+        </w:rPr>
+        <w:t xml:space="preserve">A flipped image of a point on the other side of a line, the same distance away.</w:t>
+      </w:r>
+      <w:r>
+        <w:rPr>
+          <w:i/>
+          <w:iCs/>
+          <w:color w:val="5F6F80"/>
+          <w:sz w:val="18"/>
+          <w:szCs w:val="18"/>
+        </w:rPr>
+        <w:br/>
+        <w:t xml:space="preserve">Reflexión — Una imagen volteada de un punto al otro lado de una línea, a la misma distancia.</w:t>
+      </w:r>
+    </w:p>
+    <w:p>
+      <w:pPr>
+        <w:spacing w:after="60"/>
+      </w:pPr>
+      <w:r>
+        <w:rPr>
+          <w:b/>
+          <w:bCs/>
+          <w:color w:val="1FA6A2"/>
+          <w:sz w:val="22"/>
+          <w:szCs w:val="22"/>
+        </w:rPr>
+        <w:t xml:space="preserve">☐  </w:t>
+      </w:r>
+      <w:r>
+        <w:rPr>
+          <w:b/>
+          <w:bCs/>
+          <w:color w:val="12355B"/>
+          <w:sz w:val="20"/>
+          <w:szCs w:val="20"/>
+        </w:rPr>
+        <w:t xml:space="preserve">x-axis — </w:t>
+      </w:r>
+      <w:r>
+        <w:rPr>
+          <w:sz w:val="20"/>
+          <w:szCs w:val="20"/>
+        </w:rPr>
+        <w:t xml:space="preserve">The line that goes across the grid. Flipping over it changes the y sign.</w:t>
+      </w:r>
+      <w:r>
+        <w:rPr>
+          <w:i/>
+          <w:iCs/>
+          <w:color w:val="5F6F80"/>
+          <w:sz w:val="18"/>
+          <w:szCs w:val="18"/>
+        </w:rPr>
+        <w:br/>
+        <w:t xml:space="preserve">Eje x — La línea que va de lado en la cuadrícula. Voltear sobre ella cambia el signo de y.</w:t>
+      </w:r>
+    </w:p>
+    <w:p>
+      <w:pPr>
+        <w:spacing w:after="60"/>
+      </w:pPr>
+      <w:r>
+        <w:rPr>
+          <w:b/>
+          <w:bCs/>
+          <w:color w:val="1FA6A2"/>
+          <w:sz w:val="22"/>
+          <w:szCs w:val="22"/>
+        </w:rPr>
+        <w:t xml:space="preserve">☐  </w:t>
+      </w:r>
+      <w:r>
+        <w:rPr>
+          <w:b/>
+          <w:bCs/>
+          <w:color w:val="12355B"/>
+          <w:sz w:val="20"/>
+          <w:szCs w:val="20"/>
+        </w:rPr>
+        <w:t xml:space="preserve">y-axis — </w:t>
+      </w:r>
+      <w:r>
+        <w:rPr>
+          <w:sz w:val="20"/>
+          <w:szCs w:val="20"/>
+        </w:rPr>
+        <w:t xml:space="preserve">The line that goes up the grid. Flipping over it changes the x sign.</w:t>
+      </w:r>
+      <w:r>
+        <w:rPr>
+          <w:i/>
+          <w:iCs/>
+          <w:color w:val="5F6F80"/>
+          <w:sz w:val="18"/>
+          <w:szCs w:val="18"/>
+        </w:rPr>
+        <w:br/>
+        <w:t xml:space="preserve">Eje y — La línea que va hacia arriba en la cuadrícula. Voltear sobre ella cambia el signo de x.</w:t>
+      </w:r>
+    </w:p>
+    <w:p>
+      <w:pPr>
+        <w:spacing w:after="60"/>
+      </w:pPr>
+      <w:r>
+        <w:rPr>
+          <w:b/>
+          <w:bCs/>
+          <w:color w:val="1FA6A2"/>
+          <w:sz w:val="22"/>
+          <w:szCs w:val="22"/>
+        </w:rPr>
+        <w:t xml:space="preserve">☐  </w:t>
+      </w:r>
+      <w:r>
+        <w:rPr>
+          <w:b/>
+          <w:bCs/>
+          <w:color w:val="12355B"/>
+          <w:sz w:val="20"/>
+          <w:szCs w:val="20"/>
+        </w:rPr>
+        <w:t xml:space="preserve">Symmetry — </w:t>
+      </w:r>
+      <w:r>
+        <w:rPr>
+          <w:sz w:val="20"/>
+          <w:szCs w:val="20"/>
+        </w:rPr>
+        <w:t xml:space="preserve">When a shape looks the same on both sides of a line.</w:t>
+      </w:r>
+      <w:r>
+        <w:rPr>
+          <w:i/>
+          <w:iCs/>
+          <w:color w:val="5F6F80"/>
+          <w:sz w:val="18"/>
+          <w:szCs w:val="18"/>
+        </w:rPr>
+        <w:br/>
+        <w:t xml:space="preserve">Simetría — Cuando una figura se ve igual a ambos lados de una línea.</w:t>
+      </w:r>
+    </w:p>
+    <w:p>
+      <w:pPr>
+        <w:spacing w:after="60"/>
+      </w:pPr>
+      <w:r>
+        <w:rPr>
+          <w:b/>
+          <w:bCs/>
+          <w:color w:val="1FA6A2"/>
+          <w:sz w:val="22"/>
+          <w:szCs w:val="22"/>
+        </w:rPr>
+        <w:t xml:space="preserve">☐  </w:t>
+      </w:r>
+      <w:r>
+        <w:rPr>
+          <w:b/>
+          <w:bCs/>
+          <w:color w:val="12355B"/>
+          <w:sz w:val="20"/>
+          <w:szCs w:val="20"/>
+        </w:rPr>
+        <w:t xml:space="preserve">Integer — </w:t>
+      </w:r>
+      <w:r>
+        <w:rPr>
+          <w:sz w:val="20"/>
+          <w:szCs w:val="20"/>
+        </w:rPr>
+        <w:t xml:space="preserve">Whole numbers and their opposites, like -2, -1, 0, 1, 2.</w:t>
+      </w:r>
+      <w:r>
+        <w:rPr>
+          <w:i/>
+          <w:iCs/>
+          <w:color w:val="5F6F80"/>
+          <w:sz w:val="18"/>
+          <w:szCs w:val="18"/>
+        </w:rPr>
+        <w:br/>
+        <w:t xml:space="preserve">Número entero — Números enteros y sus opuestos, como -2, -1, 0, 1, 2.</w:t>
+      </w:r>
+    </w:p>
+    <w:tbl>
+      <w:tblPr>
+        <w:tblW w:type="pct" w:w="100%"/>
+        <w:tblBorders>
+          <w:top w:val="single" w:color="1FA6A2" w:sz="8"/>
+          <w:left w:val="single" w:color="1FA6A2" w:sz="8"/>
+          <w:bottom w:val="single" w:color="1FA6A2" w:sz="8"/>
+          <w:right w:val="single" w:color="1FA6A2" w:sz="8"/>
+          <w:insideH w:val="single" w:color="auto" w:sz="4"/>
+          <w:insideV w:val="single" w:color="auto" w:sz="4"/>
+        </w:tblBorders>
+      </w:tblPr>
+      <w:tblGrid>
+        <w:gridCol w:w="100"/>
+      </w:tblGrid>
+      <w:tr>
+        <w:tc>
+          <w:tcPr>
+            <w:shd w:fill="F7FFFD" w:color="auto" w:val="clear"/>
+            <w:tcMar>
+              <w:top w:type="dxa" w:w="120"/>
+              <w:left w:type="dxa" w:w="180"/>
+              <w:bottom w:type="dxa" w:w="120"/>
+              <w:right w:type="dxa" w:w="180"/>
+            </w:tcMar>
+          </w:tcPr>
+          <w:p>
+            <w:pPr>
+              <w:spacing w:after="50"/>
+            </w:pPr>
+            <w:r>
+              <w:rPr>
+                <w:b/>
+                <w:bCs/>
+                <w:color w:val="1FA6A2"/>
+                <w:sz w:val="20"/>
+                <w:szCs w:val="20"/>
+              </w:rPr>
+              <w:t xml:space="preserve">Say it first:  </w:t>
+            </w:r>
+            <w:r>
+              <w:rPr>
+                <w:sz w:val="20"/>
+                <w:szCs w:val="20"/>
+              </w:rPr>
+              <w:t xml:space="preserve">Say your idea to a partner or quietly to yourself before you write.</w:t>
+            </w:r>
+          </w:p>
+          <w:p>
+            <w:pPr>
+              <w:spacing w:after="60"/>
+            </w:pPr>
+            <w:r>
+              <w:rPr>
+                <w:color w:val="1A2733"/>
+                <w:sz w:val="21"/>
+                <w:szCs w:val="21"/>
+              </w:rPr>
+              <w:t xml:space="preserve">Over the x-axis, the ___ coordinate flips sign.</w:t>
+            </w:r>
+            <w:r>
+              <w:rPr>
+                <w:i/>
+                <w:iCs/>
+                <w:color w:val="5F6F80"/>
+                <w:sz w:val="19"/>
+                <w:szCs w:val="19"/>
+              </w:rPr>
+              <w:br/>
+              <w:t xml:space="preserve">Sobre el eje x, la coordenada ___ cambia de signo.</w:t>
+            </w:r>
+          </w:p>
+        </w:tc>
+      </w:tr>
+    </w:tbl>
+    <w:p>
+      <w:pPr>
+        <w:pStyle w:val="Heading2"/>
+        <w:spacing w:after="80" w:before="180"/>
+      </w:pPr>
+      <w:r>
+        <w:rPr>
+          <w:b/>
+          <w:bCs/>
+          <w:color w:val="12355B"/>
+          <w:sz w:val="24"/>
+          <w:szCs w:val="24"/>
+        </w:rPr>
+        <w:t xml:space="preserve">3. Build Your Explanation</w:t>
+      </w:r>
+      <w:r>
+        <w:rPr>
+          <w:i/>
+          <w:iCs/>
+          <w:color w:val="B97A12"/>
+          <w:sz w:val="19"/>
+          <w:szCs w:val="19"/>
+        </w:rPr>
+        <w:t xml:space="preserve">   choose your support</w:t>
+      </w:r>
+    </w:p>
+    <w:tbl>
+      <w:tblPr>
+        <w:tblW w:type="pct" w:w="100%"/>
+        <w:tblBorders>
+          <w:top w:val="single" w:color="BBD0DE" w:sz="8"/>
+          <w:left w:val="single" w:color="BBD0DE" w:sz="8"/>
+          <w:bottom w:val="single" w:color="BBD0DE" w:sz="8"/>
+          <w:right w:val="single" w:color="BBD0DE" w:sz="8"/>
+          <w:insideH w:val="single" w:color="auto" w:sz="4"/>
+          <w:insideV w:val="single" w:color="auto" w:sz="4"/>
+        </w:tblBorders>
+      </w:tblPr>
+      <w:tblGrid>
+        <w:gridCol w:w="100"/>
+      </w:tblGrid>
+      <w:tr>
+        <w:tc>
+          <w:tcPr>
+            <w:shd w:fill="EEF4F8" w:color="auto" w:val="clear"/>
+            <w:tcMar>
+              <w:top w:type="dxa" w:w="120"/>
+              <w:left w:type="dxa" w:w="180"/>
+              <w:bottom w:type="dxa" w:w="120"/>
+              <w:right w:type="dxa" w:w="180"/>
+            </w:tcMar>
+          </w:tcPr>
+          <w:p>
+            <w:pPr>
+              <w:spacing w:after="50"/>
+            </w:pPr>
+            <w:r>
+              <w:rPr>
+                <w:i/>
+                <w:iCs/>
+                <w:color w:val="5F6F80"/>
+                <w:sz w:val="19"/>
+                <w:szCs w:val="19"/>
+              </w:rPr>
+              <w:t xml:space="preserve">This model shows the parts of an explanation. It does not answer your writing question.</w:t>
+            </w:r>
+          </w:p>
+          <w:p>
+            <w:pPr>
+              <w:spacing w:after="80"/>
+            </w:pPr>
+            <w:r>
+              <w:rPr>
+                <w:b/>
+                <w:bCs/>
+                <w:color w:val="12355B"/>
+                <w:sz w:val="19"/>
+                <w:szCs w:val="19"/>
+              </w:rPr>
+              <w:t xml:space="preserve">Claim:  </w:t>
+            </w:r>
+            <w:r>
+              <w:rPr>
+                <w:sz w:val="19"/>
+                <w:szCs w:val="19"/>
+              </w:rPr>
+              <w:t xml:space="preserve">Reflecting over the y-axis changes the ___ coordinate because ___.</w:t>
+            </w:r>
+          </w:p>
+          <w:p>
+            <w:pPr>
+              <w:spacing w:after="80"/>
+            </w:pPr>
+            <w:r>
+              <w:rPr>
+                <w:b/>
+                <w:bCs/>
+                <w:color w:val="12355B"/>
+                <w:sz w:val="19"/>
+                <w:szCs w:val="19"/>
+              </w:rPr>
+              <w:t xml:space="preserve">Evidence:  </w:t>
+            </w:r>
+            <w:r>
+              <w:rPr>
+                <w:sz w:val="19"/>
+                <w:szCs w:val="19"/>
+              </w:rPr>
+              <w:t xml:space="preserve">Student states reflecting over the y-axis flips the sign of the x-coordinate while the y-coordinate stays the same, so (3,2) becomes (-3,2).</w:t>
+            </w:r>
+          </w:p>
+          <w:p>
+            <w:pPr>
+              <w:spacing w:after="80"/>
+            </w:pPr>
+            <w:r>
+              <w:rPr>
+                <w:b/>
+                <w:bCs/>
+                <w:color w:val="12355B"/>
+                <w:sz w:val="19"/>
+                <w:szCs w:val="19"/>
+              </w:rPr>
+              <w:t xml:space="preserve">Reasoning:  </w:t>
+            </w:r>
+            <w:r>
+              <w:rPr>
+                <w:sz w:val="19"/>
+                <w:szCs w:val="19"/>
+              </w:rPr>
+              <w:t xml:space="preserve">This evidence connects the definition of reflection to the mathematical claim.</w:t>
+            </w:r>
+          </w:p>
+        </w:tc>
+      </w:tr>
+    </w:tbl>
+    <w:p>
+      <w:pPr>
+        <w:pStyle w:val="Heading2"/>
+        <w:spacing w:after="80" w:before="180"/>
+      </w:pPr>
+      <w:r>
+        <w:rPr>
+          <w:b/>
+          <w:bCs/>
+          <w:color w:val="12355B"/>
+          <w:sz w:val="24"/>
+          <w:szCs w:val="24"/>
+        </w:rPr>
+        <w:t xml:space="preserve">Start</w:t>
+      </w:r>
+      <w:r>
+        <w:rPr>
+          <w:i/>
+          <w:iCs/>
+          <w:color w:val="1FA6A2"/>
+          <w:sz w:val="19"/>
+          <w:szCs w:val="19"/>
+        </w:rPr>
+        <w:t xml:space="preserve">   Most language support</w:t>
+      </w:r>
+    </w:p>
+    <w:p>
+      <w:pPr>
+        <w:spacing w:after="60"/>
+      </w:pPr>
+      <w:r>
+        <w:rPr>
+          <w:color w:val="1A2733"/>
+          <w:sz w:val="21"/>
+          <w:szCs w:val="21"/>
+        </w:rPr>
+        <w:t xml:space="preserve">Complete the frames. Use the word bank.</w:t>
+      </w:r>
+      <w:r>
+        <w:rPr>
+          <w:i/>
+          <w:iCs/>
+          <w:color w:val="5F6F80"/>
+          <w:sz w:val="19"/>
+          <w:szCs w:val="19"/>
+        </w:rPr>
+        <w:br/>
+        <w:t xml:space="preserve">Completa las oraciones. Usa el banco de palabras.</w:t>
+      </w:r>
+    </w:p>
+    <w:p>
+      <w:pPr>
+        <w:spacing w:after="60"/>
+      </w:pPr>
+      <w:r>
+        <w:rPr>
+          <w:color w:val="1A2733"/>
+          <w:sz w:val="21"/>
+          <w:szCs w:val="21"/>
+        </w:rPr>
+        <w:t xml:space="preserve">Over the x-axis, the ___ coordinate flips sign.</w:t>
+      </w:r>
+      <w:r>
+        <w:rPr>
+          <w:i/>
+          <w:iCs/>
+          <w:color w:val="5F6F80"/>
+          <w:sz w:val="19"/>
+          <w:szCs w:val="19"/>
+        </w:rPr>
+        <w:br/>
+        <w:t xml:space="preserve">Sobre el eje x, la coordenada ___ cambia de signo.</w:t>
+      </w:r>
+    </w:p>
+    <w:p>
+      <w:pPr>
+        <w:spacing w:after="60"/>
+      </w:pPr>
+      <w:r>
+        <w:rPr>
+          <w:color w:val="1A2733"/>
+          <w:sz w:val="21"/>
+          <w:szCs w:val="21"/>
+        </w:rPr>
+        <w:t xml:space="preserve">So (4, -5) becomes ___.</w:t>
+      </w:r>
+      <w:r>
+        <w:rPr>
+          <w:i/>
+          <w:iCs/>
+          <w:color w:val="5F6F80"/>
+          <w:sz w:val="19"/>
+          <w:szCs w:val="19"/>
+        </w:rPr>
+        <w:br/>
+        <w:t xml:space="preserve">Entonces (4, -5) se convierte en ___.</w:t>
+      </w:r>
+    </w:p>
+    <w:tbl>
+      <w:tblPr>
+        <w:tblW w:type="pct" w:w="100%"/>
+        <w:tblBorders>
+          <w:top w:val="single" w:color="C7D2DD" w:sz="6"/>
+          <w:left w:val="single" w:color="C7D2DD" w:sz="6"/>
+          <w:bottom w:val="single" w:color="C7D2DD" w:sz="6"/>
+          <w:right w:val="single" w:color="C7D2DD" w:sz="6"/>
+          <w:insideH w:val="single" w:color="auto" w:sz="4"/>
+          <w:insideV w:val="single" w:color="auto" w:sz="4"/>
+        </w:tblBorders>
+      </w:tblPr>
+      <w:tblGrid>
+        <w:gridCol w:w="100"/>
+      </w:tblGrid>
+      <w:tr>
+        <w:tc>
+          <w:tcPr>
+            <w:shd w:fill="FBF3E2" w:color="auto" w:val="clear"/>
+            <w:tcMar>
+              <w:top w:type="dxa" w:w="60"/>
+              <w:left w:type="dxa" w:w="120"/>
+              <w:bottom w:type="dxa" w:w="60"/>
+              <w:right w:type="dxa" w:w="120"/>
+            </w:tcMar>
+          </w:tcPr>
+          <w:p>
+            <w:pPr>
+              <w:spacing w:after="0" w:line="320"/>
+            </w:pPr>
+            <w:r>
+              <w:t xml:space="preserve"/>
+            </w:r>
+          </w:p>
+          <w:p>
+            <w:pPr>
+              <w:spacing w:after="0" w:line="320"/>
+            </w:pPr>
+            <w:r>
+              <w:t xml:space="preserve"/>
+            </w:r>
+          </w:p>
+          <w:p>
+            <w:pPr>
+              <w:spacing w:after="0" w:line="320"/>
+            </w:pPr>
+            <w:r>
+              <w:t xml:space="preserve"/>
+            </w:r>
+          </w:p>
+        </w:tc>
+      </w:tr>
+    </w:tbl>
+    <w:p>
+      <w:pPr>
+        <w:pStyle w:val="Heading2"/>
+        <w:spacing w:after="80" w:before="180"/>
+      </w:pPr>
+      <w:r>
+        <w:rPr>
+          <w:b/>
+          <w:bCs/>
+          <w:color w:val="12355B"/>
+          <w:sz w:val="24"/>
+          <w:szCs w:val="24"/>
+        </w:rPr>
+        <w:t xml:space="preserve">Build</w:t>
+      </w:r>
+      <w:r>
+        <w:rPr>
+          <w:i/>
+          <w:iCs/>
+          <w:color w:val="B97A12"/>
+          <w:sz w:val="19"/>
+          <w:szCs w:val="19"/>
+        </w:rPr>
+        <w:t xml:space="preserve">   Some language support</w:t>
+      </w:r>
+    </w:p>
+    <w:p>
+      <w:pPr>
+        <w:spacing w:after="60"/>
+      </w:pPr>
+      <w:r>
+        <w:rPr>
+          <w:color w:val="1A2733"/>
+          <w:sz w:val="21"/>
+          <w:szCs w:val="21"/>
+        </w:rPr>
+        <w:t xml:space="preserve">Write two connected sentences. Use because, so, or but.</w:t>
+      </w:r>
+      <w:r>
+        <w:rPr>
+          <w:i/>
+          <w:iCs/>
+          <w:color w:val="5F6F80"/>
+          <w:sz w:val="19"/>
+          <w:szCs w:val="19"/>
+        </w:rPr>
+        <w:br/>
+        <w:t xml:space="preserve">Escribe dos oraciones conectadas. Usa porque, entonces o pero.</w:t>
+      </w:r>
+    </w:p>
+    <w:p>
+      <w:pPr>
+        <w:spacing w:after="60"/>
+      </w:pPr>
+      <w:r>
+        <w:rPr>
+          <w:color w:val="1A2733"/>
+          <w:sz w:val="21"/>
+          <w:szCs w:val="21"/>
+        </w:rPr>
+        <w:t xml:space="preserve">My claim is ___.</w:t>
+      </w:r>
+      <w:r>
+        <w:rPr>
+          <w:i/>
+          <w:iCs/>
+          <w:color w:val="5F6F80"/>
+          <w:sz w:val="19"/>
+          <w:szCs w:val="19"/>
+        </w:rPr>
+        <w:br/>
+        <w:t xml:space="preserve">Mi afirmación es ___.</w:t>
+      </w:r>
+    </w:p>
+    <w:p>
+      <w:pPr>
+        <w:spacing w:after="60"/>
+      </w:pPr>
+      <w:r>
+        <w:rPr>
+          <w:color w:val="1A2733"/>
+          <w:sz w:val="21"/>
+          <w:szCs w:val="21"/>
+        </w:rPr>
+        <w:t xml:space="preserve">I know because ___.</w:t>
+      </w:r>
+      <w:r>
+        <w:rPr>
+          <w:i/>
+          <w:iCs/>
+          <w:color w:val="5F6F80"/>
+          <w:sz w:val="19"/>
+          <w:szCs w:val="19"/>
+        </w:rPr>
+        <w:br/>
+        <w:t xml:space="preserve">Lo sé porque ___.</w:t>
+      </w:r>
+    </w:p>
+    <w:p>
+      <w:pPr>
+        <w:spacing w:after="60"/>
+      </w:pPr>
+      <w:r>
+        <w:rPr>
+          <w:color w:val="1A2733"/>
+          <w:sz w:val="21"/>
+          <w:szCs w:val="21"/>
+        </w:rPr>
+        <w:t xml:space="preserve">So ___.</w:t>
+      </w:r>
+      <w:r>
+        <w:rPr>
+          <w:i/>
+          <w:iCs/>
+          <w:color w:val="5F6F80"/>
+          <w:sz w:val="19"/>
+          <w:szCs w:val="19"/>
+        </w:rPr>
+        <w:br/>
+        <w:t xml:space="preserve">Entonces ___.</w:t>
+      </w:r>
+    </w:p>
+    <w:tbl>
+      <w:tblPr>
+        <w:tblW w:type="pct" w:w="100%"/>
+        <w:tblBorders>
+          <w:top w:val="single" w:color="C7D2DD" w:sz="6"/>
+          <w:left w:val="single" w:color="C7D2DD" w:sz="6"/>
+          <w:bottom w:val="single" w:color="C7D2DD" w:sz="6"/>
+          <w:right w:val="single" w:color="C7D2DD" w:sz="6"/>
+          <w:insideH w:val="single" w:color="auto" w:sz="4"/>
+          <w:insideV w:val="single" w:color="auto" w:sz="4"/>
+        </w:tblBorders>
+      </w:tblPr>
+      <w:tblGrid>
+        <w:gridCol w:w="100"/>
+      </w:tblGrid>
+      <w:tr>
+        <w:tc>
+          <w:tcPr>
+            <w:shd w:fill="FBF3E2" w:color="auto" w:val="clear"/>
+            <w:tcMar>
+              <w:top w:type="dxa" w:w="60"/>
+              <w:left w:type="dxa" w:w="120"/>
+              <w:bottom w:type="dxa" w:w="60"/>
+              <w:right w:type="dxa" w:w="120"/>
+            </w:tcMar>
+          </w:tcPr>
+          <w:p>
+            <w:pPr>
+              <w:spacing w:after="0" w:line="320"/>
+            </w:pPr>
+            <w:r>
+              <w:t xml:space="preserve"/>
+            </w:r>
+          </w:p>
+          <w:p>
+            <w:pPr>
+              <w:spacing w:after="0" w:line="320"/>
+            </w:pPr>
+            <w:r>
+              <w:t xml:space="preserve"/>
+            </w:r>
+          </w:p>
+          <w:p>
+            <w:pPr>
+              <w:spacing w:after="0" w:line="320"/>
+            </w:pPr>
+            <w:r>
+              <w:t xml:space="preserve"/>
+            </w:r>
+          </w:p>
+        </w:tc>
+      </w:tr>
+    </w:tbl>
+    <w:p>
+      <w:pPr>
+        <w:pStyle w:val="Heading2"/>
+        <w:spacing w:after="80" w:before="180"/>
+      </w:pPr>
+      <w:r>
+        <w:rPr>
+          <w:b/>
+          <w:bCs/>
+          <w:color w:val="12355B"/>
+          <w:sz w:val="24"/>
+          <w:szCs w:val="24"/>
+        </w:rPr>
+        <w:t xml:space="preserve">Explain</w:t>
+      </w:r>
+      <w:r>
+        <w:rPr>
+          <w:i/>
+          <w:iCs/>
+          <w:color w:val="B97A12"/>
+          <w:sz w:val="19"/>
+          <w:szCs w:val="19"/>
+        </w:rPr>
+        <w:t xml:space="preserve">   Light language support</w:t>
+      </w:r>
+    </w:p>
+    <w:p>
+      <w:pPr>
+        <w:spacing w:after="60"/>
+      </w:pPr>
+      <w:r>
+        <w:rPr>
+          <w:color w:val="1A2733"/>
+          <w:sz w:val="21"/>
+          <w:szCs w:val="21"/>
+        </w:rPr>
+        <w:t xml:space="preserve">Write a claim, give math evidence, and explain your reasoning.</w:t>
+      </w:r>
+      <w:r>
+        <w:rPr>
+          <w:i/>
+          <w:iCs/>
+          <w:color w:val="5F6F80"/>
+          <w:sz w:val="19"/>
+          <w:szCs w:val="19"/>
+        </w:rPr>
+        <w:br/>
+        <w:t xml:space="preserve">Escribe una afirmación, da evidencia matemática y explica tu razonamiento.</w:t>
+      </w:r>
+    </w:p>
+    <w:p>
+      <w:pPr>
+        <w:spacing w:after="60"/>
+      </w:pPr>
+      <w:r>
+        <w:rPr>
+          <w:color w:val="1A2733"/>
+          <w:sz w:val="21"/>
+          <w:szCs w:val="21"/>
+        </w:rPr>
+        <w:t xml:space="preserve">My claim is ___.</w:t>
+      </w:r>
+      <w:r>
+        <w:rPr>
+          <w:i/>
+          <w:iCs/>
+          <w:color w:val="5F6F80"/>
+          <w:sz w:val="19"/>
+          <w:szCs w:val="19"/>
+        </w:rPr>
+        <w:br/>
+        <w:t xml:space="preserve">Mi afirmación es ___.</w:t>
+      </w:r>
+    </w:p>
+    <w:p>
+      <w:pPr>
+        <w:spacing w:after="60"/>
+      </w:pPr>
+      <w:r>
+        <w:rPr>
+          <w:color w:val="1A2733"/>
+          <w:sz w:val="21"/>
+          <w:szCs w:val="21"/>
+        </w:rPr>
+        <w:t xml:space="preserve">My math evidence is ___.</w:t>
+      </w:r>
+      <w:r>
+        <w:rPr>
+          <w:i/>
+          <w:iCs/>
+          <w:color w:val="5F6F80"/>
+          <w:sz w:val="19"/>
+          <w:szCs w:val="19"/>
+        </w:rPr>
+        <w:br/>
+        <w:t xml:space="preserve">Mi evidencia matemática es ___.</w:t>
+      </w:r>
+    </w:p>
+    <w:p>
+      <w:pPr>
+        <w:spacing w:after="60"/>
+      </w:pPr>
+      <w:r>
+        <w:rPr>
+          <w:color w:val="1A2733"/>
+          <w:sz w:val="21"/>
+          <w:szCs w:val="21"/>
+        </w:rPr>
+        <w:t xml:space="preserve">This proves ___ because ___.</w:t>
+      </w:r>
+      <w:r>
+        <w:rPr>
+          <w:i/>
+          <w:iCs/>
+          <w:color w:val="5F6F80"/>
+          <w:sz w:val="19"/>
+          <w:szCs w:val="19"/>
+        </w:rPr>
+        <w:br/>
+        <w:t xml:space="preserve">Esto demuestra ___ porque ___.</w:t>
+      </w:r>
+    </w:p>
+    <w:tbl>
+      <w:tblPr>
+        <w:tblW w:type="pct" w:w="100%"/>
+        <w:tblBorders>
+          <w:top w:val="single" w:color="C7D2DD" w:sz="6"/>
+          <w:left w:val="single" w:color="C7D2DD" w:sz="6"/>
+          <w:bottom w:val="single" w:color="C7D2DD" w:sz="6"/>
+          <w:right w:val="single" w:color="C7D2DD" w:sz="6"/>
+          <w:insideH w:val="single" w:color="auto" w:sz="4"/>
+          <w:insideV w:val="single" w:color="auto" w:sz="4"/>
+        </w:tblBorders>
+      </w:tblPr>
+      <w:tblGrid>
+        <w:gridCol w:w="100"/>
+      </w:tblGrid>
+      <w:tr>
+        <w:tc>
+          <w:tcPr>
+            <w:shd w:fill="FBF3E2" w:color="auto" w:val="clear"/>
+            <w:tcMar>
+              <w:top w:type="dxa" w:w="60"/>
+              <w:left w:type="dxa" w:w="120"/>
+              <w:bottom w:type="dxa" w:w="60"/>
+              <w:right w:type="dxa" w:w="120"/>
+            </w:tcMar>
+          </w:tcPr>
+          <w:p>
+            <w:pPr>
+              <w:spacing w:after="0" w:line="320"/>
+            </w:pPr>
+            <w:r>
+              <w:t xml:space="preserve"/>
+            </w:r>
+          </w:p>
+          <w:p>
+            <w:pPr>
+              <w:spacing w:after="0" w:line="320"/>
+            </w:pPr>
+            <w:r>
+              <w:t xml:space="preserve"/>
+            </w:r>
+          </w:p>
+          <w:p>
+            <w:pPr>
+              <w:spacing w:after="0" w:line="320"/>
+            </w:pPr>
+            <w:r>
+              <w:t xml:space="preserve"/>
+            </w:r>
+          </w:p>
+          <w:p>
+            <w:pPr>
+              <w:spacing w:after="0" w:line="320"/>
+            </w:pPr>
+            <w:r>
+              <w:t xml:space="preserve"/>
+            </w:r>
+          </w:p>
+          <w:p>
+            <w:pPr>
+              <w:spacing w:after="0" w:line="320"/>
+            </w:pPr>
+            <w:r>
+              <w:t xml:space="preserve"/>
+            </w:r>
+          </w:p>
+        </w:tc>
+      </w:tr>
+    </w:tbl>
+    <w:p>
+      <w:pPr>
+        <w:pStyle w:val="Heading2"/>
+        <w:spacing w:after="80" w:before="180"/>
+      </w:pPr>
+      <w:r>
+        <w:rPr>
+          <w:b/>
+          <w:bCs/>
+          <w:color w:val="12355B"/>
+          <w:sz w:val="24"/>
+          <w:szCs w:val="24"/>
+        </w:rPr>
+        <w:t xml:space="preserve">4. Check Your Explanation</w:t>
+      </w:r>
+      <w:r>
+        <w:rPr>
+          <w:i/>
+          <w:iCs/>
+          <w:color w:val="1FA6A2"/>
+          <w:sz w:val="19"/>
+          <w:szCs w:val="19"/>
+        </w:rPr>
+        <w:t xml:space="preserve">   five quick checks</w:t>
+      </w:r>
+    </w:p>
+    <w:p>
+      <w:pPr>
+        <w:spacing w:after="80"/>
+      </w:pPr>
+      <w:r>
+        <w:rPr>
+          <w:b/>
+          <w:bCs/>
+          <w:color w:val="1FA6A2"/>
+          <w:sz w:val="22"/>
+          <w:szCs w:val="22"/>
+        </w:rPr>
+        <w:t xml:space="preserve">☐  </w:t>
+      </w:r>
+      <w:r>
+        <w:rPr>
+          <w:sz w:val="20"/>
+          <w:szCs w:val="20"/>
+        </w:rPr>
+        <w:t xml:space="preserve">I answered the question.</w:t>
+      </w:r>
+      <w:r>
+        <w:rPr>
+          <w:i/>
+          <w:iCs/>
+          <w:color w:val="5F6F80"/>
+          <w:sz w:val="18"/>
+          <w:szCs w:val="18"/>
+        </w:rPr>
+        <w:br/>
+        <w:t xml:space="preserve">Respondí la pregunta.</w:t>
+      </w:r>
+    </w:p>
+    <w:p>
+      <w:pPr>
+        <w:spacing w:after="80"/>
+      </w:pPr>
+      <w:r>
+        <w:rPr>
+          <w:b/>
+          <w:bCs/>
+          <w:color w:val="1FA6A2"/>
+          <w:sz w:val="22"/>
+          <w:szCs w:val="22"/>
+        </w:rPr>
+        <w:t xml:space="preserve">☐  </w:t>
+      </w:r>
+      <w:r>
+        <w:rPr>
+          <w:sz w:val="20"/>
+          <w:szCs w:val="20"/>
+        </w:rPr>
+        <w:t xml:space="preserve">I used math evidence: numbers, an equation, a model, or a comparison.</w:t>
+      </w:r>
+      <w:r>
+        <w:rPr>
+          <w:i/>
+          <w:iCs/>
+          <w:color w:val="5F6F80"/>
+          <w:sz w:val="18"/>
+          <w:szCs w:val="18"/>
+        </w:rPr>
+        <w:br/>
+        <w:t xml:space="preserve">Usé evidencia matemática: números, una ecuación, un modelo o una comparación.</w:t>
+      </w:r>
+    </w:p>
+    <w:p>
+      <w:pPr>
+        <w:spacing w:after="80"/>
+      </w:pPr>
+      <w:r>
+        <w:rPr>
+          <w:b/>
+          <w:bCs/>
+          <w:color w:val="1FA6A2"/>
+          <w:sz w:val="22"/>
+          <w:szCs w:val="22"/>
+        </w:rPr>
+        <w:t xml:space="preserve">☐  </w:t>
+      </w:r>
+      <w:r>
+        <w:rPr>
+          <w:sz w:val="20"/>
+          <w:szCs w:val="20"/>
+        </w:rPr>
+        <w:t xml:space="preserve">I explained how the evidence proves my answer.</w:t>
+      </w:r>
+      <w:r>
+        <w:rPr>
+          <w:i/>
+          <w:iCs/>
+          <w:color w:val="5F6F80"/>
+          <w:sz w:val="18"/>
+          <w:szCs w:val="18"/>
+        </w:rPr>
+        <w:br/>
+        <w:t xml:space="preserve">Expliqué cómo la evidencia demuestra mi respuesta.</w:t>
+      </w:r>
+    </w:p>
+    <w:p>
+      <w:pPr>
+        <w:spacing w:after="80"/>
+      </w:pPr>
+      <w:r>
+        <w:rPr>
+          <w:b/>
+          <w:bCs/>
+          <w:color w:val="1FA6A2"/>
+          <w:sz w:val="22"/>
+          <w:szCs w:val="22"/>
+        </w:rPr>
+        <w:t xml:space="preserve">☐  </w:t>
+      </w:r>
+      <w:r>
+        <w:rPr>
+          <w:sz w:val="20"/>
+          <w:szCs w:val="20"/>
+        </w:rPr>
+        <w:t xml:space="preserve">I used at least two math words.</w:t>
+      </w:r>
+      <w:r>
+        <w:rPr>
+          <w:i/>
+          <w:iCs/>
+          <w:color w:val="5F6F80"/>
+          <w:sz w:val="18"/>
+          <w:szCs w:val="18"/>
+        </w:rPr>
+        <w:br/>
+        <w:t xml:space="preserve">Usé por lo menos dos palabras matemáticas.</w:t>
+      </w:r>
+    </w:p>
+    <w:p>
+      <w:pPr>
+        <w:spacing w:after="80"/>
+      </w:pPr>
+      <w:r>
+        <w:rPr>
+          <w:b/>
+          <w:bCs/>
+          <w:color w:val="1FA6A2"/>
+          <w:sz w:val="22"/>
+          <w:szCs w:val="22"/>
+        </w:rPr>
+        <w:t xml:space="preserve">☐  </w:t>
+      </w:r>
+      <w:r>
+        <w:rPr>
+          <w:sz w:val="20"/>
+          <w:szCs w:val="20"/>
+        </w:rPr>
+        <w:t xml:space="preserve">I reread complete sentences and punctuation.</w:t>
+      </w:r>
+      <w:r>
+        <w:rPr>
+          <w:i/>
+          <w:iCs/>
+          <w:color w:val="5F6F80"/>
+          <w:sz w:val="18"/>
+          <w:szCs w:val="18"/>
+        </w:rPr>
+        <w:br/>
+        <w:t xml:space="preserve">Volví a leer mis oraciones completas y la puntuación.</w:t>
       </w:r>
     </w:p>
     <w:p>
